--- a/Земельный-блок_Свердловская-область_кратко.docx
+++ b/Земельный-блок_Свердловская-область_кратко.docx
@@ -83,8 +83,8 @@
         </w:tblBorders>
       </w:tblPr>
       <w:tblGrid>
-        <w:gridCol w:w="2245"/>
-        <w:gridCol w:w="5238"/>
+        <w:gridCol w:w="2151"/>
+        <w:gridCol w:w="5332"/>
         <w:gridCol w:w="1871"/>
       </w:tblGrid>
       <w:tr>
@@ -93,7 +93,7 @@
         </w:trPr>
         <w:tc>
           <w:tcPr>
-            <w:tcW w:type="dxa" w:w="2245"/>
+            <w:tcW w:type="dxa" w:w="2151"/>
             <w:tcBorders>
               <w:top w:val="single" w:color="9AA5B1" w:sz="4"/>
               <w:left w:val="single" w:color="9AA5B1" w:sz="4"/>
@@ -128,7 +128,7 @@
         </w:tc>
         <w:tc>
           <w:tcPr>
-            <w:tcW w:type="dxa" w:w="5238"/>
+            <w:tcW w:type="dxa" w:w="5332"/>
             <w:tcBorders>
               <w:top w:val="single" w:color="9AA5B1" w:sz="4"/>
               <w:left w:val="single" w:color="9AA5B1" w:sz="4"/>
@@ -203,7 +203,7 @@
         </w:trPr>
         <w:tc>
           <w:tcPr>
-            <w:tcW w:type="dxa" w:w="2245"/>
+            <w:tcW w:type="dxa" w:w="2151"/>
             <w:tcBorders>
               <w:top w:val="single" w:color="9AA5B1" w:sz="4"/>
               <w:left w:val="single" w:color="9AA5B1" w:sz="4"/>
@@ -232,32 +232,42 @@
                 <w:sz w:val="19"/>
                 <w:szCs w:val="19"/>
               </w:rPr>
-              <w:t xml:space="preserve">Кадастровый номер участка</w:t>
-            </w:r>
-          </w:p>
-        </w:tc>
-        <w:tc>
-          <w:tcPr>
-            <w:tcW w:type="dxa" w:w="5238"/>
-            <w:tcBorders>
-              <w:top w:val="single" w:color="9AA5B1" w:sz="4"/>
-              <w:left w:val="single" w:color="9AA5B1" w:sz="4"/>
-              <w:bottom w:val="single" w:color="9AA5B1" w:sz="4"/>
-              <w:right w:val="single" w:color="9AA5B1" w:sz="4"/>
-            </w:tcBorders>
-            <w:tcMar>
-              <w:top w:type="dxa" w:w="50"/>
-              <w:left w:type="dxa" w:w="90"/>
-              <w:bottom w:type="dxa" w:w="50"/>
-              <w:right w:type="dxa" w:w="90"/>
-            </w:tcMar>
-            <w:vAlign w:val="top"/>
-          </w:tcPr>
-          <w:p>
-            <w:pPr>
-              <w:spacing w:after="20" w:line="240"/>
-              <w:jc w:val="left"/>
-            </w:pPr>
+              <w:t xml:space="preserve">Кадастровый номер</w:t>
+            </w:r>
+          </w:p>
+        </w:tc>
+        <w:tc>
+          <w:tcPr>
+            <w:tcW w:type="dxa" w:w="5332"/>
+            <w:tcBorders>
+              <w:top w:val="single" w:color="9AA5B1" w:sz="4"/>
+              <w:left w:val="single" w:color="9AA5B1" w:sz="4"/>
+              <w:bottom w:val="single" w:color="9AA5B1" w:sz="4"/>
+              <w:right w:val="single" w:color="9AA5B1" w:sz="4"/>
+            </w:tcBorders>
+            <w:tcMar>
+              <w:top w:type="dxa" w:w="50"/>
+              <w:left w:type="dxa" w:w="90"/>
+              <w:bottom w:type="dxa" w:w="50"/>
+              <w:right w:type="dxa" w:w="90"/>
+            </w:tcMar>
+            <w:vAlign w:val="top"/>
+          </w:tcPr>
+          <w:p>
+            <w:pPr>
+              <w:spacing w:after="20" w:line="240"/>
+              <w:jc w:val="left"/>
+            </w:pPr>
+            <w:r>
+              <w:rPr>
+                <w:rFonts w:ascii="Times New Roman" w:cs="Times New Roman" w:eastAsia="Times New Roman" w:hAnsi="Times New Roman"/>
+                <w:b/>
+                <w:bCs/>
+                <w:sz w:val="19"/>
+                <w:szCs w:val="19"/>
+              </w:rPr>
+              <w:t xml:space="preserve">66:35:0201001:1986</w:t>
+            </w:r>
             <w:r>
               <w:rPr>
                 <w:rFonts w:ascii="Times New Roman" w:cs="Times New Roman" w:eastAsia="Times New Roman" w:hAnsi="Times New Roman"/>
@@ -266,7 +276,7 @@
                 <w:sz w:val="19"/>
                 <w:szCs w:val="19"/>
               </w:rPr>
-              <w:t xml:space="preserve">Не определён: Публичная кадастровая карта (теперь в НСПД), Инвесткарта РФ и ГИСП из рабочей среды недоступны. Дан алгоритм отбора и паспорт участка для заполнения — разд. 1</w:t>
+              <w:t xml:space="preserve">, г. Березовский, Березовский муниципальный округ; 14,58 га; государственная собственность не разграничена</w:t>
             </w:r>
           </w:p>
         </w:tc>
@@ -295,12 +305,12 @@
             <w:r>
               <w:rPr>
                 <w:rFonts w:ascii="Times New Roman" w:cs="Times New Roman" w:eastAsia="Times New Roman" w:hAnsi="Times New Roman"/>
-                <w:b/>
-                <w:bCs/>
-                <w:sz w:val="19"/>
-                <w:szCs w:val="19"/>
-              </w:rPr>
-              <w:t xml:space="preserve">заполнить</w:t>
+                <w:b w:val="false"/>
+                <w:bCs w:val="false"/>
+                <w:sz w:val="19"/>
+                <w:szCs w:val="19"/>
+              </w:rPr>
+              <w:t xml:space="preserve">есть</w:t>
             </w:r>
           </w:p>
         </w:tc>
@@ -311,7 +321,7 @@
         </w:trPr>
         <w:tc>
           <w:tcPr>
-            <w:tcW w:type="dxa" w:w="2245"/>
+            <w:tcW w:type="dxa" w:w="2151"/>
             <w:tcBorders>
               <w:top w:val="single" w:color="9AA5B1" w:sz="4"/>
               <w:left w:val="single" w:color="9AA5B1" w:sz="4"/>
@@ -346,7 +356,7 @@
         </w:tc>
         <w:tc>
           <w:tcPr>
-            <w:tcW w:type="dxa" w:w="5238"/>
+            <w:tcW w:type="dxa" w:w="5332"/>
             <w:tcBorders>
               <w:top w:val="single" w:color="9AA5B1" w:sz="4"/>
               <w:left w:val="single" w:color="9AA5B1" w:sz="4"/>
@@ -374,7 +384,7 @@
                 <w:sz w:val="19"/>
                 <w:szCs w:val="19"/>
               </w:rPr>
-              <w:t xml:space="preserve">Земли промышленности, энергетики, транспорта… (пп. 7 п. 1 ст. 7, ст. 87, 88 ЗК РФ). Допустимо: земли населённых пунктов в производственной зоне ПЗЗ</w:t>
+              <w:t xml:space="preserve">Земли промышленности, энергетики, транспорта… (ст. 7, 87, 88 ЗК РФ)</w:t>
             </w:r>
           </w:p>
         </w:tc>
@@ -408,7 +418,7 @@
                 <w:sz w:val="19"/>
                 <w:szCs w:val="19"/>
               </w:rPr>
-              <w:t xml:space="preserve">готово</w:t>
+              <w:t xml:space="preserve">соответствует</w:t>
             </w:r>
           </w:p>
         </w:tc>
@@ -419,7 +429,7 @@
         </w:trPr>
         <w:tc>
           <w:tcPr>
-            <w:tcW w:type="dxa" w:w="2245"/>
+            <w:tcW w:type="dxa" w:w="2151"/>
             <w:tcBorders>
               <w:top w:val="single" w:color="9AA5B1" w:sz="4"/>
               <w:left w:val="single" w:color="9AA5B1" w:sz="4"/>
@@ -454,7 +464,7 @@
         </w:tc>
         <w:tc>
           <w:tcPr>
-            <w:tcW w:type="dxa" w:w="5238"/>
+            <w:tcW w:type="dxa" w:w="5332"/>
             <w:tcBorders>
               <w:top w:val="single" w:color="9AA5B1" w:sz="4"/>
               <w:left w:val="single" w:color="9AA5B1" w:sz="4"/>
@@ -482,7 +492,17 @@
                 <w:sz w:val="19"/>
                 <w:szCs w:val="19"/>
               </w:rPr>
-              <w:t xml:space="preserve">6.2 «Тяжёлая промышленность» (описание включает авиастроение и СЗЗ) + 6.9 «Склад» — Приказ Росреестра от 10.11.2020 № П/0412</w:t>
+              <w:t xml:space="preserve">По ЕГРН — «Специальная деятельность» (код 12.2: объекты обращения с отходами). Нужен </w:t>
+            </w:r>
+            <w:r>
+              <w:rPr>
+                <w:rFonts w:ascii="Times New Roman" w:cs="Times New Roman" w:eastAsia="Times New Roman" w:hAnsi="Times New Roman"/>
+                <w:b/>
+                <w:bCs/>
+                <w:sz w:val="19"/>
+                <w:szCs w:val="19"/>
+              </w:rPr>
+              <w:t xml:space="preserve">6.2 «Тяжёлая промышленность» + 6.9 «Склад»</w:t>
             </w:r>
           </w:p>
         </w:tc>
@@ -511,12 +531,12 @@
             <w:r>
               <w:rPr>
                 <w:rFonts w:ascii="Times New Roman" w:cs="Times New Roman" w:eastAsia="Times New Roman" w:hAnsi="Times New Roman"/>
-                <w:b w:val="false"/>
-                <w:bCs w:val="false"/>
-                <w:sz w:val="19"/>
-                <w:szCs w:val="19"/>
-              </w:rPr>
-              <w:t xml:space="preserve">готово</w:t>
+                <w:b/>
+                <w:bCs/>
+                <w:sz w:val="19"/>
+                <w:szCs w:val="19"/>
+              </w:rPr>
+              <w:t xml:space="preserve">требует изменения</w:t>
             </w:r>
           </w:p>
         </w:tc>
@@ -527,7 +547,7 @@
         </w:trPr>
         <w:tc>
           <w:tcPr>
-            <w:tcW w:type="dxa" w:w="2245"/>
+            <w:tcW w:type="dxa" w:w="2151"/>
             <w:tcBorders>
               <w:top w:val="single" w:color="9AA5B1" w:sz="4"/>
               <w:left w:val="single" w:color="9AA5B1" w:sz="4"/>
@@ -562,7 +582,7 @@
         </w:tc>
         <w:tc>
           <w:tcPr>
-            <w:tcW w:type="dxa" w:w="5238"/>
+            <w:tcW w:type="dxa" w:w="5332"/>
             <w:tcBorders>
               <w:top w:val="single" w:color="9AA5B1" w:sz="4"/>
               <w:left w:val="single" w:color="9AA5B1" w:sz="4"/>
@@ -590,32 +610,18 @@
                 <w:sz w:val="19"/>
                 <w:szCs w:val="19"/>
               </w:rPr>
-              <w:t xml:space="preserve">пп. 3 п. 2 ст. 39.6 ЗК РФ → ст. 30 Закона Свердловской области от 07.07.2004 № 18-ОЗ → Постановление Правительства Свердловской области от 08.07.2016 № 484-ПП</w:t>
-            </w:r>
-          </w:p>
-        </w:tc>
-        <w:tc>
-          <w:tcPr>
-            <w:tcW w:type="dxa" w:w="1871"/>
-            <w:tcBorders>
-              <w:top w:val="single" w:color="9AA5B1" w:sz="4"/>
-              <w:left w:val="single" w:color="9AA5B1" w:sz="4"/>
-              <w:bottom w:val="single" w:color="9AA5B1" w:sz="4"/>
-              <w:right w:val="single" w:color="9AA5B1" w:sz="4"/>
-            </w:tcBorders>
-            <w:tcMar>
-              <w:top w:type="dxa" w:w="50"/>
-              <w:left w:type="dxa" w:w="90"/>
-              <w:bottom w:type="dxa" w:w="50"/>
-              <w:right w:type="dxa" w:w="90"/>
-            </w:tcMar>
-            <w:vAlign w:val="top"/>
-          </w:tcPr>
-          <w:p>
-            <w:pPr>
-              <w:spacing w:after="20" w:line="240"/>
-              <w:jc w:val="left"/>
-            </w:pPr>
+              <w:t xml:space="preserve">пп. 3 п. 2 ст. 39.6 ЗК РФ + </w:t>
+            </w:r>
+            <w:r>
+              <w:rPr>
+                <w:rFonts w:ascii="Times New Roman" w:cs="Times New Roman" w:eastAsia="Times New Roman" w:hAnsi="Times New Roman"/>
+                <w:b/>
+                <w:bCs/>
+                <w:sz w:val="19"/>
+                <w:szCs w:val="19"/>
+              </w:rPr>
+              <w:t xml:space="preserve">пп. 1 п. 2 ст. 30</w:t>
+            </w:r>
             <w:r>
               <w:rPr>
                 <w:rFonts w:ascii="Times New Roman" w:cs="Times New Roman" w:eastAsia="Times New Roman" w:hAnsi="Times New Roman"/>
@@ -624,7 +630,41 @@
                 <w:sz w:val="19"/>
                 <w:szCs w:val="19"/>
               </w:rPr>
-              <w:t xml:space="preserve">готово</w:t>
+              <w:t xml:space="preserve"> Закона Свердловской области от 07.07.2004 № 18-ОЗ + ПП СО от 08.07.2016 № 484-ПП</w:t>
+            </w:r>
+          </w:p>
+        </w:tc>
+        <w:tc>
+          <w:tcPr>
+            <w:tcW w:type="dxa" w:w="1871"/>
+            <w:tcBorders>
+              <w:top w:val="single" w:color="9AA5B1" w:sz="4"/>
+              <w:left w:val="single" w:color="9AA5B1" w:sz="4"/>
+              <w:bottom w:val="single" w:color="9AA5B1" w:sz="4"/>
+              <w:right w:val="single" w:color="9AA5B1" w:sz="4"/>
+            </w:tcBorders>
+            <w:tcMar>
+              <w:top w:type="dxa" w:w="50"/>
+              <w:left w:type="dxa" w:w="90"/>
+              <w:bottom w:type="dxa" w:w="50"/>
+              <w:right w:type="dxa" w:w="90"/>
+            </w:tcMar>
+            <w:vAlign w:val="top"/>
+          </w:tcPr>
+          <w:p>
+            <w:pPr>
+              <w:spacing w:after="20" w:line="240"/>
+              <w:jc w:val="left"/>
+            </w:pPr>
+            <w:r>
+              <w:rPr>
+                <w:rFonts w:ascii="Times New Roman" w:cs="Times New Roman" w:eastAsia="Times New Roman" w:hAnsi="Times New Roman"/>
+                <w:b w:val="false"/>
+                <w:bCs w:val="false"/>
+                <w:sz w:val="19"/>
+                <w:szCs w:val="19"/>
+              </w:rPr>
+              <w:t xml:space="preserve">есть</w:t>
             </w:r>
           </w:p>
         </w:tc>
@@ -635,7 +675,7 @@
         </w:trPr>
         <w:tc>
           <w:tcPr>
-            <w:tcW w:type="dxa" w:w="2245"/>
+            <w:tcW w:type="dxa" w:w="2151"/>
             <w:tcBorders>
               <w:top w:val="single" w:color="9AA5B1" w:sz="4"/>
               <w:left w:val="single" w:color="9AA5B1" w:sz="4"/>
@@ -664,13 +704,13 @@
                 <w:sz w:val="19"/>
                 <w:szCs w:val="19"/>
               </w:rPr>
-              <w:t xml:space="preserve">Соответствие критериям МИП</w:t>
-            </w:r>
-          </w:p>
-        </w:tc>
-        <w:tc>
-          <w:tcPr>
-            <w:tcW w:type="dxa" w:w="5238"/>
+              <w:t xml:space="preserve">Соответствие критерию</w:t>
+            </w:r>
+          </w:p>
+        </w:tc>
+        <w:tc>
+          <w:tcPr>
+            <w:tcW w:type="dxa" w:w="5332"/>
             <w:tcBorders>
               <w:top w:val="single" w:color="9AA5B1" w:sz="4"/>
               <w:left w:val="single" w:color="9AA5B1" w:sz="4"/>
@@ -698,32 +738,18 @@
                 <w:sz w:val="19"/>
                 <w:szCs w:val="19"/>
               </w:rPr>
-              <w:t xml:space="preserve">4,5 млрд руб. инвестиций при порогах ст. 30 в сотни млн руб.</w:t>
-            </w:r>
-          </w:p>
-        </w:tc>
-        <w:tc>
-          <w:tcPr>
-            <w:tcW w:type="dxa" w:w="1871"/>
-            <w:tcBorders>
-              <w:top w:val="single" w:color="9AA5B1" w:sz="4"/>
-              <w:left w:val="single" w:color="9AA5B1" w:sz="4"/>
-              <w:bottom w:val="single" w:color="9AA5B1" w:sz="4"/>
-              <w:right w:val="single" w:color="9AA5B1" w:sz="4"/>
-            </w:tcBorders>
-            <w:tcMar>
-              <w:top w:type="dxa" w:w="50"/>
-              <w:left w:type="dxa" w:w="90"/>
-              <w:bottom w:type="dxa" w:w="50"/>
-              <w:right w:type="dxa" w:w="90"/>
-            </w:tcMar>
-            <w:vAlign w:val="top"/>
-          </w:tcPr>
-          <w:p>
-            <w:pPr>
-              <w:spacing w:after="20" w:line="240"/>
-              <w:jc w:val="left"/>
-            </w:pPr>
+              <w:t xml:space="preserve">Порог — </w:t>
+            </w:r>
+            <w:r>
+              <w:rPr>
+                <w:rFonts w:ascii="Times New Roman" w:cs="Times New Roman" w:eastAsia="Times New Roman" w:hAnsi="Times New Roman"/>
+                <w:b/>
+                <w:bCs/>
+                <w:sz w:val="19"/>
+                <w:szCs w:val="19"/>
+              </w:rPr>
+              <w:t xml:space="preserve">500 млн руб. на 1 га</w:t>
+            </w:r>
             <w:r>
               <w:rPr>
                 <w:rFonts w:ascii="Times New Roman" w:cs="Times New Roman" w:eastAsia="Times New Roman" w:hAnsi="Times New Roman"/>
@@ -732,7 +758,41 @@
                 <w:sz w:val="19"/>
                 <w:szCs w:val="19"/>
               </w:rPr>
-              <w:t xml:space="preserve">готово; цифры порогов сверить</w:t>
+              <w:t xml:space="preserve">. На 14,58 га нужно 7,29 млрд руб.; у проекта 4,5 млрд (309 млн руб./га)</w:t>
+            </w:r>
+          </w:p>
+        </w:tc>
+        <w:tc>
+          <w:tcPr>
+            <w:tcW w:type="dxa" w:w="1871"/>
+            <w:tcBorders>
+              <w:top w:val="single" w:color="9AA5B1" w:sz="4"/>
+              <w:left w:val="single" w:color="9AA5B1" w:sz="4"/>
+              <w:bottom w:val="single" w:color="9AA5B1" w:sz="4"/>
+              <w:right w:val="single" w:color="9AA5B1" w:sz="4"/>
+            </w:tcBorders>
+            <w:tcMar>
+              <w:top w:type="dxa" w:w="50"/>
+              <w:left w:type="dxa" w:w="90"/>
+              <w:bottom w:type="dxa" w:w="50"/>
+              <w:right w:type="dxa" w:w="90"/>
+            </w:tcMar>
+            <w:vAlign w:val="top"/>
+          </w:tcPr>
+          <w:p>
+            <w:pPr>
+              <w:spacing w:after="20" w:line="240"/>
+              <w:jc w:val="left"/>
+            </w:pPr>
+            <w:r>
+              <w:rPr>
+                <w:rFonts w:ascii="Times New Roman" w:cs="Times New Roman" w:eastAsia="Times New Roman" w:hAnsi="Times New Roman"/>
+                <w:b/>
+                <w:bCs/>
+                <w:sz w:val="19"/>
+                <w:szCs w:val="19"/>
+              </w:rPr>
+              <w:t xml:space="preserve">не проходит на 14,58 га</w:t>
             </w:r>
           </w:p>
         </w:tc>
@@ -743,7 +803,7 @@
         </w:trPr>
         <w:tc>
           <w:tcPr>
-            <w:tcW w:type="dxa" w:w="2245"/>
+            <w:tcW w:type="dxa" w:w="2151"/>
             <w:tcBorders>
               <w:top w:val="single" w:color="9AA5B1" w:sz="4"/>
               <w:left w:val="single" w:color="9AA5B1" w:sz="4"/>
@@ -772,13 +832,13 @@
                 <w:sz w:val="19"/>
                 <w:szCs w:val="19"/>
               </w:rPr>
-              <w:t xml:space="preserve">Кто принимает решение</w:t>
-            </w:r>
-          </w:p>
-        </w:tc>
-        <w:tc>
-          <w:tcPr>
-            <w:tcW w:type="dxa" w:w="5238"/>
+              <w:t xml:space="preserve">Решение по площади</w:t>
+            </w:r>
+          </w:p>
+        </w:tc>
+        <w:tc>
+          <w:tcPr>
+            <w:tcW w:type="dxa" w:w="5332"/>
             <w:tcBorders>
               <w:top w:val="single" w:color="9AA5B1" w:sz="4"/>
               <w:left w:val="single" w:color="9AA5B1" w:sz="4"/>
@@ -806,32 +866,18 @@
                 <w:sz w:val="19"/>
                 <w:szCs w:val="19"/>
               </w:rPr>
-              <w:t xml:space="preserve">Правительственная комиссия Свердловской области → распоряжение Губернатора → договор с МУГИСО или органом МСУ</w:t>
-            </w:r>
-          </w:p>
-        </w:tc>
-        <w:tc>
-          <w:tcPr>
-            <w:tcW w:type="dxa" w:w="1871"/>
-            <w:tcBorders>
-              <w:top w:val="single" w:color="9AA5B1" w:sz="4"/>
-              <w:left w:val="single" w:color="9AA5B1" w:sz="4"/>
-              <w:bottom w:val="single" w:color="9AA5B1" w:sz="4"/>
-              <w:right w:val="single" w:color="9AA5B1" w:sz="4"/>
-            </w:tcBorders>
-            <w:tcMar>
-              <w:top w:type="dxa" w:w="50"/>
-              <w:left w:type="dxa" w:w="90"/>
-              <w:bottom w:type="dxa" w:w="50"/>
-              <w:right w:type="dxa" w:w="90"/>
-            </w:tcMar>
-            <w:vAlign w:val="top"/>
-          </w:tcPr>
-          <w:p>
-            <w:pPr>
-              <w:spacing w:after="20" w:line="240"/>
-              <w:jc w:val="left"/>
-            </w:pPr>
+              <w:t xml:space="preserve">Без торгов — участок </w:t>
+            </w:r>
+            <w:r>
+              <w:rPr>
+                <w:rFonts w:ascii="Times New Roman" w:cs="Times New Roman" w:eastAsia="Times New Roman" w:hAnsi="Times New Roman"/>
+                <w:b/>
+                <w:bCs/>
+                <w:sz w:val="19"/>
+                <w:szCs w:val="19"/>
+              </w:rPr>
+              <w:t xml:space="preserve">не более 9,0 га</w:t>
+            </w:r>
             <w:r>
               <w:rPr>
                 <w:rFonts w:ascii="Times New Roman" w:cs="Times New Roman" w:eastAsia="Times New Roman" w:hAnsi="Times New Roman"/>
@@ -840,7 +886,41 @@
                 <w:sz w:val="19"/>
                 <w:szCs w:val="19"/>
               </w:rPr>
-              <w:t xml:space="preserve">готово; орган уточнить</w:t>
+              <w:t xml:space="preserve"> (4,5 млрд ÷ 500 млн); остаток 5,58 га — на торгах</w:t>
+            </w:r>
+          </w:p>
+        </w:tc>
+        <w:tc>
+          <w:tcPr>
+            <w:tcW w:type="dxa" w:w="1871"/>
+            <w:tcBorders>
+              <w:top w:val="single" w:color="9AA5B1" w:sz="4"/>
+              <w:left w:val="single" w:color="9AA5B1" w:sz="4"/>
+              <w:bottom w:val="single" w:color="9AA5B1" w:sz="4"/>
+              <w:right w:val="single" w:color="9AA5B1" w:sz="4"/>
+            </w:tcBorders>
+            <w:tcMar>
+              <w:top w:type="dxa" w:w="50"/>
+              <w:left w:type="dxa" w:w="90"/>
+              <w:bottom w:type="dxa" w:w="50"/>
+              <w:right w:type="dxa" w:w="90"/>
+            </w:tcMar>
+            <w:vAlign w:val="top"/>
+          </w:tcPr>
+          <w:p>
+            <w:pPr>
+              <w:spacing w:after="20" w:line="240"/>
+              <w:jc w:val="left"/>
+            </w:pPr>
+            <w:r>
+              <w:rPr>
+                <w:rFonts w:ascii="Times New Roman" w:cs="Times New Roman" w:eastAsia="Times New Roman" w:hAnsi="Times New Roman"/>
+                <w:b w:val="false"/>
+                <w:bCs w:val="false"/>
+                <w:sz w:val="19"/>
+                <w:szCs w:val="19"/>
+              </w:rPr>
+              <w:t xml:space="preserve">рекомендуем</w:t>
             </w:r>
           </w:p>
         </w:tc>
@@ -851,7 +931,7 @@
         </w:trPr>
         <w:tc>
           <w:tcPr>
-            <w:tcW w:type="dxa" w:w="2245"/>
+            <w:tcW w:type="dxa" w:w="2151"/>
             <w:tcBorders>
               <w:top w:val="single" w:color="9AA5B1" w:sz="4"/>
               <w:left w:val="single" w:color="9AA5B1" w:sz="4"/>
@@ -880,13 +960,13 @@
                 <w:sz w:val="19"/>
                 <w:szCs w:val="19"/>
               </w:rPr>
-              <w:t xml:space="preserve">Срок до договора аренды</w:t>
-            </w:r>
-          </w:p>
-        </w:tc>
-        <w:tc>
-          <w:tcPr>
-            <w:tcW w:type="dxa" w:w="5238"/>
+              <w:t xml:space="preserve">Кто решает</w:t>
+            </w:r>
+          </w:p>
+        </w:tc>
+        <w:tc>
+          <w:tcPr>
+            <w:tcW w:type="dxa" w:w="5332"/>
             <w:tcBorders>
               <w:top w:val="single" w:color="9AA5B1" w:sz="4"/>
               <w:left w:val="single" w:color="9AA5B1" w:sz="4"/>
@@ -914,7 +994,7 @@
                 <w:sz w:val="19"/>
                 <w:szCs w:val="19"/>
               </w:rPr>
-              <w:t xml:space="preserve">3–5 мес. для сформированного участка; 9–15 мес., если участок нужно образовать или перевести в другую категорию</w:t>
+              <w:t xml:space="preserve">Правительственная комиссия СО → распоряжение Губернатора → договор с администрацией Березовского МО</w:t>
             </w:r>
           </w:p>
         </w:tc>
@@ -948,7 +1028,7 @@
                 <w:sz w:val="19"/>
                 <w:szCs w:val="19"/>
               </w:rPr>
-              <w:t xml:space="preserve">оценка</w:t>
+              <w:t xml:space="preserve">есть</w:t>
             </w:r>
           </w:p>
         </w:tc>
@@ -973,7 +1053,7 @@
           <w:sz w:val="23"/>
           <w:szCs w:val="23"/>
         </w:rPr>
-        <w:t xml:space="preserve">Ключевые тезисы для защиты</w:t>
+        <w:t xml:space="preserve">Ключевые выводы</w:t>
       </w:r>
     </w:p>
     <w:p>
@@ -992,7 +1072,7 @@
           <w:sz w:val="21"/>
           <w:szCs w:val="21"/>
         </w:rPr>
-        <w:t xml:space="preserve">ЗК РФ сам не содержит критериев масштабного инвестпроекта — он отсылает к закону субъекта. В Свердловской области это </w:t>
+        <w:t xml:space="preserve">Критерии ст. 30 Закона № 18-ОЗ </w:t>
       </w:r>
       <w:r>
         <w:rPr>
@@ -1002,7 +1082,7 @@
           <w:sz w:val="21"/>
           <w:szCs w:val="21"/>
         </w:rPr>
-        <w:t xml:space="preserve">ст. 30 Закона № 18-ОЗ</w:t>
+        <w:t xml:space="preserve">альтернативные</w:t>
       </w:r>
       <w:r>
         <w:rPr>
@@ -1010,7 +1090,7 @@
           <w:sz w:val="21"/>
           <w:szCs w:val="21"/>
         </w:rPr>
-        <w:t xml:space="preserve">, порядок — </w:t>
+        <w:t xml:space="preserve"> («одному из следующих»). Для производства подходит только </w:t>
       </w:r>
       <w:r>
         <w:rPr>
@@ -1020,7 +1100,7 @@
           <w:sz w:val="21"/>
           <w:szCs w:val="21"/>
         </w:rPr>
-        <w:t xml:space="preserve">ПП СО № 484-ПП</w:t>
+        <w:t xml:space="preserve">пп. 1</w:t>
       </w:r>
       <w:r>
         <w:rPr>
@@ -1028,7 +1108,7 @@
           <w:sz w:val="21"/>
           <w:szCs w:val="21"/>
         </w:rPr>
-        <w:t xml:space="preserve">. Механизм применяется с 2016 года; состав комиссии обновлён </w:t>
+        <w:t xml:space="preserve">: приоритетное направление инвестиционной декларации области и </w:t>
       </w:r>
       <w:r>
         <w:rPr>
@@ -1038,7 +1118,7 @@
           <w:sz w:val="21"/>
           <w:szCs w:val="21"/>
         </w:rPr>
-        <w:t xml:space="preserve">ПП СО от 16.07.2025 № 386-ПП</w:t>
+        <w:t xml:space="preserve">не менее 500 млн руб. расходов на 1 га</w:t>
       </w:r>
       <w:r>
         <w:rPr>
@@ -1046,7 +1126,7 @@
           <w:sz w:val="21"/>
           <w:szCs w:val="21"/>
         </w:rPr>
-        <w:t xml:space="preserve">, то есть механизм действующий.</w:t>
+        <w:t xml:space="preserve"> участка (в ред. Закона СО от 17.06.2026 № 41-ОЗ).</w:t>
       </w:r>
     </w:p>
     <w:p>
@@ -1062,20 +1142,12 @@
       <w:r>
         <w:rPr>
           <w:rFonts w:ascii="Times New Roman" w:cs="Times New Roman" w:eastAsia="Times New Roman" w:hAnsi="Times New Roman"/>
-          <w:sz w:val="21"/>
-          <w:szCs w:val="21"/>
-        </w:rPr>
-        <w:t xml:space="preserve">Проект превышает инвестиционный порог ст. 30 </w:t>
-      </w:r>
-      <w:r>
-        <w:rPr>
-          <w:rFonts w:ascii="Times New Roman" w:cs="Times New Roman" w:eastAsia="Times New Roman" w:hAnsi="Times New Roman"/>
           <w:b/>
           <w:bCs/>
           <w:sz w:val="21"/>
           <w:szCs w:val="21"/>
         </w:rPr>
-        <w:t xml:space="preserve">более чем в 10 раз</w:t>
+        <w:t xml:space="preserve">4,5 млрд руб. позволяют получить без торгов не более 9,0 га.</w:t>
       </w:r>
       <w:r>
         <w:rPr>
@@ -1083,7 +1155,7 @@
           <w:sz w:val="21"/>
           <w:szCs w:val="21"/>
         </w:rPr>
-        <w:t xml:space="preserve"> (по данным инвестпорталов) — риск формального отказа по критериям минимален.</w:t>
+        <w:t xml:space="preserve"> Это ограничение не конкретного участка, а закона: любой участок 12–15 га под этот проект целиком без торгов не предоставят. Поэтому делим участок: ядро комплекса 9,0 га — по МИП, остаток 5,58 га — через аукцион.</w:t>
       </w:r>
     </w:p>
     <w:p>
@@ -1099,20 +1171,12 @@
       <w:r>
         <w:rPr>
           <w:rFonts w:ascii="Times New Roman" w:cs="Times New Roman" w:eastAsia="Times New Roman" w:hAnsi="Times New Roman"/>
-          <w:sz w:val="21"/>
-          <w:szCs w:val="21"/>
-        </w:rPr>
-        <w:t xml:space="preserve">Выбран ВРИ </w:t>
-      </w:r>
-      <w:r>
-        <w:rPr>
-          <w:rFonts w:ascii="Times New Roman" w:cs="Times New Roman" w:eastAsia="Times New Roman" w:hAnsi="Times New Roman"/>
           <w:b/>
           <w:bCs/>
           <w:sz w:val="21"/>
           <w:szCs w:val="21"/>
         </w:rPr>
-        <w:t xml:space="preserve">6.2</w:t>
+        <w:t xml:space="preserve">ВРИ участка не подходит.</w:t>
       </w:r>
       <w:r>
         <w:rPr>
@@ -1120,25 +1184,7 @@
           <w:sz w:val="21"/>
           <w:szCs w:val="21"/>
         </w:rPr>
-        <w:t xml:space="preserve">: его описание прямо называет авиастроение и санитарно-защитную зону. ВРИ совпадает с целью, указанной в заявлении, — закрыто основание для отказа по </w:t>
-      </w:r>
-      <w:r>
-        <w:rPr>
-          <w:rFonts w:ascii="Times New Roman" w:cs="Times New Roman" w:eastAsia="Times New Roman" w:hAnsi="Times New Roman"/>
-          <w:b/>
-          <w:bCs/>
-          <w:sz w:val="21"/>
-          <w:szCs w:val="21"/>
-        </w:rPr>
-        <w:t xml:space="preserve">п. 14 ст. 39.16 ЗК РФ</w:t>
-      </w:r>
-      <w:r>
-        <w:rPr>
-          <w:rFonts w:ascii="Times New Roman" w:cs="Times New Roman" w:eastAsia="Times New Roman" w:hAnsi="Times New Roman"/>
-          <w:sz w:val="21"/>
-          <w:szCs w:val="21"/>
-        </w:rPr>
-        <w:t xml:space="preserve">.</w:t>
+        <w:t xml:space="preserve"> «Специальная деятельность» предназначена для объектов обращения с отходами; с таким ВРИ последует отказ по п. 14 ст. 39.16 ЗК РФ. ВРИ меняется на 6.2 и 6.9 до подачи заявления — по ПЗЗ Березовского округа.</w:t>
       </w:r>
     </w:p>
     <w:p>
@@ -1154,20 +1200,12 @@
       <w:r>
         <w:rPr>
           <w:rFonts w:ascii="Times New Roman" w:cs="Times New Roman" w:eastAsia="Times New Roman" w:hAnsi="Times New Roman"/>
-          <w:sz w:val="21"/>
-          <w:szCs w:val="21"/>
-        </w:rPr>
-        <w:t xml:space="preserve">Участок ищем </w:t>
-      </w:r>
-      <w:r>
-        <w:rPr>
-          <w:rFonts w:ascii="Times New Roman" w:cs="Times New Roman" w:eastAsia="Times New Roman" w:hAnsi="Times New Roman"/>
           <w:b/>
           <w:bCs/>
           <w:sz w:val="21"/>
           <w:szCs w:val="21"/>
         </w:rPr>
-        <w:t xml:space="preserve">в городском округе рядом с Екатеринбургом, но вне города</w:t>
+        <w:t xml:space="preserve">Категория подходит</w:t>
       </w:r>
       <w:r>
         <w:rPr>
@@ -1175,44 +1213,7 @@
           <w:sz w:val="21"/>
           <w:szCs w:val="21"/>
         </w:rPr>
-        <w:t xml:space="preserve">: СЗЗ объекта II категории не упирается в жильё, а пороги ст. 30 для городского округа, по данным инвестпорталов, ниже, чем для Екатеринбурга.</w:t>
-      </w:r>
-    </w:p>
-    <w:p>
-      <w:pPr>
-        <w:pStyle w:val="ListParagraph"/>
-        <w:numPr>
-          <w:ilvl w:val="0"/>
-          <w:numId w:val="2"/>
-        </w:numPr>
-        <w:spacing w:after="40" w:line="252"/>
-        <w:jc w:val="both"/>
-      </w:pPr>
-      <w:r>
-        <w:rPr>
-          <w:rFonts w:ascii="Times New Roman" w:cs="Times New Roman" w:eastAsia="Times New Roman" w:hAnsi="Times New Roman"/>
-          <w:sz w:val="21"/>
-          <w:szCs w:val="21"/>
-        </w:rPr>
-        <w:t xml:space="preserve">Только </w:t>
-      </w:r>
-      <w:r>
-        <w:rPr>
-          <w:rFonts w:ascii="Times New Roman" w:cs="Times New Roman" w:eastAsia="Times New Roman" w:hAnsi="Times New Roman"/>
-          <w:b/>
-          <w:bCs/>
-          <w:sz w:val="21"/>
-          <w:szCs w:val="21"/>
-        </w:rPr>
-        <w:t xml:space="preserve">государственная или муниципальная</w:t>
-      </w:r>
-      <w:r>
-        <w:rPr>
-          <w:rFonts w:ascii="Times New Roman" w:cs="Times New Roman" w:eastAsia="Times New Roman" w:hAnsi="Times New Roman"/>
-          <w:sz w:val="21"/>
-          <w:szCs w:val="21"/>
-        </w:rPr>
-        <w:t xml:space="preserve"> земля: к частным участкам, в том числе в частных индустриальных парках, ст. 39.6 ЗК РФ не применяется.</w:t>
+        <w:t xml:space="preserve"> — земли промышленности; перевод не нужен, это экономит месяцы из 24.</w:t>
       </w:r>
     </w:p>
     <w:p>
@@ -1266,7 +1267,7 @@
                 <w:sz w:val="21"/>
                 <w:szCs w:val="21"/>
               </w:rPr>
-              <w:t xml:space="preserve">Ограничения работы.</w:t>
+              <w:t xml:space="preserve">Стоп-факторы, которые надо проверить до защиты:</w:t>
             </w:r>
             <w:r>
               <w:rPr>
@@ -1274,25 +1275,7 @@
                 <w:sz w:val="21"/>
                 <w:szCs w:val="21"/>
               </w:rPr>
-              <w:t xml:space="preserve"> Сетевая политика рабочей среды закрыла доступ к nspd.gov.ru / pkk.rosreestr.ru, invest.economy.gov.ru, ГИСП, сайтам Правительства Свердловской области и правовым базам. Поэтому (1) кадастровый номер не подобран — подставлять непроверенный номер мы не стали; (2) тексты ст. 30 Закона № 18-ОЗ и ПП СО № 484-ПП прочитать целиком не удалось: реквизиты актов подтверждены по официальным сайтам через поисковую выдачу, а </w:t>
-            </w:r>
-            <w:r>
-              <w:rPr>
-                <w:rFonts w:ascii="Times New Roman" w:cs="Times New Roman" w:eastAsia="Times New Roman" w:hAnsi="Times New Roman"/>
-                <w:b/>
-                <w:bCs/>
-                <w:sz w:val="21"/>
-                <w:szCs w:val="21"/>
-              </w:rPr>
-              <w:t xml:space="preserve">числовые пороги и сроки комиссии нужно сверить</w:t>
-            </w:r>
-            <w:r>
-              <w:rPr>
-                <w:rFonts w:ascii="Times New Roman" w:cs="Times New Roman" w:eastAsia="Times New Roman" w:hAnsi="Times New Roman"/>
-                <w:sz w:val="21"/>
-                <w:szCs w:val="21"/>
-              </w:rPr>
-              <w:t xml:space="preserve"> с действующей редакцией. Подробно — разд. 6.</w:t>
+              <w:t xml:space="preserve"> (1) какой именно ЗОУИТ «природных территорий» затрагивает участок — если это охранная зона ООПТ или лесопарковый зелёный пояс, размещение завода II категории НВОС может быть запрещено; (2) не зарезервирован ли участок под объект обращения с отходами в территориальной схеме — на это указывает его ВРИ; (3) входит ли производство БАС / машиностроение в приоритеты инвестиционной декларации Свердловской области (по открытым данным — распоряжение Губернатора от 31.03.2023 № 85-РГ).</w:t>
             </w:r>
           </w:p>
         </w:tc>
@@ -1339,7 +1322,7 @@
           <w:sz w:val="23"/>
           <w:szCs w:val="23"/>
         </w:rPr>
-        <w:t xml:space="preserve">1.1. Требования ТЗ → фильтры отбора</w:t>
+        <w:t xml:space="preserve">1.1. Паспорт участка</w:t>
       </w:r>
     </w:p>
     <w:tbl>
@@ -1355,8 +1338,9 @@
         </w:tblBorders>
       </w:tblPr>
       <w:tblGrid>
+        <w:gridCol w:w="1871"/>
+        <w:gridCol w:w="4677"/>
         <w:gridCol w:w="2806"/>
-        <w:gridCol w:w="6548"/>
       </w:tblGrid>
       <w:tr>
         <w:trPr>
@@ -1364,7 +1348,7 @@
         </w:trPr>
         <w:tc>
           <w:tcPr>
-            <w:tcW w:type="dxa" w:w="2806"/>
+            <w:tcW w:type="dxa" w:w="1871"/>
             <w:tcBorders>
               <w:top w:val="single" w:color="9AA5B1" w:sz="4"/>
               <w:left w:val="single" w:color="9AA5B1" w:sz="4"/>
@@ -1390,16 +1374,16 @@
                 <w:rFonts w:ascii="Times New Roman" w:cs="Times New Roman" w:eastAsia="Times New Roman" w:hAnsi="Times New Roman"/>
                 <w:b/>
                 <w:bCs/>
-                <w:sz w:val="20"/>
-                <w:szCs w:val="20"/>
-              </w:rPr>
-              <w:t xml:space="preserve">Требование ТЗ</w:t>
-            </w:r>
-          </w:p>
-        </w:tc>
-        <w:tc>
-          <w:tcPr>
-            <w:tcW w:type="dxa" w:w="6548"/>
+                <w:sz w:val="19"/>
+                <w:szCs w:val="19"/>
+              </w:rPr>
+              <w:t xml:space="preserve">Параметр</w:t>
+            </w:r>
+          </w:p>
+        </w:tc>
+        <w:tc>
+          <w:tcPr>
+            <w:tcW w:type="dxa" w:w="4677"/>
             <w:tcBorders>
               <w:top w:val="single" w:color="9AA5B1" w:sz="4"/>
               <w:left w:val="single" w:color="9AA5B1" w:sz="4"/>
@@ -1425,10 +1409,45 @@
                 <w:rFonts w:ascii="Times New Roman" w:cs="Times New Roman" w:eastAsia="Times New Roman" w:hAnsi="Times New Roman"/>
                 <w:b/>
                 <w:bCs/>
-                <w:sz w:val="20"/>
-                <w:szCs w:val="20"/>
-              </w:rPr>
-              <w:t xml:space="preserve">Фильтр для участка</w:t>
+                <w:sz w:val="19"/>
+                <w:szCs w:val="19"/>
+              </w:rPr>
+              <w:t xml:space="preserve">Значение (НСПД / ЕГРН)</w:t>
+            </w:r>
+          </w:p>
+        </w:tc>
+        <w:tc>
+          <w:tcPr>
+            <w:tcW w:type="dxa" w:w="2806"/>
+            <w:tcBorders>
+              <w:top w:val="single" w:color="9AA5B1" w:sz="4"/>
+              <w:left w:val="single" w:color="9AA5B1" w:sz="4"/>
+              <w:bottom w:val="single" w:color="9AA5B1" w:sz="4"/>
+              <w:right w:val="single" w:color="9AA5B1" w:sz="4"/>
+            </w:tcBorders>
+            <w:shd w:fill="D9E2F3" w:color="auto" w:val="clear"/>
+            <w:tcMar>
+              <w:top w:type="dxa" w:w="50"/>
+              <w:left w:type="dxa" w:w="90"/>
+              <w:bottom w:type="dxa" w:w="50"/>
+              <w:right w:type="dxa" w:w="90"/>
+            </w:tcMar>
+            <w:vAlign w:val="top"/>
+          </w:tcPr>
+          <w:p>
+            <w:pPr>
+              <w:spacing w:after="20" w:line="240"/>
+              <w:jc w:val="left"/>
+            </w:pPr>
+            <w:r>
+              <w:rPr>
+                <w:rFonts w:ascii="Times New Roman" w:cs="Times New Roman" w:eastAsia="Times New Roman" w:hAnsi="Times New Roman"/>
+                <w:b/>
+                <w:bCs/>
+                <w:sz w:val="19"/>
+                <w:szCs w:val="19"/>
+              </w:rPr>
+              <w:t xml:space="preserve">Оценка</w:t>
             </w:r>
           </w:p>
         </w:tc>
@@ -1439,7 +1458,7 @@
         </w:trPr>
         <w:tc>
           <w:tcPr>
-            <w:tcW w:type="dxa" w:w="2806"/>
+            <w:tcW w:type="dxa" w:w="1871"/>
             <w:tcBorders>
               <w:top w:val="single" w:color="9AA5B1" w:sz="4"/>
               <w:left w:val="single" w:color="9AA5B1" w:sz="4"/>
@@ -1465,16 +1484,16 @@
                 <w:rFonts w:ascii="Times New Roman" w:cs="Times New Roman" w:eastAsia="Times New Roman" w:hAnsi="Times New Roman"/>
                 <w:b/>
                 <w:bCs/>
-                <w:sz w:val="20"/>
-                <w:szCs w:val="20"/>
-              </w:rPr>
-              <w:t xml:space="preserve">Площадь 12–15 га</w:t>
-            </w:r>
-          </w:p>
-        </w:tc>
-        <w:tc>
-          <w:tcPr>
-            <w:tcW w:type="dxa" w:w="6548"/>
+                <w:sz w:val="19"/>
+                <w:szCs w:val="19"/>
+              </w:rPr>
+              <w:t xml:space="preserve">Кадастровый номер</w:t>
+            </w:r>
+          </w:p>
+        </w:tc>
+        <w:tc>
+          <w:tcPr>
+            <w:tcW w:type="dxa" w:w="4677"/>
             <w:tcBorders>
               <w:top w:val="single" w:color="9AA5B1" w:sz="4"/>
               <w:left w:val="single" w:color="9AA5B1" w:sz="4"/>
@@ -1499,10 +1518,44 @@
                 <w:rFonts w:ascii="Times New Roman" w:cs="Times New Roman" w:eastAsia="Times New Roman" w:hAnsi="Times New Roman"/>
                 <w:b w:val="false"/>
                 <w:bCs w:val="false"/>
-                <w:sz w:val="20"/>
-                <w:szCs w:val="20"/>
-              </w:rPr>
-              <w:t xml:space="preserve">Единый контур, поставлен на кадастровый учёт, статус записи ЕГРН — «актуальная»</w:t>
+                <w:sz w:val="19"/>
+                <w:szCs w:val="19"/>
+              </w:rPr>
+              <w:t xml:space="preserve">66:35:0201001:1986</w:t>
+            </w:r>
+          </w:p>
+        </w:tc>
+        <w:tc>
+          <w:tcPr>
+            <w:tcW w:type="dxa" w:w="2806"/>
+            <w:tcBorders>
+              <w:top w:val="single" w:color="9AA5B1" w:sz="4"/>
+              <w:left w:val="single" w:color="9AA5B1" w:sz="4"/>
+              <w:bottom w:val="single" w:color="9AA5B1" w:sz="4"/>
+              <w:right w:val="single" w:color="9AA5B1" w:sz="4"/>
+            </w:tcBorders>
+            <w:tcMar>
+              <w:top w:type="dxa" w:w="50"/>
+              <w:left w:type="dxa" w:w="90"/>
+              <w:bottom w:type="dxa" w:w="50"/>
+              <w:right w:type="dxa" w:w="90"/>
+            </w:tcMar>
+            <w:vAlign w:val="top"/>
+          </w:tcPr>
+          <w:p>
+            <w:pPr>
+              <w:spacing w:after="20" w:line="240"/>
+              <w:jc w:val="left"/>
+            </w:pPr>
+            <w:r>
+              <w:rPr>
+                <w:rFonts w:ascii="Times New Roman" w:cs="Times New Roman" w:eastAsia="Times New Roman" w:hAnsi="Times New Roman"/>
+                <w:b w:val="false"/>
+                <w:bCs w:val="false"/>
+                <w:sz w:val="19"/>
+                <w:szCs w:val="19"/>
+              </w:rPr>
+              <w:t xml:space="preserve">скриншот контура из НСПД — на слайд</w:t>
             </w:r>
           </w:p>
         </w:tc>
@@ -1513,7 +1566,7 @@
         </w:trPr>
         <w:tc>
           <w:tcPr>
-            <w:tcW w:type="dxa" w:w="2806"/>
+            <w:tcW w:type="dxa" w:w="1871"/>
             <w:tcBorders>
               <w:top w:val="single" w:color="9AA5B1" w:sz="4"/>
               <w:left w:val="single" w:color="9AA5B1" w:sz="4"/>
@@ -1539,16 +1592,16 @@
                 <w:rFonts w:ascii="Times New Roman" w:cs="Times New Roman" w:eastAsia="Times New Roman" w:hAnsi="Times New Roman"/>
                 <w:b/>
                 <w:bCs/>
-                <w:sz w:val="20"/>
-                <w:szCs w:val="20"/>
-              </w:rPr>
-              <w:t xml:space="preserve">II категория НВОС</w:t>
-            </w:r>
-          </w:p>
-        </w:tc>
-        <w:tc>
-          <w:tcPr>
-            <w:tcW w:type="dxa" w:w="6548"/>
+                <w:sz w:val="19"/>
+                <w:szCs w:val="19"/>
+              </w:rPr>
+              <w:t xml:space="preserve">Местоположение</w:t>
+            </w:r>
+          </w:p>
+        </w:tc>
+        <w:tc>
+          <w:tcPr>
+            <w:tcW w:type="dxa" w:w="4677"/>
             <w:tcBorders>
               <w:top w:val="single" w:color="9AA5B1" w:sz="4"/>
               <w:left w:val="single" w:color="9AA5B1" w:sz="4"/>
@@ -1573,10 +1626,44 @@
                 <w:rFonts w:ascii="Times New Roman" w:cs="Times New Roman" w:eastAsia="Times New Roman" w:hAnsi="Times New Roman"/>
                 <w:b w:val="false"/>
                 <w:bCs w:val="false"/>
-                <w:sz w:val="20"/>
-                <w:szCs w:val="20"/>
-              </w:rPr>
-              <w:t xml:space="preserve">Есть место под санитарно-защитную зону без жилой застройки (СанПиН 2.2.1/2.1.1.1200-03) — участок вне жилых районов</w:t>
+                <w:sz w:val="19"/>
+                <w:szCs w:val="19"/>
+              </w:rPr>
+              <w:t xml:space="preserve">Российская Федерация, Свердловская область, Березовский муниципальный округ, г. Березовский, по южной границе земельного участка 66:35:0201001:116</w:t>
+            </w:r>
+          </w:p>
+        </w:tc>
+        <w:tc>
+          <w:tcPr>
+            <w:tcW w:type="dxa" w:w="2806"/>
+            <w:tcBorders>
+              <w:top w:val="single" w:color="9AA5B1" w:sz="4"/>
+              <w:left w:val="single" w:color="9AA5B1" w:sz="4"/>
+              <w:bottom w:val="single" w:color="9AA5B1" w:sz="4"/>
+              <w:right w:val="single" w:color="9AA5B1" w:sz="4"/>
+            </w:tcBorders>
+            <w:tcMar>
+              <w:top w:type="dxa" w:w="50"/>
+              <w:left w:type="dxa" w:w="90"/>
+              <w:bottom w:type="dxa" w:w="50"/>
+              <w:right w:type="dxa" w:w="90"/>
+            </w:tcMar>
+            <w:vAlign w:val="top"/>
+          </w:tcPr>
+          <w:p>
+            <w:pPr>
+              <w:spacing w:after="20" w:line="240"/>
+              <w:jc w:val="left"/>
+            </w:pPr>
+            <w:r>
+              <w:rPr>
+                <w:rFonts w:ascii="Times New Roman" w:cs="Times New Roman" w:eastAsia="Times New Roman" w:hAnsi="Times New Roman"/>
+                <w:b w:val="false"/>
+                <w:bCs w:val="false"/>
+                <w:sz w:val="19"/>
+                <w:szCs w:val="19"/>
+              </w:rPr>
+              <w:t xml:space="preserve">городской округ рядом с Екатеринбургом — соответствует</w:t>
             </w:r>
           </w:p>
         </w:tc>
@@ -1587,7 +1674,7 @@
         </w:trPr>
         <w:tc>
           <w:tcPr>
-            <w:tcW w:type="dxa" w:w="2806"/>
+            <w:tcW w:type="dxa" w:w="1871"/>
             <w:tcBorders>
               <w:top w:val="single" w:color="9AA5B1" w:sz="4"/>
               <w:left w:val="single" w:color="9AA5B1" w:sz="4"/>
@@ -1613,16 +1700,16 @@
                 <w:rFonts w:ascii="Times New Roman" w:cs="Times New Roman" w:eastAsia="Times New Roman" w:hAnsi="Times New Roman"/>
                 <w:b/>
                 <w:bCs/>
-                <w:sz w:val="20"/>
-                <w:szCs w:val="20"/>
-              </w:rPr>
-              <w:t xml:space="preserve">8 МВт, 5 млн куб. м газа/год</w:t>
-            </w:r>
-          </w:p>
-        </w:tc>
-        <w:tc>
-          <w:tcPr>
-            <w:tcW w:type="dxa" w:w="6548"/>
+                <w:sz w:val="19"/>
+                <w:szCs w:val="19"/>
+              </w:rPr>
+              <w:t xml:space="preserve">Площадь</w:t>
+            </w:r>
+          </w:p>
+        </w:tc>
+        <w:tc>
+          <w:tcPr>
+            <w:tcW w:type="dxa" w:w="4677"/>
             <w:tcBorders>
               <w:top w:val="single" w:color="9AA5B1" w:sz="4"/>
               <w:left w:val="single" w:color="9AA5B1" w:sz="4"/>
@@ -1647,10 +1734,44 @@
                 <w:rFonts w:ascii="Times New Roman" w:cs="Times New Roman" w:eastAsia="Times New Roman" w:hAnsi="Times New Roman"/>
                 <w:b w:val="false"/>
                 <w:bCs w:val="false"/>
-                <w:sz w:val="20"/>
-                <w:szCs w:val="20"/>
-              </w:rPr>
-              <w:t xml:space="preserve">Центр питания 110/35 кВ и ГРС со свободной мощностью в зоне подключения (детали — в блоке «Сроки и сети»)</w:t>
+                <w:sz w:val="19"/>
+                <w:szCs w:val="19"/>
+              </w:rPr>
+              <w:t xml:space="preserve">145 753 кв. м (14,58 га)</w:t>
+            </w:r>
+          </w:p>
+        </w:tc>
+        <w:tc>
+          <w:tcPr>
+            <w:tcW w:type="dxa" w:w="2806"/>
+            <w:tcBorders>
+              <w:top w:val="single" w:color="9AA5B1" w:sz="4"/>
+              <w:left w:val="single" w:color="9AA5B1" w:sz="4"/>
+              <w:bottom w:val="single" w:color="9AA5B1" w:sz="4"/>
+              <w:right w:val="single" w:color="9AA5B1" w:sz="4"/>
+            </w:tcBorders>
+            <w:tcMar>
+              <w:top w:type="dxa" w:w="50"/>
+              <w:left w:type="dxa" w:w="90"/>
+              <w:bottom w:type="dxa" w:w="50"/>
+              <w:right w:type="dxa" w:w="90"/>
+            </w:tcMar>
+            <w:vAlign w:val="top"/>
+          </w:tcPr>
+          <w:p>
+            <w:pPr>
+              <w:spacing w:after="20" w:line="240"/>
+              <w:jc w:val="left"/>
+            </w:pPr>
+            <w:r>
+              <w:rPr>
+                <w:rFonts w:ascii="Times New Roman" w:cs="Times New Roman" w:eastAsia="Times New Roman" w:hAnsi="Times New Roman"/>
+                <w:b w:val="false"/>
+                <w:bCs w:val="false"/>
+                <w:sz w:val="19"/>
+                <w:szCs w:val="19"/>
+              </w:rPr>
+              <w:t xml:space="preserve">в пределах ТЗ 12–15 га</w:t>
             </w:r>
           </w:p>
         </w:tc>
@@ -1661,7 +1782,7 @@
         </w:trPr>
         <w:tc>
           <w:tcPr>
-            <w:tcW w:type="dxa" w:w="2806"/>
+            <w:tcW w:type="dxa" w:w="1871"/>
             <w:tcBorders>
               <w:top w:val="single" w:color="9AA5B1" w:sz="4"/>
               <w:left w:val="single" w:color="9AA5B1" w:sz="4"/>
@@ -1687,16 +1808,16 @@
                 <w:rFonts w:ascii="Times New Roman" w:cs="Times New Roman" w:eastAsia="Times New Roman" w:hAnsi="Times New Roman"/>
                 <w:b/>
                 <w:bCs/>
-                <w:sz w:val="20"/>
-                <w:szCs w:val="20"/>
-              </w:rPr>
-              <w:t xml:space="preserve">Запуск через 24 месяца</w:t>
-            </w:r>
-          </w:p>
-        </w:tc>
-        <w:tc>
-          <w:tcPr>
-            <w:tcW w:type="dxa" w:w="6548"/>
+                <w:sz w:val="19"/>
+                <w:szCs w:val="19"/>
+              </w:rPr>
+              <w:t xml:space="preserve">Категория</w:t>
+            </w:r>
+          </w:p>
+        </w:tc>
+        <w:tc>
+          <w:tcPr>
+            <w:tcW w:type="dxa" w:w="4677"/>
             <w:tcBorders>
               <w:top w:val="single" w:color="9AA5B1" w:sz="4"/>
               <w:left w:val="single" w:color="9AA5B1" w:sz="4"/>
@@ -1721,10 +1842,44 @@
                 <w:rFonts w:ascii="Times New Roman" w:cs="Times New Roman" w:eastAsia="Times New Roman" w:hAnsi="Times New Roman"/>
                 <w:b w:val="false"/>
                 <w:bCs w:val="false"/>
-                <w:sz w:val="20"/>
-                <w:szCs w:val="20"/>
-              </w:rPr>
-              <w:t xml:space="preserve">Участок уже сформирован; категория и ВРИ не требуют изменения. Иначе +6–12 мес. на образование участка и перевод категории</w:t>
+                <w:sz w:val="19"/>
+                <w:szCs w:val="19"/>
+              </w:rPr>
+              <w:t xml:space="preserve">Земли промышленности, энергетики, транспорта, связи, радиовещания, телевидения, информатики, земли для обеспечения космической деятельности, земли обороны, безопасности и земли иного специального назначения</w:t>
+            </w:r>
+          </w:p>
+        </w:tc>
+        <w:tc>
+          <w:tcPr>
+            <w:tcW w:type="dxa" w:w="2806"/>
+            <w:tcBorders>
+              <w:top w:val="single" w:color="9AA5B1" w:sz="4"/>
+              <w:left w:val="single" w:color="9AA5B1" w:sz="4"/>
+              <w:bottom w:val="single" w:color="9AA5B1" w:sz="4"/>
+              <w:right w:val="single" w:color="9AA5B1" w:sz="4"/>
+            </w:tcBorders>
+            <w:tcMar>
+              <w:top w:type="dxa" w:w="50"/>
+              <w:left w:type="dxa" w:w="90"/>
+              <w:bottom w:type="dxa" w:w="50"/>
+              <w:right w:type="dxa" w:w="90"/>
+            </w:tcMar>
+            <w:vAlign w:val="top"/>
+          </w:tcPr>
+          <w:p>
+            <w:pPr>
+              <w:spacing w:after="20" w:line="240"/>
+              <w:jc w:val="left"/>
+            </w:pPr>
+            <w:r>
+              <w:rPr>
+                <w:rFonts w:ascii="Times New Roman" w:cs="Times New Roman" w:eastAsia="Times New Roman" w:hAnsi="Times New Roman"/>
+                <w:b w:val="false"/>
+                <w:bCs w:val="false"/>
+                <w:sz w:val="19"/>
+                <w:szCs w:val="19"/>
+              </w:rPr>
+              <w:t xml:space="preserve">соответствует</w:t>
             </w:r>
           </w:p>
         </w:tc>
@@ -1735,7 +1890,7 @@
         </w:trPr>
         <w:tc>
           <w:tcPr>
-            <w:tcW w:type="dxa" w:w="2806"/>
+            <w:tcW w:type="dxa" w:w="1871"/>
             <w:tcBorders>
               <w:top w:val="single" w:color="9AA5B1" w:sz="4"/>
               <w:left w:val="single" w:color="9AA5B1" w:sz="4"/>
@@ -1761,16 +1916,16 @@
                 <w:rFonts w:ascii="Times New Roman" w:cs="Times New Roman" w:eastAsia="Times New Roman" w:hAnsi="Times New Roman"/>
                 <w:b/>
                 <w:bCs/>
-                <w:sz w:val="20"/>
-                <w:szCs w:val="20"/>
-              </w:rPr>
-              <w:t xml:space="preserve">Аренда без торгов</w:t>
-            </w:r>
-          </w:p>
-        </w:tc>
-        <w:tc>
-          <w:tcPr>
-            <w:tcW w:type="dxa" w:w="6548"/>
+                <w:sz w:val="19"/>
+                <w:szCs w:val="19"/>
+              </w:rPr>
+              <w:t xml:space="preserve">ВРИ</w:t>
+            </w:r>
+          </w:p>
+        </w:tc>
+        <w:tc>
+          <w:tcPr>
+            <w:tcW w:type="dxa" w:w="4677"/>
             <w:tcBorders>
               <w:top w:val="single" w:color="9AA5B1" w:sz="4"/>
               <w:left w:val="single" w:color="9AA5B1" w:sz="4"/>
@@ -1795,10 +1950,604 @@
                 <w:rFonts w:ascii="Times New Roman" w:cs="Times New Roman" w:eastAsia="Times New Roman" w:hAnsi="Times New Roman"/>
                 <w:b w:val="false"/>
                 <w:bCs w:val="false"/>
-                <w:sz w:val="20"/>
-                <w:szCs w:val="20"/>
-              </w:rPr>
-              <w:t xml:space="preserve">Собственность Свердловской области, муниципальная или неразграниченная; нет зданий и прав третьих лиц (ст. 39.16 ЗК РФ)</w:t>
+                <w:sz w:val="19"/>
+                <w:szCs w:val="19"/>
+              </w:rPr>
+              <w:t xml:space="preserve">Специальная деятельность</w:t>
+            </w:r>
+          </w:p>
+        </w:tc>
+        <w:tc>
+          <w:tcPr>
+            <w:tcW w:type="dxa" w:w="2806"/>
+            <w:tcBorders>
+              <w:top w:val="single" w:color="9AA5B1" w:sz="4"/>
+              <w:left w:val="single" w:color="9AA5B1" w:sz="4"/>
+              <w:bottom w:val="single" w:color="9AA5B1" w:sz="4"/>
+              <w:right w:val="single" w:color="9AA5B1" w:sz="4"/>
+            </w:tcBorders>
+            <w:tcMar>
+              <w:top w:type="dxa" w:w="50"/>
+              <w:left w:type="dxa" w:w="90"/>
+              <w:bottom w:type="dxa" w:w="50"/>
+              <w:right w:type="dxa" w:w="90"/>
+            </w:tcMar>
+            <w:vAlign w:val="top"/>
+          </w:tcPr>
+          <w:p>
+            <w:pPr>
+              <w:spacing w:after="20" w:line="240"/>
+              <w:jc w:val="left"/>
+            </w:pPr>
+            <w:r>
+              <w:rPr>
+                <w:rFonts w:ascii="Times New Roman" w:cs="Times New Roman" w:eastAsia="Times New Roman" w:hAnsi="Times New Roman"/>
+                <w:b/>
+                <w:bCs/>
+                <w:sz w:val="19"/>
+                <w:szCs w:val="19"/>
+              </w:rPr>
+              <w:t xml:space="preserve">не соответствует</w:t>
+            </w:r>
+            <w:r>
+              <w:rPr>
+                <w:rFonts w:ascii="Times New Roman" w:cs="Times New Roman" w:eastAsia="Times New Roman" w:hAnsi="Times New Roman"/>
+                <w:b w:val="false"/>
+                <w:bCs w:val="false"/>
+                <w:sz w:val="19"/>
+                <w:szCs w:val="19"/>
+              </w:rPr>
+              <w:t xml:space="preserve"> — см. разд. 3</w:t>
+            </w:r>
+          </w:p>
+        </w:tc>
+      </w:tr>
+      <w:tr>
+        <w:trPr>
+          <w:cantSplit/>
+        </w:trPr>
+        <w:tc>
+          <w:tcPr>
+            <w:tcW w:type="dxa" w:w="1871"/>
+            <w:tcBorders>
+              <w:top w:val="single" w:color="9AA5B1" w:sz="4"/>
+              <w:left w:val="single" w:color="9AA5B1" w:sz="4"/>
+              <w:bottom w:val="single" w:color="9AA5B1" w:sz="4"/>
+              <w:right w:val="single" w:color="9AA5B1" w:sz="4"/>
+            </w:tcBorders>
+            <w:shd w:fill="F2F2F2" w:color="auto" w:val="clear"/>
+            <w:tcMar>
+              <w:top w:type="dxa" w:w="50"/>
+              <w:left w:type="dxa" w:w="90"/>
+              <w:bottom w:type="dxa" w:w="50"/>
+              <w:right w:type="dxa" w:w="90"/>
+            </w:tcMar>
+            <w:vAlign w:val="top"/>
+          </w:tcPr>
+          <w:p>
+            <w:pPr>
+              <w:spacing w:after="20" w:line="240"/>
+              <w:jc w:val="left"/>
+            </w:pPr>
+            <w:r>
+              <w:rPr>
+                <w:rFonts w:ascii="Times New Roman" w:cs="Times New Roman" w:eastAsia="Times New Roman" w:hAnsi="Times New Roman"/>
+                <w:b/>
+                <w:bCs/>
+                <w:sz w:val="19"/>
+                <w:szCs w:val="19"/>
+              </w:rPr>
+              <w:t xml:space="preserve">Собственность</w:t>
+            </w:r>
+          </w:p>
+        </w:tc>
+        <w:tc>
+          <w:tcPr>
+            <w:tcW w:type="dxa" w:w="4677"/>
+            <w:tcBorders>
+              <w:top w:val="single" w:color="9AA5B1" w:sz="4"/>
+              <w:left w:val="single" w:color="9AA5B1" w:sz="4"/>
+              <w:bottom w:val="single" w:color="9AA5B1" w:sz="4"/>
+              <w:right w:val="single" w:color="9AA5B1" w:sz="4"/>
+            </w:tcBorders>
+            <w:tcMar>
+              <w:top w:type="dxa" w:w="50"/>
+              <w:left w:type="dxa" w:w="90"/>
+              <w:bottom w:type="dxa" w:w="50"/>
+              <w:right w:type="dxa" w:w="90"/>
+            </w:tcMar>
+            <w:vAlign w:val="top"/>
+          </w:tcPr>
+          <w:p>
+            <w:pPr>
+              <w:spacing w:after="20" w:line="240"/>
+              <w:jc w:val="left"/>
+            </w:pPr>
+            <w:r>
+              <w:rPr>
+                <w:rFonts w:ascii="Times New Roman" w:cs="Times New Roman" w:eastAsia="Times New Roman" w:hAnsi="Times New Roman"/>
+                <w:b w:val="false"/>
+                <w:bCs w:val="false"/>
+                <w:sz w:val="19"/>
+                <w:szCs w:val="19"/>
+              </w:rPr>
+              <w:t xml:space="preserve">Государственная собственность не разграничена</w:t>
+            </w:r>
+          </w:p>
+        </w:tc>
+        <w:tc>
+          <w:tcPr>
+            <w:tcW w:type="dxa" w:w="2806"/>
+            <w:tcBorders>
+              <w:top w:val="single" w:color="9AA5B1" w:sz="4"/>
+              <w:left w:val="single" w:color="9AA5B1" w:sz="4"/>
+              <w:bottom w:val="single" w:color="9AA5B1" w:sz="4"/>
+              <w:right w:val="single" w:color="9AA5B1" w:sz="4"/>
+            </w:tcBorders>
+            <w:tcMar>
+              <w:top w:type="dxa" w:w="50"/>
+              <w:left w:type="dxa" w:w="90"/>
+              <w:bottom w:type="dxa" w:w="50"/>
+              <w:right w:type="dxa" w:w="90"/>
+            </w:tcMar>
+            <w:vAlign w:val="top"/>
+          </w:tcPr>
+          <w:p>
+            <w:pPr>
+              <w:spacing w:after="20" w:line="240"/>
+              <w:jc w:val="left"/>
+            </w:pPr>
+            <w:r>
+              <w:rPr>
+                <w:rFonts w:ascii="Times New Roman" w:cs="Times New Roman" w:eastAsia="Times New Roman" w:hAnsi="Times New Roman"/>
+                <w:b w:val="false"/>
+                <w:bCs w:val="false"/>
+                <w:sz w:val="19"/>
+                <w:szCs w:val="19"/>
+              </w:rPr>
+              <w:t xml:space="preserve">аренда без торгов допустима</w:t>
+            </w:r>
+          </w:p>
+        </w:tc>
+      </w:tr>
+      <w:tr>
+        <w:trPr>
+          <w:cantSplit/>
+        </w:trPr>
+        <w:tc>
+          <w:tcPr>
+            <w:tcW w:type="dxa" w:w="1871"/>
+            <w:tcBorders>
+              <w:top w:val="single" w:color="9AA5B1" w:sz="4"/>
+              <w:left w:val="single" w:color="9AA5B1" w:sz="4"/>
+              <w:bottom w:val="single" w:color="9AA5B1" w:sz="4"/>
+              <w:right w:val="single" w:color="9AA5B1" w:sz="4"/>
+            </w:tcBorders>
+            <w:shd w:fill="F2F2F2" w:color="auto" w:val="clear"/>
+            <w:tcMar>
+              <w:top w:type="dxa" w:w="50"/>
+              <w:left w:type="dxa" w:w="90"/>
+              <w:bottom w:type="dxa" w:w="50"/>
+              <w:right w:type="dxa" w:w="90"/>
+            </w:tcMar>
+            <w:vAlign w:val="top"/>
+          </w:tcPr>
+          <w:p>
+            <w:pPr>
+              <w:spacing w:after="20" w:line="240"/>
+              <w:jc w:val="left"/>
+            </w:pPr>
+            <w:r>
+              <w:rPr>
+                <w:rFonts w:ascii="Times New Roman" w:cs="Times New Roman" w:eastAsia="Times New Roman" w:hAnsi="Times New Roman"/>
+                <w:b/>
+                <w:bCs/>
+                <w:sz w:val="19"/>
+                <w:szCs w:val="19"/>
+              </w:rPr>
+              <w:t xml:space="preserve">Уполномоченный орган</w:t>
+            </w:r>
+          </w:p>
+        </w:tc>
+        <w:tc>
+          <w:tcPr>
+            <w:tcW w:type="dxa" w:w="4677"/>
+            <w:tcBorders>
+              <w:top w:val="single" w:color="9AA5B1" w:sz="4"/>
+              <w:left w:val="single" w:color="9AA5B1" w:sz="4"/>
+              <w:bottom w:val="single" w:color="9AA5B1" w:sz="4"/>
+              <w:right w:val="single" w:color="9AA5B1" w:sz="4"/>
+            </w:tcBorders>
+            <w:tcMar>
+              <w:top w:type="dxa" w:w="50"/>
+              <w:left w:type="dxa" w:w="90"/>
+              <w:bottom w:type="dxa" w:w="50"/>
+              <w:right w:type="dxa" w:w="90"/>
+            </w:tcMar>
+            <w:vAlign w:val="top"/>
+          </w:tcPr>
+          <w:p>
+            <w:pPr>
+              <w:spacing w:after="20" w:line="240"/>
+              <w:jc w:val="left"/>
+            </w:pPr>
+            <w:r>
+              <w:rPr>
+                <w:rFonts w:ascii="Times New Roman" w:cs="Times New Roman" w:eastAsia="Times New Roman" w:hAnsi="Times New Roman"/>
+                <w:b w:val="false"/>
+                <w:bCs w:val="false"/>
+                <w:sz w:val="19"/>
+                <w:szCs w:val="19"/>
+              </w:rPr>
+              <w:t xml:space="preserve">Администрация Березовского муниципального округа (ст. 39.2 ЗК РФ; участок за пределами Екатеринбурга)</w:t>
+            </w:r>
+          </w:p>
+        </w:tc>
+        <w:tc>
+          <w:tcPr>
+            <w:tcW w:type="dxa" w:w="2806"/>
+            <w:tcBorders>
+              <w:top w:val="single" w:color="9AA5B1" w:sz="4"/>
+              <w:left w:val="single" w:color="9AA5B1" w:sz="4"/>
+              <w:bottom w:val="single" w:color="9AA5B1" w:sz="4"/>
+              <w:right w:val="single" w:color="9AA5B1" w:sz="4"/>
+            </w:tcBorders>
+            <w:tcMar>
+              <w:top w:type="dxa" w:w="50"/>
+              <w:left w:type="dxa" w:w="90"/>
+              <w:bottom w:type="dxa" w:w="50"/>
+              <w:right w:type="dxa" w:w="90"/>
+            </w:tcMar>
+            <w:vAlign w:val="top"/>
+          </w:tcPr>
+          <w:p>
+            <w:pPr>
+              <w:spacing w:after="20" w:line="240"/>
+              <w:jc w:val="left"/>
+            </w:pPr>
+            <w:r>
+              <w:rPr>
+                <w:rFonts w:ascii="Times New Roman" w:cs="Times New Roman" w:eastAsia="Times New Roman" w:hAnsi="Times New Roman"/>
+                <w:b w:val="false"/>
+                <w:bCs w:val="false"/>
+                <w:sz w:val="19"/>
+                <w:szCs w:val="19"/>
+              </w:rPr>
+              <w:t xml:space="preserve">уточнить при подаче</w:t>
+            </w:r>
+          </w:p>
+        </w:tc>
+      </w:tr>
+      <w:tr>
+        <w:trPr>
+          <w:cantSplit/>
+        </w:trPr>
+        <w:tc>
+          <w:tcPr>
+            <w:tcW w:type="dxa" w:w="1871"/>
+            <w:tcBorders>
+              <w:top w:val="single" w:color="9AA5B1" w:sz="4"/>
+              <w:left w:val="single" w:color="9AA5B1" w:sz="4"/>
+              <w:bottom w:val="single" w:color="9AA5B1" w:sz="4"/>
+              <w:right w:val="single" w:color="9AA5B1" w:sz="4"/>
+            </w:tcBorders>
+            <w:shd w:fill="F2F2F2" w:color="auto" w:val="clear"/>
+            <w:tcMar>
+              <w:top w:type="dxa" w:w="50"/>
+              <w:left w:type="dxa" w:w="90"/>
+              <w:bottom w:type="dxa" w:w="50"/>
+              <w:right w:type="dxa" w:w="90"/>
+            </w:tcMar>
+            <w:vAlign w:val="top"/>
+          </w:tcPr>
+          <w:p>
+            <w:pPr>
+              <w:spacing w:after="20" w:line="240"/>
+              <w:jc w:val="left"/>
+            </w:pPr>
+            <w:r>
+              <w:rPr>
+                <w:rFonts w:ascii="Times New Roman" w:cs="Times New Roman" w:eastAsia="Times New Roman" w:hAnsi="Times New Roman"/>
+                <w:b/>
+                <w:bCs/>
+                <w:sz w:val="19"/>
+                <w:szCs w:val="19"/>
+              </w:rPr>
+              <w:t xml:space="preserve">Кадастровая стоимость</w:t>
+            </w:r>
+          </w:p>
+        </w:tc>
+        <w:tc>
+          <w:tcPr>
+            <w:tcW w:type="dxa" w:w="4677"/>
+            <w:tcBorders>
+              <w:top w:val="single" w:color="9AA5B1" w:sz="4"/>
+              <w:left w:val="single" w:color="9AA5B1" w:sz="4"/>
+              <w:bottom w:val="single" w:color="9AA5B1" w:sz="4"/>
+              <w:right w:val="single" w:color="9AA5B1" w:sz="4"/>
+            </w:tcBorders>
+            <w:tcMar>
+              <w:top w:type="dxa" w:w="50"/>
+              <w:left w:type="dxa" w:w="90"/>
+              <w:bottom w:type="dxa" w:w="50"/>
+              <w:right w:type="dxa" w:w="90"/>
+            </w:tcMar>
+            <w:vAlign w:val="top"/>
+          </w:tcPr>
+          <w:p>
+            <w:pPr>
+              <w:spacing w:after="20" w:line="240"/>
+              <w:jc w:val="left"/>
+            </w:pPr>
+            <w:r>
+              <w:rPr>
+                <w:rFonts w:ascii="Times New Roman" w:cs="Times New Roman" w:eastAsia="Times New Roman" w:hAnsi="Times New Roman"/>
+                <w:b w:val="false"/>
+                <w:bCs w:val="false"/>
+                <w:sz w:val="19"/>
+                <w:szCs w:val="19"/>
+              </w:rPr>
+              <w:t xml:space="preserve">17 538 458,49 руб. (≈ 120,3 руб./кв. м)</w:t>
+            </w:r>
+          </w:p>
+        </w:tc>
+        <w:tc>
+          <w:tcPr>
+            <w:tcW w:type="dxa" w:w="2806"/>
+            <w:tcBorders>
+              <w:top w:val="single" w:color="9AA5B1" w:sz="4"/>
+              <w:left w:val="single" w:color="9AA5B1" w:sz="4"/>
+              <w:bottom w:val="single" w:color="9AA5B1" w:sz="4"/>
+              <w:right w:val="single" w:color="9AA5B1" w:sz="4"/>
+            </w:tcBorders>
+            <w:tcMar>
+              <w:top w:type="dxa" w:w="50"/>
+              <w:left w:type="dxa" w:w="90"/>
+              <w:bottom w:type="dxa" w:w="50"/>
+              <w:right w:type="dxa" w:w="90"/>
+            </w:tcMar>
+            <w:vAlign w:val="top"/>
+          </w:tcPr>
+          <w:p>
+            <w:pPr>
+              <w:spacing w:after="20" w:line="240"/>
+              <w:jc w:val="left"/>
+            </w:pPr>
+            <w:r>
+              <w:rPr>
+                <w:rFonts w:ascii="Times New Roman" w:cs="Times New Roman" w:eastAsia="Times New Roman" w:hAnsi="Times New Roman"/>
+                <w:b w:val="false"/>
+                <w:bCs w:val="false"/>
+                <w:sz w:val="19"/>
+                <w:szCs w:val="19"/>
+              </w:rPr>
+              <w:t xml:space="preserve">база для арендной платы</w:t>
+            </w:r>
+          </w:p>
+        </w:tc>
+      </w:tr>
+      <w:tr>
+        <w:trPr>
+          <w:cantSplit/>
+        </w:trPr>
+        <w:tc>
+          <w:tcPr>
+            <w:tcW w:type="dxa" w:w="1871"/>
+            <w:tcBorders>
+              <w:top w:val="single" w:color="9AA5B1" w:sz="4"/>
+              <w:left w:val="single" w:color="9AA5B1" w:sz="4"/>
+              <w:bottom w:val="single" w:color="9AA5B1" w:sz="4"/>
+              <w:right w:val="single" w:color="9AA5B1" w:sz="4"/>
+            </w:tcBorders>
+            <w:shd w:fill="F2F2F2" w:color="auto" w:val="clear"/>
+            <w:tcMar>
+              <w:top w:type="dxa" w:w="50"/>
+              <w:left w:type="dxa" w:w="90"/>
+              <w:bottom w:type="dxa" w:w="50"/>
+              <w:right w:type="dxa" w:w="90"/>
+            </w:tcMar>
+            <w:vAlign w:val="top"/>
+          </w:tcPr>
+          <w:p>
+            <w:pPr>
+              <w:spacing w:after="20" w:line="240"/>
+              <w:jc w:val="left"/>
+            </w:pPr>
+            <w:r>
+              <w:rPr>
+                <w:rFonts w:ascii="Times New Roman" w:cs="Times New Roman" w:eastAsia="Times New Roman" w:hAnsi="Times New Roman"/>
+                <w:b/>
+                <w:bCs/>
+                <w:sz w:val="19"/>
+                <w:szCs w:val="19"/>
+              </w:rPr>
+              <w:t xml:space="preserve">Статус записи ЕГРН</w:t>
+            </w:r>
+          </w:p>
+        </w:tc>
+        <w:tc>
+          <w:tcPr>
+            <w:tcW w:type="dxa" w:w="4677"/>
+            <w:tcBorders>
+              <w:top w:val="single" w:color="9AA5B1" w:sz="4"/>
+              <w:left w:val="single" w:color="9AA5B1" w:sz="4"/>
+              <w:bottom w:val="single" w:color="9AA5B1" w:sz="4"/>
+              <w:right w:val="single" w:color="9AA5B1" w:sz="4"/>
+            </w:tcBorders>
+            <w:tcMar>
+              <w:top w:type="dxa" w:w="50"/>
+              <w:left w:type="dxa" w:w="90"/>
+              <w:bottom w:type="dxa" w:w="50"/>
+              <w:right w:type="dxa" w:w="90"/>
+            </w:tcMar>
+            <w:vAlign w:val="top"/>
+          </w:tcPr>
+          <w:p>
+            <w:pPr>
+              <w:spacing w:after="20" w:line="240"/>
+              <w:jc w:val="left"/>
+            </w:pPr>
+            <w:r>
+              <w:rPr>
+                <w:rFonts w:ascii="Times New Roman" w:cs="Times New Roman" w:eastAsia="Times New Roman" w:hAnsi="Times New Roman"/>
+                <w:b w:val="false"/>
+                <w:bCs w:val="false"/>
+                <w:sz w:val="19"/>
+                <w:szCs w:val="19"/>
+              </w:rPr>
+              <w:t xml:space="preserve">Учтённый</w:t>
+            </w:r>
+          </w:p>
+        </w:tc>
+        <w:tc>
+          <w:tcPr>
+            <w:tcW w:type="dxa" w:w="2806"/>
+            <w:tcBorders>
+              <w:top w:val="single" w:color="9AA5B1" w:sz="4"/>
+              <w:left w:val="single" w:color="9AA5B1" w:sz="4"/>
+              <w:bottom w:val="single" w:color="9AA5B1" w:sz="4"/>
+              <w:right w:val="single" w:color="9AA5B1" w:sz="4"/>
+            </w:tcBorders>
+            <w:tcMar>
+              <w:top w:type="dxa" w:w="50"/>
+              <w:left w:type="dxa" w:w="90"/>
+              <w:bottom w:type="dxa" w:w="50"/>
+              <w:right w:type="dxa" w:w="90"/>
+            </w:tcMar>
+            <w:vAlign w:val="top"/>
+          </w:tcPr>
+          <w:p>
+            <w:pPr>
+              <w:spacing w:after="20" w:line="240"/>
+              <w:jc w:val="left"/>
+            </w:pPr>
+            <w:r>
+              <w:rPr>
+                <w:rFonts w:ascii="Times New Roman" w:cs="Times New Roman" w:eastAsia="Times New Roman" w:hAnsi="Times New Roman"/>
+                <w:b w:val="false"/>
+                <w:bCs w:val="false"/>
+                <w:sz w:val="19"/>
+                <w:szCs w:val="19"/>
+              </w:rPr>
+              <w:t xml:space="preserve">участок сформирован — экономия 2–6 мес.</w:t>
+            </w:r>
+          </w:p>
+        </w:tc>
+      </w:tr>
+      <w:tr>
+        <w:trPr>
+          <w:cantSplit/>
+        </w:trPr>
+        <w:tc>
+          <w:tcPr>
+            <w:tcW w:type="dxa" w:w="1871"/>
+            <w:tcBorders>
+              <w:top w:val="single" w:color="9AA5B1" w:sz="4"/>
+              <w:left w:val="single" w:color="9AA5B1" w:sz="4"/>
+              <w:bottom w:val="single" w:color="9AA5B1" w:sz="4"/>
+              <w:right w:val="single" w:color="9AA5B1" w:sz="4"/>
+            </w:tcBorders>
+            <w:shd w:fill="F2F2F2" w:color="auto" w:val="clear"/>
+            <w:tcMar>
+              <w:top w:type="dxa" w:w="50"/>
+              <w:left w:type="dxa" w:w="90"/>
+              <w:bottom w:type="dxa" w:w="50"/>
+              <w:right w:type="dxa" w:w="90"/>
+            </w:tcMar>
+            <w:vAlign w:val="top"/>
+          </w:tcPr>
+          <w:p>
+            <w:pPr>
+              <w:spacing w:after="20" w:line="240"/>
+              <w:jc w:val="left"/>
+            </w:pPr>
+            <w:r>
+              <w:rPr>
+                <w:rFonts w:ascii="Times New Roman" w:cs="Times New Roman" w:eastAsia="Times New Roman" w:hAnsi="Times New Roman"/>
+                <w:b/>
+                <w:bCs/>
+                <w:sz w:val="19"/>
+                <w:szCs w:val="19"/>
+              </w:rPr>
+              <w:t xml:space="preserve">ЗОУИТ</w:t>
+            </w:r>
+          </w:p>
+        </w:tc>
+        <w:tc>
+          <w:tcPr>
+            <w:tcW w:type="dxa" w:w="4677"/>
+            <w:tcBorders>
+              <w:top w:val="single" w:color="9AA5B1" w:sz="4"/>
+              <w:left w:val="single" w:color="9AA5B1" w:sz="4"/>
+              <w:bottom w:val="single" w:color="9AA5B1" w:sz="4"/>
+              <w:right w:val="single" w:color="9AA5B1" w:sz="4"/>
+            </w:tcBorders>
+            <w:tcMar>
+              <w:top w:type="dxa" w:w="50"/>
+              <w:left w:type="dxa" w:w="90"/>
+              <w:bottom w:type="dxa" w:w="50"/>
+              <w:right w:type="dxa" w:w="90"/>
+            </w:tcMar>
+            <w:vAlign w:val="top"/>
+          </w:tcPr>
+          <w:p>
+            <w:pPr>
+              <w:spacing w:after="20" w:line="240"/>
+              <w:jc w:val="left"/>
+            </w:pPr>
+            <w:r>
+              <w:rPr>
+                <w:rFonts w:ascii="Times New Roman" w:cs="Times New Roman" w:eastAsia="Times New Roman" w:hAnsi="Times New Roman"/>
+                <w:b w:val="false"/>
+                <w:bCs w:val="false"/>
+                <w:sz w:val="19"/>
+                <w:szCs w:val="19"/>
+              </w:rPr>
+              <w:t xml:space="preserve">ЗОУИТ природных территорий</w:t>
+            </w:r>
+          </w:p>
+        </w:tc>
+        <w:tc>
+          <w:tcPr>
+            <w:tcW w:type="dxa" w:w="2806"/>
+            <w:tcBorders>
+              <w:top w:val="single" w:color="9AA5B1" w:sz="4"/>
+              <w:left w:val="single" w:color="9AA5B1" w:sz="4"/>
+              <w:bottom w:val="single" w:color="9AA5B1" w:sz="4"/>
+              <w:right w:val="single" w:color="9AA5B1" w:sz="4"/>
+            </w:tcBorders>
+            <w:tcMar>
+              <w:top w:type="dxa" w:w="50"/>
+              <w:left w:type="dxa" w:w="90"/>
+              <w:bottom w:type="dxa" w:w="50"/>
+              <w:right w:type="dxa" w:w="90"/>
+            </w:tcMar>
+            <w:vAlign w:val="top"/>
+          </w:tcPr>
+          <w:p>
+            <w:pPr>
+              <w:spacing w:after="20" w:line="240"/>
+              <w:jc w:val="left"/>
+            </w:pPr>
+            <w:r>
+              <w:rPr>
+                <w:rFonts w:ascii="Times New Roman" w:cs="Times New Roman" w:eastAsia="Times New Roman" w:hAnsi="Times New Roman"/>
+                <w:b/>
+                <w:bCs/>
+                <w:sz w:val="19"/>
+                <w:szCs w:val="19"/>
+              </w:rPr>
+              <w:t xml:space="preserve">уточнить вид зоны</w:t>
+            </w:r>
+            <w:r>
+              <w:rPr>
+                <w:rFonts w:ascii="Times New Roman" w:cs="Times New Roman" w:eastAsia="Times New Roman" w:hAnsi="Times New Roman"/>
+                <w:b w:val="false"/>
+                <w:bCs w:val="false"/>
+                <w:sz w:val="19"/>
+                <w:szCs w:val="19"/>
+              </w:rPr>
+              <w:t xml:space="preserve"> — см. разд. 5</w:t>
             </w:r>
           </w:p>
         </w:tc>
@@ -1819,1418 +2568,7 @@
           <w:sz w:val="23"/>
           <w:szCs w:val="23"/>
         </w:rPr>
-        <w:t xml:space="preserve">1.2. Где искать</w:t>
-      </w:r>
-    </w:p>
-    <w:p>
-      <w:pPr>
-        <w:spacing w:after="80" w:before="0" w:line="252"/>
-        <w:jc w:val="both"/>
-      </w:pPr>
-      <w:r>
-        <w:rPr>
-          <w:rFonts w:ascii="Times New Roman" w:cs="Times New Roman" w:eastAsia="Times New Roman" w:hAnsi="Times New Roman"/>
-          <w:b/>
-          <w:bCs/>
-          <w:sz w:val="23"/>
-          <w:szCs w:val="23"/>
-        </w:rPr>
-        <w:t xml:space="preserve">Рекомендуемая зона</w:t>
-      </w:r>
-      <w:r>
-        <w:rPr>
-          <w:rFonts w:ascii="Times New Roman" w:cs="Times New Roman" w:eastAsia="Times New Roman" w:hAnsi="Times New Roman"/>
-          <w:sz w:val="23"/>
-          <w:szCs w:val="23"/>
-        </w:rPr>
-        <w:t xml:space="preserve"> — greenfield-участки в городских округах вокруг Екатеринбурга с выходом на ЕКАД и магистральные сети: Берёзовский, Верхняя Пышма, Сысертский, Белоярский, Арамильский городские округа. Такое размещение даёт транспортную связность с аэроузлом и кадрами Екатеринбурга, позволяет разместить СЗЗ и, по данным инвестпорталов, попасть под более низкие пороги ст. 30 Закона № 18-ОЗ, чем для Екатеринбурга.</w:t>
-      </w:r>
-    </w:p>
-    <w:p>
-      <w:pPr>
-        <w:spacing w:after="80" w:before="0" w:line="252"/>
-        <w:jc w:val="both"/>
-      </w:pPr>
-      <w:r>
-        <w:rPr>
-          <w:rFonts w:ascii="Times New Roman" w:cs="Times New Roman" w:eastAsia="Times New Roman" w:hAnsi="Times New Roman"/>
-          <w:b/>
-          <w:bCs/>
-          <w:sz w:val="23"/>
-          <w:szCs w:val="23"/>
-        </w:rPr>
-        <w:t xml:space="preserve">Исключаем:</w:t>
-      </w:r>
-      <w:r>
-        <w:rPr>
-          <w:rFonts w:ascii="Times New Roman" w:cs="Times New Roman" w:eastAsia="Times New Roman" w:hAnsi="Times New Roman"/>
-          <w:sz w:val="23"/>
-          <w:szCs w:val="23"/>
-        </w:rPr>
-        <w:t xml:space="preserve"> участки в частных индустриальных парках — к ним не применяется ст. 39.6 ЗК РФ; земли сельскохозяйственного назначения — перевод по Федеральному закону от 21.12.2004 № 172-ФЗ съедает несколько месяцев из 24 и несёт риск отказа; площадки ОЭЗ — там действует другая правовая схема (резидентство), см. разд. 5.</w:t>
-      </w:r>
-    </w:p>
-    <w:p>
-      <w:pPr>
-        <w:pStyle w:val="Heading2"/>
-        <w:keepNext/>
-        <w:spacing w:after="60" w:before="120"/>
-      </w:pPr>
-      <w:r>
-        <w:rPr>
-          <w:rFonts w:ascii="Times New Roman" w:cs="Times New Roman" w:eastAsia="Times New Roman" w:hAnsi="Times New Roman"/>
-          <w:b/>
-          <w:bCs/>
-          <w:color w:val="1F3864"/>
-          <w:sz w:val="23"/>
-          <w:szCs w:val="23"/>
-        </w:rPr>
-        <w:t xml:space="preserve">1.3. Как найти и проверить участок</w:t>
-      </w:r>
-    </w:p>
-    <w:p>
-      <w:pPr>
-        <w:spacing w:after="80" w:before="0" w:line="252"/>
-        <w:jc w:val="both"/>
-      </w:pPr>
-      <w:r>
-        <w:rPr>
-          <w:rFonts w:ascii="Times New Roman" w:cs="Times New Roman" w:eastAsia="Times New Roman" w:hAnsi="Times New Roman"/>
-          <w:sz w:val="23"/>
-          <w:szCs w:val="23"/>
-        </w:rPr>
-        <w:t xml:space="preserve">Публичная кадастровая карта перенесена в </w:t>
-      </w:r>
-      <w:r>
-        <w:rPr>
-          <w:rFonts w:ascii="Times New Roman" w:cs="Times New Roman" w:eastAsia="Times New Roman" w:hAnsi="Times New Roman"/>
-          <w:b/>
-          <w:bCs/>
-          <w:sz w:val="23"/>
-          <w:szCs w:val="23"/>
-        </w:rPr>
-        <w:t xml:space="preserve">Национальную систему пространственных данных (НСПД)</w:t>
-      </w:r>
-      <w:r>
-        <w:rPr>
-          <w:rFonts w:ascii="Times New Roman" w:cs="Times New Roman" w:eastAsia="Times New Roman" w:hAnsi="Times New Roman"/>
-          <w:sz w:val="23"/>
-          <w:szCs w:val="23"/>
-        </w:rPr>
-        <w:t xml:space="preserve">: nspd.gov.ru/map?thematic=PKK. Адрес pkk.rosreestr.ru, указанный в ТЗ, больше не основной — на защите стоит сказать, что работа велась с актуальным сервисом Росреестра.</w:t>
-      </w:r>
-    </w:p>
-    <w:p>
-      <w:pPr>
-        <w:pStyle w:val="ListParagraph"/>
-        <w:numPr>
-          <w:ilvl w:val="0"/>
-          <w:numId w:val="3"/>
-        </w:numPr>
-        <w:spacing w:after="40" w:line="252"/>
-        <w:jc w:val="both"/>
-      </w:pPr>
-      <w:r>
-        <w:rPr>
-          <w:rFonts w:ascii="Times New Roman" w:cs="Times New Roman" w:eastAsia="Times New Roman" w:hAnsi="Times New Roman"/>
-          <w:b/>
-          <w:bCs/>
-          <w:sz w:val="23"/>
-          <w:szCs w:val="23"/>
-        </w:rPr>
-        <w:t xml:space="preserve">Инвестиционная карта РФ</w:t>
-      </w:r>
-      <w:r>
-        <w:rPr>
-          <w:rFonts w:ascii="Times New Roman" w:cs="Times New Roman" w:eastAsia="Times New Roman" w:hAnsi="Times New Roman"/>
-          <w:sz w:val="23"/>
-          <w:szCs w:val="23"/>
-        </w:rPr>
-        <w:t xml:space="preserve"> (invest.economy.gov.ru) и портал Агентства по привлечению инвестиций Свердловской области (invest-in-ural.ru) → инвестплощадки Свердловской области: greenfield, 12–15 га, государственная или муниципальная собственность.</w:t>
-      </w:r>
-    </w:p>
-    <w:p>
-      <w:pPr>
-        <w:pStyle w:val="ListParagraph"/>
-        <w:numPr>
-          <w:ilvl w:val="0"/>
-          <w:numId w:val="3"/>
-        </w:numPr>
-        <w:spacing w:after="40" w:line="252"/>
-        <w:jc w:val="both"/>
-      </w:pPr>
-      <w:r>
-        <w:rPr>
-          <w:rFonts w:ascii="Times New Roman" w:cs="Times New Roman" w:eastAsia="Times New Roman" w:hAnsi="Times New Roman"/>
-          <w:b/>
-          <w:bCs/>
-          <w:sz w:val="23"/>
-          <w:szCs w:val="23"/>
-        </w:rPr>
-        <w:t xml:space="preserve">НСПД</w:t>
-      </w:r>
-      <w:r>
-        <w:rPr>
-          <w:rFonts w:ascii="Times New Roman" w:cs="Times New Roman" w:eastAsia="Times New Roman" w:hAnsi="Times New Roman"/>
-          <w:sz w:val="23"/>
-          <w:szCs w:val="23"/>
-        </w:rPr>
-        <w:t xml:space="preserve"> → слой «Земельные участки» → карточка: кадастровый номер, площадь, категория, ВРИ, форма собственности, кадастровая стоимость, статус записи.</w:t>
-      </w:r>
-    </w:p>
-    <w:p>
-      <w:pPr>
-        <w:pStyle w:val="ListParagraph"/>
-        <w:numPr>
-          <w:ilvl w:val="0"/>
-          <w:numId w:val="3"/>
-        </w:numPr>
-        <w:spacing w:after="40" w:line="252"/>
-        <w:jc w:val="both"/>
-      </w:pPr>
-      <w:r>
-        <w:rPr>
-          <w:rFonts w:ascii="Times New Roman" w:cs="Times New Roman" w:eastAsia="Times New Roman" w:hAnsi="Times New Roman"/>
-          <w:b/>
-          <w:bCs/>
-          <w:sz w:val="23"/>
-          <w:szCs w:val="23"/>
-        </w:rPr>
-        <w:t xml:space="preserve">НСПД</w:t>
-      </w:r>
-      <w:r>
-        <w:rPr>
-          <w:rFonts w:ascii="Times New Roman" w:cs="Times New Roman" w:eastAsia="Times New Roman" w:hAnsi="Times New Roman"/>
-          <w:sz w:val="23"/>
-          <w:szCs w:val="23"/>
-        </w:rPr>
-        <w:t xml:space="preserve"> → слой ЗОУИТ: приаэродромные территории, охранные зоны сетей, водоохранные зоны, СЗЗ соседних предприятий.</w:t>
-      </w:r>
-    </w:p>
-    <w:p>
-      <w:pPr>
-        <w:pStyle w:val="ListParagraph"/>
-        <w:numPr>
-          <w:ilvl w:val="0"/>
-          <w:numId w:val="3"/>
-        </w:numPr>
-        <w:spacing w:after="40" w:line="252"/>
-        <w:jc w:val="both"/>
-      </w:pPr>
-      <w:r>
-        <w:rPr>
-          <w:rFonts w:ascii="Times New Roman" w:cs="Times New Roman" w:eastAsia="Times New Roman" w:hAnsi="Times New Roman"/>
-          <w:b/>
-          <w:bCs/>
-          <w:sz w:val="23"/>
-          <w:szCs w:val="23"/>
-        </w:rPr>
-        <w:t xml:space="preserve">ПЗЗ муниципалитета</w:t>
-      </w:r>
-      <w:r>
-        <w:rPr>
-          <w:rFonts w:ascii="Times New Roman" w:cs="Times New Roman" w:eastAsia="Times New Roman" w:hAnsi="Times New Roman"/>
-          <w:sz w:val="23"/>
-          <w:szCs w:val="23"/>
-        </w:rPr>
-        <w:t xml:space="preserve">: входят ли 6.2 и 6.9 в основные виды разрешённого использования территориальной зоны (ч. 4 ст. 37 ГрК РФ).</w:t>
-      </w:r>
-    </w:p>
-    <w:p>
-      <w:pPr>
-        <w:pStyle w:val="ListParagraph"/>
-        <w:numPr>
-          <w:ilvl w:val="0"/>
-          <w:numId w:val="3"/>
-        </w:numPr>
-        <w:spacing w:after="40" w:line="252"/>
-        <w:jc w:val="both"/>
-      </w:pPr>
-      <w:r>
-        <w:rPr>
-          <w:rFonts w:ascii="Times New Roman" w:cs="Times New Roman" w:eastAsia="Times New Roman" w:hAnsi="Times New Roman"/>
-          <w:b/>
-          <w:bCs/>
-          <w:sz w:val="23"/>
-          <w:szCs w:val="23"/>
-        </w:rPr>
-        <w:t xml:space="preserve">Выписка из ЕГРН</w:t>
-      </w:r>
-      <w:r>
-        <w:rPr>
-          <w:rFonts w:ascii="Times New Roman" w:cs="Times New Roman" w:eastAsia="Times New Roman" w:hAnsi="Times New Roman"/>
-          <w:sz w:val="23"/>
-          <w:szCs w:val="23"/>
-        </w:rPr>
-        <w:t xml:space="preserve"> (Росреестр, Госуслуги): нет ли зарегистрированных прав третьих лиц и обременений.</w:t>
-      </w:r>
-    </w:p>
-    <w:p>
-      <w:pPr>
-        <w:pStyle w:val="ListParagraph"/>
-        <w:numPr>
-          <w:ilvl w:val="0"/>
-          <w:numId w:val="3"/>
-        </w:numPr>
-        <w:spacing w:after="40" w:line="252"/>
-        <w:jc w:val="both"/>
-      </w:pPr>
-      <w:r>
-        <w:rPr>
-          <w:rFonts w:ascii="Times New Roman" w:cs="Times New Roman" w:eastAsia="Times New Roman" w:hAnsi="Times New Roman"/>
-          <w:b/>
-          <w:bCs/>
-          <w:sz w:val="23"/>
-          <w:szCs w:val="23"/>
-        </w:rPr>
-        <w:t xml:space="preserve">ГИСП</w:t>
-      </w:r>
-      <w:r>
-        <w:rPr>
-          <w:rFonts w:ascii="Times New Roman" w:cs="Times New Roman" w:eastAsia="Times New Roman" w:hAnsi="Times New Roman"/>
-          <w:sz w:val="23"/>
-          <w:szCs w:val="23"/>
-        </w:rPr>
-        <w:t xml:space="preserve">: не входит ли участок в индустриальный парк или технопарк — тогда участок предоставляется по правилам парка, а не по схеме МИП.</w:t>
-      </w:r>
-    </w:p>
-    <w:p>
-      <w:pPr>
-        <w:pStyle w:val="Heading2"/>
-        <w:keepNext/>
-        <w:spacing w:after="60" w:before="120"/>
-      </w:pPr>
-      <w:r>
-        <w:rPr>
-          <w:rFonts w:ascii="Times New Roman" w:cs="Times New Roman" w:eastAsia="Times New Roman" w:hAnsi="Times New Roman"/>
-          <w:b/>
-          <w:bCs/>
-          <w:color w:val="1F3864"/>
-          <w:sz w:val="23"/>
-          <w:szCs w:val="23"/>
-        </w:rPr>
-        <w:t xml:space="preserve">1.4. Паспорт участка (для слайда)</w:t>
-      </w:r>
-    </w:p>
-    <w:tbl>
-      <w:tblPr>
-        <w:tblW w:type="dxa" w:w="9354"/>
-        <w:tblBorders>
-          <w:top w:val="single" w:color="auto" w:sz="4"/>
-          <w:left w:val="single" w:color="auto" w:sz="4"/>
-          <w:bottom w:val="single" w:color="auto" w:sz="4"/>
-          <w:right w:val="single" w:color="auto" w:sz="4"/>
-          <w:insideH w:val="single" w:color="auto" w:sz="4"/>
-          <w:insideV w:val="single" w:color="auto" w:sz="4"/>
-        </w:tblBorders>
-      </w:tblPr>
-      <w:tblGrid>
-        <w:gridCol w:w="2432"/>
-        <w:gridCol w:w="2806"/>
-        <w:gridCol w:w="4116"/>
-      </w:tblGrid>
-      <w:tr>
-        <w:trPr>
-          <w:tblHeader/>
-        </w:trPr>
-        <w:tc>
-          <w:tcPr>
-            <w:tcW w:type="dxa" w:w="2432"/>
-            <w:tcBorders>
-              <w:top w:val="single" w:color="9AA5B1" w:sz="4"/>
-              <w:left w:val="single" w:color="9AA5B1" w:sz="4"/>
-              <w:bottom w:val="single" w:color="9AA5B1" w:sz="4"/>
-              <w:right w:val="single" w:color="9AA5B1" w:sz="4"/>
-            </w:tcBorders>
-            <w:shd w:fill="D9E2F3" w:color="auto" w:val="clear"/>
-            <w:tcMar>
-              <w:top w:type="dxa" w:w="50"/>
-              <w:left w:type="dxa" w:w="90"/>
-              <w:bottom w:type="dxa" w:w="50"/>
-              <w:right w:type="dxa" w:w="90"/>
-            </w:tcMar>
-            <w:vAlign w:val="top"/>
-          </w:tcPr>
-          <w:p>
-            <w:pPr>
-              <w:spacing w:after="20" w:line="240"/>
-              <w:jc w:val="left"/>
-            </w:pPr>
-            <w:r>
-              <w:rPr>
-                <w:rFonts w:ascii="Times New Roman" w:cs="Times New Roman" w:eastAsia="Times New Roman" w:hAnsi="Times New Roman"/>
-                <w:b/>
-                <w:bCs/>
-                <w:sz w:val="20"/>
-                <w:szCs w:val="20"/>
-              </w:rPr>
-              <w:t xml:space="preserve">Параметр</w:t>
-            </w:r>
-          </w:p>
-        </w:tc>
-        <w:tc>
-          <w:tcPr>
-            <w:tcW w:type="dxa" w:w="2806"/>
-            <w:tcBorders>
-              <w:top w:val="single" w:color="9AA5B1" w:sz="4"/>
-              <w:left w:val="single" w:color="9AA5B1" w:sz="4"/>
-              <w:bottom w:val="single" w:color="9AA5B1" w:sz="4"/>
-              <w:right w:val="single" w:color="9AA5B1" w:sz="4"/>
-            </w:tcBorders>
-            <w:shd w:fill="D9E2F3" w:color="auto" w:val="clear"/>
-            <w:tcMar>
-              <w:top w:type="dxa" w:w="50"/>
-              <w:left w:type="dxa" w:w="90"/>
-              <w:bottom w:type="dxa" w:w="50"/>
-              <w:right w:type="dxa" w:w="90"/>
-            </w:tcMar>
-            <w:vAlign w:val="top"/>
-          </w:tcPr>
-          <w:p>
-            <w:pPr>
-              <w:spacing w:after="20" w:line="240"/>
-              <w:jc w:val="left"/>
-            </w:pPr>
-            <w:r>
-              <w:rPr>
-                <w:rFonts w:ascii="Times New Roman" w:cs="Times New Roman" w:eastAsia="Times New Roman" w:hAnsi="Times New Roman"/>
-                <w:b/>
-                <w:bCs/>
-                <w:sz w:val="20"/>
-                <w:szCs w:val="20"/>
-              </w:rPr>
-              <w:t xml:space="preserve">Значение</w:t>
-            </w:r>
-          </w:p>
-        </w:tc>
-        <w:tc>
-          <w:tcPr>
-            <w:tcW w:type="dxa" w:w="4116"/>
-            <w:tcBorders>
-              <w:top w:val="single" w:color="9AA5B1" w:sz="4"/>
-              <w:left w:val="single" w:color="9AA5B1" w:sz="4"/>
-              <w:bottom w:val="single" w:color="9AA5B1" w:sz="4"/>
-              <w:right w:val="single" w:color="9AA5B1" w:sz="4"/>
-            </w:tcBorders>
-            <w:shd w:fill="D9E2F3" w:color="auto" w:val="clear"/>
-            <w:tcMar>
-              <w:top w:type="dxa" w:w="50"/>
-              <w:left w:type="dxa" w:w="90"/>
-              <w:bottom w:type="dxa" w:w="50"/>
-              <w:right w:type="dxa" w:w="90"/>
-            </w:tcMar>
-            <w:vAlign w:val="top"/>
-          </w:tcPr>
-          <w:p>
-            <w:pPr>
-              <w:spacing w:after="20" w:line="240"/>
-              <w:jc w:val="left"/>
-            </w:pPr>
-            <w:r>
-              <w:rPr>
-                <w:rFonts w:ascii="Times New Roman" w:cs="Times New Roman" w:eastAsia="Times New Roman" w:hAnsi="Times New Roman"/>
-                <w:b/>
-                <w:bCs/>
-                <w:sz w:val="20"/>
-                <w:szCs w:val="20"/>
-              </w:rPr>
-              <w:t xml:space="preserve">Требование / источник</w:t>
-            </w:r>
-          </w:p>
-        </w:tc>
-      </w:tr>
-      <w:tr>
-        <w:trPr>
-          <w:cantSplit/>
-        </w:trPr>
-        <w:tc>
-          <w:tcPr>
-            <w:tcW w:type="dxa" w:w="2432"/>
-            <w:tcBorders>
-              <w:top w:val="single" w:color="9AA5B1" w:sz="4"/>
-              <w:left w:val="single" w:color="9AA5B1" w:sz="4"/>
-              <w:bottom w:val="single" w:color="9AA5B1" w:sz="4"/>
-              <w:right w:val="single" w:color="9AA5B1" w:sz="4"/>
-            </w:tcBorders>
-            <w:shd w:fill="F2F2F2" w:color="auto" w:val="clear"/>
-            <w:tcMar>
-              <w:top w:type="dxa" w:w="50"/>
-              <w:left w:type="dxa" w:w="90"/>
-              <w:bottom w:type="dxa" w:w="50"/>
-              <w:right w:type="dxa" w:w="90"/>
-            </w:tcMar>
-            <w:vAlign w:val="top"/>
-          </w:tcPr>
-          <w:p>
-            <w:pPr>
-              <w:spacing w:after="20" w:line="240"/>
-              <w:jc w:val="left"/>
-            </w:pPr>
-            <w:r>
-              <w:rPr>
-                <w:rFonts w:ascii="Times New Roman" w:cs="Times New Roman" w:eastAsia="Times New Roman" w:hAnsi="Times New Roman"/>
-                <w:b/>
-                <w:bCs/>
-                <w:sz w:val="20"/>
-                <w:szCs w:val="20"/>
-              </w:rPr>
-              <w:t xml:space="preserve">Кадастровый номер</w:t>
-            </w:r>
-          </w:p>
-        </w:tc>
-        <w:tc>
-          <w:tcPr>
-            <w:tcW w:type="dxa" w:w="2806"/>
-            <w:tcBorders>
-              <w:top w:val="single" w:color="9AA5B1" w:sz="4"/>
-              <w:left w:val="single" w:color="9AA5B1" w:sz="4"/>
-              <w:bottom w:val="single" w:color="9AA5B1" w:sz="4"/>
-              <w:right w:val="single" w:color="9AA5B1" w:sz="4"/>
-            </w:tcBorders>
-            <w:tcMar>
-              <w:top w:type="dxa" w:w="50"/>
-              <w:left w:type="dxa" w:w="90"/>
-              <w:bottom w:type="dxa" w:w="50"/>
-              <w:right w:type="dxa" w:w="90"/>
-            </w:tcMar>
-            <w:vAlign w:val="top"/>
-          </w:tcPr>
-          <w:p>
-            <w:pPr>
-              <w:spacing w:after="20" w:line="240"/>
-              <w:jc w:val="left"/>
-            </w:pPr>
-            <w:r>
-              <w:rPr>
-                <w:rFonts w:ascii="Times New Roman" w:cs="Times New Roman" w:eastAsia="Times New Roman" w:hAnsi="Times New Roman"/>
-                <w:b w:val="false"/>
-                <w:bCs w:val="false"/>
-                <w:sz w:val="20"/>
-                <w:szCs w:val="20"/>
-              </w:rPr>
-              <w:t xml:space="preserve">66:__:_______:___</w:t>
-            </w:r>
-          </w:p>
-        </w:tc>
-        <w:tc>
-          <w:tcPr>
-            <w:tcW w:type="dxa" w:w="4116"/>
-            <w:tcBorders>
-              <w:top w:val="single" w:color="9AA5B1" w:sz="4"/>
-              <w:left w:val="single" w:color="9AA5B1" w:sz="4"/>
-              <w:bottom w:val="single" w:color="9AA5B1" w:sz="4"/>
-              <w:right w:val="single" w:color="9AA5B1" w:sz="4"/>
-            </w:tcBorders>
-            <w:tcMar>
-              <w:top w:type="dxa" w:w="50"/>
-              <w:left w:type="dxa" w:w="90"/>
-              <w:bottom w:type="dxa" w:w="50"/>
-              <w:right w:type="dxa" w:w="90"/>
-            </w:tcMar>
-            <w:vAlign w:val="top"/>
-          </w:tcPr>
-          <w:p>
-            <w:pPr>
-              <w:spacing w:after="20" w:line="240"/>
-              <w:jc w:val="left"/>
-            </w:pPr>
-            <w:r>
-              <w:rPr>
-                <w:rFonts w:ascii="Times New Roman" w:cs="Times New Roman" w:eastAsia="Times New Roman" w:hAnsi="Times New Roman"/>
-                <w:b w:val="false"/>
-                <w:bCs w:val="false"/>
-                <w:sz w:val="20"/>
-                <w:szCs w:val="20"/>
-              </w:rPr>
-              <w:t xml:space="preserve">НСПД, скриншот контура — на слайд</w:t>
-            </w:r>
-          </w:p>
-        </w:tc>
-      </w:tr>
-      <w:tr>
-        <w:trPr>
-          <w:cantSplit/>
-        </w:trPr>
-        <w:tc>
-          <w:tcPr>
-            <w:tcW w:type="dxa" w:w="2432"/>
-            <w:tcBorders>
-              <w:top w:val="single" w:color="9AA5B1" w:sz="4"/>
-              <w:left w:val="single" w:color="9AA5B1" w:sz="4"/>
-              <w:bottom w:val="single" w:color="9AA5B1" w:sz="4"/>
-              <w:right w:val="single" w:color="9AA5B1" w:sz="4"/>
-            </w:tcBorders>
-            <w:shd w:fill="F2F2F2" w:color="auto" w:val="clear"/>
-            <w:tcMar>
-              <w:top w:type="dxa" w:w="50"/>
-              <w:left w:type="dxa" w:w="90"/>
-              <w:bottom w:type="dxa" w:w="50"/>
-              <w:right w:type="dxa" w:w="90"/>
-            </w:tcMar>
-            <w:vAlign w:val="top"/>
-          </w:tcPr>
-          <w:p>
-            <w:pPr>
-              <w:spacing w:after="20" w:line="240"/>
-              <w:jc w:val="left"/>
-            </w:pPr>
-            <w:r>
-              <w:rPr>
-                <w:rFonts w:ascii="Times New Roman" w:cs="Times New Roman" w:eastAsia="Times New Roman" w:hAnsi="Times New Roman"/>
-                <w:b/>
-                <w:bCs/>
-                <w:sz w:val="20"/>
-                <w:szCs w:val="20"/>
-              </w:rPr>
-              <w:t xml:space="preserve">Местоположение</w:t>
-            </w:r>
-          </w:p>
-        </w:tc>
-        <w:tc>
-          <w:tcPr>
-            <w:tcW w:type="dxa" w:w="2806"/>
-            <w:tcBorders>
-              <w:top w:val="single" w:color="9AA5B1" w:sz="4"/>
-              <w:left w:val="single" w:color="9AA5B1" w:sz="4"/>
-              <w:bottom w:val="single" w:color="9AA5B1" w:sz="4"/>
-              <w:right w:val="single" w:color="9AA5B1" w:sz="4"/>
-            </w:tcBorders>
-            <w:tcMar>
-              <w:top w:type="dxa" w:w="50"/>
-              <w:left w:type="dxa" w:w="90"/>
-              <w:bottom w:type="dxa" w:w="50"/>
-              <w:right w:type="dxa" w:w="90"/>
-            </w:tcMar>
-            <w:vAlign w:val="top"/>
-          </w:tcPr>
-          <w:p>
-            <w:pPr>
-              <w:spacing w:after="20" w:line="240"/>
-              <w:jc w:val="left"/>
-            </w:pPr>
-            <w:r>
-              <w:rPr>
-                <w:rFonts w:ascii="Times New Roman" w:cs="Times New Roman" w:eastAsia="Times New Roman" w:hAnsi="Times New Roman"/>
-                <w:b w:val="false"/>
-                <w:bCs w:val="false"/>
-                <w:sz w:val="20"/>
-                <w:szCs w:val="20"/>
-              </w:rPr>
-              <w:t xml:space="preserve">________________</w:t>
-            </w:r>
-          </w:p>
-        </w:tc>
-        <w:tc>
-          <w:tcPr>
-            <w:tcW w:type="dxa" w:w="4116"/>
-            <w:tcBorders>
-              <w:top w:val="single" w:color="9AA5B1" w:sz="4"/>
-              <w:left w:val="single" w:color="9AA5B1" w:sz="4"/>
-              <w:bottom w:val="single" w:color="9AA5B1" w:sz="4"/>
-              <w:right w:val="single" w:color="9AA5B1" w:sz="4"/>
-            </w:tcBorders>
-            <w:tcMar>
-              <w:top w:type="dxa" w:w="50"/>
-              <w:left w:type="dxa" w:w="90"/>
-              <w:bottom w:type="dxa" w:w="50"/>
-              <w:right w:type="dxa" w:w="90"/>
-            </w:tcMar>
-            <w:vAlign w:val="top"/>
-          </w:tcPr>
-          <w:p>
-            <w:pPr>
-              <w:spacing w:after="20" w:line="240"/>
-              <w:jc w:val="left"/>
-            </w:pPr>
-            <w:r>
-              <w:rPr>
-                <w:rFonts w:ascii="Times New Roman" w:cs="Times New Roman" w:eastAsia="Times New Roman" w:hAnsi="Times New Roman"/>
-                <w:b w:val="false"/>
-                <w:bCs w:val="false"/>
-                <w:sz w:val="20"/>
-                <w:szCs w:val="20"/>
-              </w:rPr>
-              <w:t xml:space="preserve">городской округ вне Екатеринбурга</w:t>
-            </w:r>
-          </w:p>
-        </w:tc>
-      </w:tr>
-      <w:tr>
-        <w:trPr>
-          <w:cantSplit/>
-        </w:trPr>
-        <w:tc>
-          <w:tcPr>
-            <w:tcW w:type="dxa" w:w="2432"/>
-            <w:tcBorders>
-              <w:top w:val="single" w:color="9AA5B1" w:sz="4"/>
-              <w:left w:val="single" w:color="9AA5B1" w:sz="4"/>
-              <w:bottom w:val="single" w:color="9AA5B1" w:sz="4"/>
-              <w:right w:val="single" w:color="9AA5B1" w:sz="4"/>
-            </w:tcBorders>
-            <w:shd w:fill="F2F2F2" w:color="auto" w:val="clear"/>
-            <w:tcMar>
-              <w:top w:type="dxa" w:w="50"/>
-              <w:left w:type="dxa" w:w="90"/>
-              <w:bottom w:type="dxa" w:w="50"/>
-              <w:right w:type="dxa" w:w="90"/>
-            </w:tcMar>
-            <w:vAlign w:val="top"/>
-          </w:tcPr>
-          <w:p>
-            <w:pPr>
-              <w:spacing w:after="20" w:line="240"/>
-              <w:jc w:val="left"/>
-            </w:pPr>
-            <w:r>
-              <w:rPr>
-                <w:rFonts w:ascii="Times New Roman" w:cs="Times New Roman" w:eastAsia="Times New Roman" w:hAnsi="Times New Roman"/>
-                <w:b/>
-                <w:bCs/>
-                <w:sz w:val="20"/>
-                <w:szCs w:val="20"/>
-              </w:rPr>
-              <w:t xml:space="preserve">Площадь</w:t>
-            </w:r>
-          </w:p>
-        </w:tc>
-        <w:tc>
-          <w:tcPr>
-            <w:tcW w:type="dxa" w:w="2806"/>
-            <w:tcBorders>
-              <w:top w:val="single" w:color="9AA5B1" w:sz="4"/>
-              <w:left w:val="single" w:color="9AA5B1" w:sz="4"/>
-              <w:bottom w:val="single" w:color="9AA5B1" w:sz="4"/>
-              <w:right w:val="single" w:color="9AA5B1" w:sz="4"/>
-            </w:tcBorders>
-            <w:tcMar>
-              <w:top w:type="dxa" w:w="50"/>
-              <w:left w:type="dxa" w:w="90"/>
-              <w:bottom w:type="dxa" w:w="50"/>
-              <w:right w:type="dxa" w:w="90"/>
-            </w:tcMar>
-            <w:vAlign w:val="top"/>
-          </w:tcPr>
-          <w:p>
-            <w:pPr>
-              <w:spacing w:after="20" w:line="240"/>
-              <w:jc w:val="left"/>
-            </w:pPr>
-            <w:r>
-              <w:rPr>
-                <w:rFonts w:ascii="Times New Roman" w:cs="Times New Roman" w:eastAsia="Times New Roman" w:hAnsi="Times New Roman"/>
-                <w:b w:val="false"/>
-                <w:bCs w:val="false"/>
-                <w:sz w:val="20"/>
-                <w:szCs w:val="20"/>
-              </w:rPr>
-              <w:t xml:space="preserve">____ га</w:t>
-            </w:r>
-          </w:p>
-        </w:tc>
-        <w:tc>
-          <w:tcPr>
-            <w:tcW w:type="dxa" w:w="4116"/>
-            <w:tcBorders>
-              <w:top w:val="single" w:color="9AA5B1" w:sz="4"/>
-              <w:left w:val="single" w:color="9AA5B1" w:sz="4"/>
-              <w:bottom w:val="single" w:color="9AA5B1" w:sz="4"/>
-              <w:right w:val="single" w:color="9AA5B1" w:sz="4"/>
-            </w:tcBorders>
-            <w:tcMar>
-              <w:top w:type="dxa" w:w="50"/>
-              <w:left w:type="dxa" w:w="90"/>
-              <w:bottom w:type="dxa" w:w="50"/>
-              <w:right w:type="dxa" w:w="90"/>
-            </w:tcMar>
-            <w:vAlign w:val="top"/>
-          </w:tcPr>
-          <w:p>
-            <w:pPr>
-              <w:spacing w:after="20" w:line="240"/>
-              <w:jc w:val="left"/>
-            </w:pPr>
-            <w:r>
-              <w:rPr>
-                <w:rFonts w:ascii="Times New Roman" w:cs="Times New Roman" w:eastAsia="Times New Roman" w:hAnsi="Times New Roman"/>
-                <w:b w:val="false"/>
-                <w:bCs w:val="false"/>
-                <w:sz w:val="20"/>
-                <w:szCs w:val="20"/>
-              </w:rPr>
-              <w:t xml:space="preserve">12–15 га</w:t>
-            </w:r>
-          </w:p>
-        </w:tc>
-      </w:tr>
-      <w:tr>
-        <w:trPr>
-          <w:cantSplit/>
-        </w:trPr>
-        <w:tc>
-          <w:tcPr>
-            <w:tcW w:type="dxa" w:w="2432"/>
-            <w:tcBorders>
-              <w:top w:val="single" w:color="9AA5B1" w:sz="4"/>
-              <w:left w:val="single" w:color="9AA5B1" w:sz="4"/>
-              <w:bottom w:val="single" w:color="9AA5B1" w:sz="4"/>
-              <w:right w:val="single" w:color="9AA5B1" w:sz="4"/>
-            </w:tcBorders>
-            <w:shd w:fill="F2F2F2" w:color="auto" w:val="clear"/>
-            <w:tcMar>
-              <w:top w:type="dxa" w:w="50"/>
-              <w:left w:type="dxa" w:w="90"/>
-              <w:bottom w:type="dxa" w:w="50"/>
-              <w:right w:type="dxa" w:w="90"/>
-            </w:tcMar>
-            <w:vAlign w:val="top"/>
-          </w:tcPr>
-          <w:p>
-            <w:pPr>
-              <w:spacing w:after="20" w:line="240"/>
-              <w:jc w:val="left"/>
-            </w:pPr>
-            <w:r>
-              <w:rPr>
-                <w:rFonts w:ascii="Times New Roman" w:cs="Times New Roman" w:eastAsia="Times New Roman" w:hAnsi="Times New Roman"/>
-                <w:b/>
-                <w:bCs/>
-                <w:sz w:val="20"/>
-                <w:szCs w:val="20"/>
-              </w:rPr>
-              <w:t xml:space="preserve">Категория земель</w:t>
-            </w:r>
-          </w:p>
-        </w:tc>
-        <w:tc>
-          <w:tcPr>
-            <w:tcW w:type="dxa" w:w="2806"/>
-            <w:tcBorders>
-              <w:top w:val="single" w:color="9AA5B1" w:sz="4"/>
-              <w:left w:val="single" w:color="9AA5B1" w:sz="4"/>
-              <w:bottom w:val="single" w:color="9AA5B1" w:sz="4"/>
-              <w:right w:val="single" w:color="9AA5B1" w:sz="4"/>
-            </w:tcBorders>
-            <w:tcMar>
-              <w:top w:type="dxa" w:w="50"/>
-              <w:left w:type="dxa" w:w="90"/>
-              <w:bottom w:type="dxa" w:w="50"/>
-              <w:right w:type="dxa" w:w="90"/>
-            </w:tcMar>
-            <w:vAlign w:val="top"/>
-          </w:tcPr>
-          <w:p>
-            <w:pPr>
-              <w:spacing w:after="20" w:line="240"/>
-              <w:jc w:val="left"/>
-            </w:pPr>
-            <w:r>
-              <w:rPr>
-                <w:rFonts w:ascii="Times New Roman" w:cs="Times New Roman" w:eastAsia="Times New Roman" w:hAnsi="Times New Roman"/>
-                <w:b w:val="false"/>
-                <w:bCs w:val="false"/>
-                <w:sz w:val="20"/>
-                <w:szCs w:val="20"/>
-              </w:rPr>
-              <w:t xml:space="preserve">________________</w:t>
-            </w:r>
-          </w:p>
-        </w:tc>
-        <w:tc>
-          <w:tcPr>
-            <w:tcW w:type="dxa" w:w="4116"/>
-            <w:tcBorders>
-              <w:top w:val="single" w:color="9AA5B1" w:sz="4"/>
-              <w:left w:val="single" w:color="9AA5B1" w:sz="4"/>
-              <w:bottom w:val="single" w:color="9AA5B1" w:sz="4"/>
-              <w:right w:val="single" w:color="9AA5B1" w:sz="4"/>
-            </w:tcBorders>
-            <w:tcMar>
-              <w:top w:type="dxa" w:w="50"/>
-              <w:left w:type="dxa" w:w="90"/>
-              <w:bottom w:type="dxa" w:w="50"/>
-              <w:right w:type="dxa" w:w="90"/>
-            </w:tcMar>
-            <w:vAlign w:val="top"/>
-          </w:tcPr>
-          <w:p>
-            <w:pPr>
-              <w:spacing w:after="20" w:line="240"/>
-              <w:jc w:val="left"/>
-            </w:pPr>
-            <w:r>
-              <w:rPr>
-                <w:rFonts w:ascii="Times New Roman" w:cs="Times New Roman" w:eastAsia="Times New Roman" w:hAnsi="Times New Roman"/>
-                <w:b w:val="false"/>
-                <w:bCs w:val="false"/>
-                <w:sz w:val="20"/>
-                <w:szCs w:val="20"/>
-              </w:rPr>
-              <w:t xml:space="preserve">земли промышленности… (ст. 88 ЗК РФ)</w:t>
-            </w:r>
-          </w:p>
-        </w:tc>
-      </w:tr>
-      <w:tr>
-        <w:trPr>
-          <w:cantSplit/>
-        </w:trPr>
-        <w:tc>
-          <w:tcPr>
-            <w:tcW w:type="dxa" w:w="2432"/>
-            <w:tcBorders>
-              <w:top w:val="single" w:color="9AA5B1" w:sz="4"/>
-              <w:left w:val="single" w:color="9AA5B1" w:sz="4"/>
-              <w:bottom w:val="single" w:color="9AA5B1" w:sz="4"/>
-              <w:right w:val="single" w:color="9AA5B1" w:sz="4"/>
-            </w:tcBorders>
-            <w:shd w:fill="F2F2F2" w:color="auto" w:val="clear"/>
-            <w:tcMar>
-              <w:top w:type="dxa" w:w="50"/>
-              <w:left w:type="dxa" w:w="90"/>
-              <w:bottom w:type="dxa" w:w="50"/>
-              <w:right w:type="dxa" w:w="90"/>
-            </w:tcMar>
-            <w:vAlign w:val="top"/>
-          </w:tcPr>
-          <w:p>
-            <w:pPr>
-              <w:spacing w:after="20" w:line="240"/>
-              <w:jc w:val="left"/>
-            </w:pPr>
-            <w:r>
-              <w:rPr>
-                <w:rFonts w:ascii="Times New Roman" w:cs="Times New Roman" w:eastAsia="Times New Roman" w:hAnsi="Times New Roman"/>
-                <w:b/>
-                <w:bCs/>
-                <w:sz w:val="20"/>
-                <w:szCs w:val="20"/>
-              </w:rPr>
-              <w:t xml:space="preserve">ВРИ</w:t>
-            </w:r>
-          </w:p>
-        </w:tc>
-        <w:tc>
-          <w:tcPr>
-            <w:tcW w:type="dxa" w:w="2806"/>
-            <w:tcBorders>
-              <w:top w:val="single" w:color="9AA5B1" w:sz="4"/>
-              <w:left w:val="single" w:color="9AA5B1" w:sz="4"/>
-              <w:bottom w:val="single" w:color="9AA5B1" w:sz="4"/>
-              <w:right w:val="single" w:color="9AA5B1" w:sz="4"/>
-            </w:tcBorders>
-            <w:tcMar>
-              <w:top w:type="dxa" w:w="50"/>
-              <w:left w:type="dxa" w:w="90"/>
-              <w:bottom w:type="dxa" w:w="50"/>
-              <w:right w:type="dxa" w:w="90"/>
-            </w:tcMar>
-            <w:vAlign w:val="top"/>
-          </w:tcPr>
-          <w:p>
-            <w:pPr>
-              <w:spacing w:after="20" w:line="240"/>
-              <w:jc w:val="left"/>
-            </w:pPr>
-            <w:r>
-              <w:rPr>
-                <w:rFonts w:ascii="Times New Roman" w:cs="Times New Roman" w:eastAsia="Times New Roman" w:hAnsi="Times New Roman"/>
-                <w:b w:val="false"/>
-                <w:bCs w:val="false"/>
-                <w:sz w:val="20"/>
-                <w:szCs w:val="20"/>
-              </w:rPr>
-              <w:t xml:space="preserve">________________</w:t>
-            </w:r>
-          </w:p>
-        </w:tc>
-        <w:tc>
-          <w:tcPr>
-            <w:tcW w:type="dxa" w:w="4116"/>
-            <w:tcBorders>
-              <w:top w:val="single" w:color="9AA5B1" w:sz="4"/>
-              <w:left w:val="single" w:color="9AA5B1" w:sz="4"/>
-              <w:bottom w:val="single" w:color="9AA5B1" w:sz="4"/>
-              <w:right w:val="single" w:color="9AA5B1" w:sz="4"/>
-            </w:tcBorders>
-            <w:tcMar>
-              <w:top w:type="dxa" w:w="50"/>
-              <w:left w:type="dxa" w:w="90"/>
-              <w:bottom w:type="dxa" w:w="50"/>
-              <w:right w:type="dxa" w:w="90"/>
-            </w:tcMar>
-            <w:vAlign w:val="top"/>
-          </w:tcPr>
-          <w:p>
-            <w:pPr>
-              <w:spacing w:after="20" w:line="240"/>
-              <w:jc w:val="left"/>
-            </w:pPr>
-            <w:r>
-              <w:rPr>
-                <w:rFonts w:ascii="Times New Roman" w:cs="Times New Roman" w:eastAsia="Times New Roman" w:hAnsi="Times New Roman"/>
-                <w:b w:val="false"/>
-                <w:bCs w:val="false"/>
-                <w:sz w:val="20"/>
-                <w:szCs w:val="20"/>
-              </w:rPr>
-              <w:t xml:space="preserve">6.2 + 6.9; в основных видах зоны по ПЗЗ</w:t>
-            </w:r>
-          </w:p>
-        </w:tc>
-      </w:tr>
-      <w:tr>
-        <w:trPr>
-          <w:cantSplit/>
-        </w:trPr>
-        <w:tc>
-          <w:tcPr>
-            <w:tcW w:type="dxa" w:w="2432"/>
-            <w:tcBorders>
-              <w:top w:val="single" w:color="9AA5B1" w:sz="4"/>
-              <w:left w:val="single" w:color="9AA5B1" w:sz="4"/>
-              <w:bottom w:val="single" w:color="9AA5B1" w:sz="4"/>
-              <w:right w:val="single" w:color="9AA5B1" w:sz="4"/>
-            </w:tcBorders>
-            <w:shd w:fill="F2F2F2" w:color="auto" w:val="clear"/>
-            <w:tcMar>
-              <w:top w:type="dxa" w:w="50"/>
-              <w:left w:type="dxa" w:w="90"/>
-              <w:bottom w:type="dxa" w:w="50"/>
-              <w:right w:type="dxa" w:w="90"/>
-            </w:tcMar>
-            <w:vAlign w:val="top"/>
-          </w:tcPr>
-          <w:p>
-            <w:pPr>
-              <w:spacing w:after="20" w:line="240"/>
-              <w:jc w:val="left"/>
-            </w:pPr>
-            <w:r>
-              <w:rPr>
-                <w:rFonts w:ascii="Times New Roman" w:cs="Times New Roman" w:eastAsia="Times New Roman" w:hAnsi="Times New Roman"/>
-                <w:b/>
-                <w:bCs/>
-                <w:sz w:val="20"/>
-                <w:szCs w:val="20"/>
-              </w:rPr>
-              <w:t xml:space="preserve">Форма собственности</w:t>
-            </w:r>
-          </w:p>
-        </w:tc>
-        <w:tc>
-          <w:tcPr>
-            <w:tcW w:type="dxa" w:w="2806"/>
-            <w:tcBorders>
-              <w:top w:val="single" w:color="9AA5B1" w:sz="4"/>
-              <w:left w:val="single" w:color="9AA5B1" w:sz="4"/>
-              <w:bottom w:val="single" w:color="9AA5B1" w:sz="4"/>
-              <w:right w:val="single" w:color="9AA5B1" w:sz="4"/>
-            </w:tcBorders>
-            <w:tcMar>
-              <w:top w:type="dxa" w:w="50"/>
-              <w:left w:type="dxa" w:w="90"/>
-              <w:bottom w:type="dxa" w:w="50"/>
-              <w:right w:type="dxa" w:w="90"/>
-            </w:tcMar>
-            <w:vAlign w:val="top"/>
-          </w:tcPr>
-          <w:p>
-            <w:pPr>
-              <w:spacing w:after="20" w:line="240"/>
-              <w:jc w:val="left"/>
-            </w:pPr>
-            <w:r>
-              <w:rPr>
-                <w:rFonts w:ascii="Times New Roman" w:cs="Times New Roman" w:eastAsia="Times New Roman" w:hAnsi="Times New Roman"/>
-                <w:b w:val="false"/>
-                <w:bCs w:val="false"/>
-                <w:sz w:val="20"/>
-                <w:szCs w:val="20"/>
-              </w:rPr>
-              <w:t xml:space="preserve">________________</w:t>
-            </w:r>
-          </w:p>
-        </w:tc>
-        <w:tc>
-          <w:tcPr>
-            <w:tcW w:type="dxa" w:w="4116"/>
-            <w:tcBorders>
-              <w:top w:val="single" w:color="9AA5B1" w:sz="4"/>
-              <w:left w:val="single" w:color="9AA5B1" w:sz="4"/>
-              <w:bottom w:val="single" w:color="9AA5B1" w:sz="4"/>
-              <w:right w:val="single" w:color="9AA5B1" w:sz="4"/>
-            </w:tcBorders>
-            <w:tcMar>
-              <w:top w:type="dxa" w:w="50"/>
-              <w:left w:type="dxa" w:w="90"/>
-              <w:bottom w:type="dxa" w:w="50"/>
-              <w:right w:type="dxa" w:w="90"/>
-            </w:tcMar>
-            <w:vAlign w:val="top"/>
-          </w:tcPr>
-          <w:p>
-            <w:pPr>
-              <w:spacing w:after="20" w:line="240"/>
-              <w:jc w:val="left"/>
-            </w:pPr>
-            <w:r>
-              <w:rPr>
-                <w:rFonts w:ascii="Times New Roman" w:cs="Times New Roman" w:eastAsia="Times New Roman" w:hAnsi="Times New Roman"/>
-                <w:b w:val="false"/>
-                <w:bCs w:val="false"/>
-                <w:sz w:val="20"/>
-                <w:szCs w:val="20"/>
-              </w:rPr>
-              <w:t xml:space="preserve">СО / муниципальная / неразграниченная</w:t>
-            </w:r>
-          </w:p>
-        </w:tc>
-      </w:tr>
-      <w:tr>
-        <w:trPr>
-          <w:cantSplit/>
-        </w:trPr>
-        <w:tc>
-          <w:tcPr>
-            <w:tcW w:type="dxa" w:w="2432"/>
-            <w:tcBorders>
-              <w:top w:val="single" w:color="9AA5B1" w:sz="4"/>
-              <w:left w:val="single" w:color="9AA5B1" w:sz="4"/>
-              <w:bottom w:val="single" w:color="9AA5B1" w:sz="4"/>
-              <w:right w:val="single" w:color="9AA5B1" w:sz="4"/>
-            </w:tcBorders>
-            <w:shd w:fill="F2F2F2" w:color="auto" w:val="clear"/>
-            <w:tcMar>
-              <w:top w:type="dxa" w:w="50"/>
-              <w:left w:type="dxa" w:w="90"/>
-              <w:bottom w:type="dxa" w:w="50"/>
-              <w:right w:type="dxa" w:w="90"/>
-            </w:tcMar>
-            <w:vAlign w:val="top"/>
-          </w:tcPr>
-          <w:p>
-            <w:pPr>
-              <w:spacing w:after="20" w:line="240"/>
-              <w:jc w:val="left"/>
-            </w:pPr>
-            <w:r>
-              <w:rPr>
-                <w:rFonts w:ascii="Times New Roman" w:cs="Times New Roman" w:eastAsia="Times New Roman" w:hAnsi="Times New Roman"/>
-                <w:b/>
-                <w:bCs/>
-                <w:sz w:val="20"/>
-                <w:szCs w:val="20"/>
-              </w:rPr>
-              <w:t xml:space="preserve">Уполномоченный орган</w:t>
-            </w:r>
-          </w:p>
-        </w:tc>
-        <w:tc>
-          <w:tcPr>
-            <w:tcW w:type="dxa" w:w="2806"/>
-            <w:tcBorders>
-              <w:top w:val="single" w:color="9AA5B1" w:sz="4"/>
-              <w:left w:val="single" w:color="9AA5B1" w:sz="4"/>
-              <w:bottom w:val="single" w:color="9AA5B1" w:sz="4"/>
-              <w:right w:val="single" w:color="9AA5B1" w:sz="4"/>
-            </w:tcBorders>
-            <w:tcMar>
-              <w:top w:type="dxa" w:w="50"/>
-              <w:left w:type="dxa" w:w="90"/>
-              <w:bottom w:type="dxa" w:w="50"/>
-              <w:right w:type="dxa" w:w="90"/>
-            </w:tcMar>
-            <w:vAlign w:val="top"/>
-          </w:tcPr>
-          <w:p>
-            <w:pPr>
-              <w:spacing w:after="20" w:line="240"/>
-              <w:jc w:val="left"/>
-            </w:pPr>
-            <w:r>
-              <w:rPr>
-                <w:rFonts w:ascii="Times New Roman" w:cs="Times New Roman" w:eastAsia="Times New Roman" w:hAnsi="Times New Roman"/>
-                <w:b w:val="false"/>
-                <w:bCs w:val="false"/>
-                <w:sz w:val="20"/>
-                <w:szCs w:val="20"/>
-              </w:rPr>
-              <w:t xml:space="preserve">________________</w:t>
-            </w:r>
-          </w:p>
-        </w:tc>
-        <w:tc>
-          <w:tcPr>
-            <w:tcW w:type="dxa" w:w="4116"/>
-            <w:tcBorders>
-              <w:top w:val="single" w:color="9AA5B1" w:sz="4"/>
-              <w:left w:val="single" w:color="9AA5B1" w:sz="4"/>
-              <w:bottom w:val="single" w:color="9AA5B1" w:sz="4"/>
-              <w:right w:val="single" w:color="9AA5B1" w:sz="4"/>
-            </w:tcBorders>
-            <w:tcMar>
-              <w:top w:type="dxa" w:w="50"/>
-              <w:left w:type="dxa" w:w="90"/>
-              <w:bottom w:type="dxa" w:w="50"/>
-              <w:right w:type="dxa" w:w="90"/>
-            </w:tcMar>
-            <w:vAlign w:val="top"/>
-          </w:tcPr>
-          <w:p>
-            <w:pPr>
-              <w:spacing w:after="20" w:line="240"/>
-              <w:jc w:val="left"/>
-            </w:pPr>
-            <w:r>
-              <w:rPr>
-                <w:rFonts w:ascii="Times New Roman" w:cs="Times New Roman" w:eastAsia="Times New Roman" w:hAnsi="Times New Roman"/>
-                <w:b w:val="false"/>
-                <w:bCs w:val="false"/>
-                <w:sz w:val="20"/>
-                <w:szCs w:val="20"/>
-              </w:rPr>
-              <w:t xml:space="preserve">МУГИСО или администрация ГО (ст. 39.2 ЗК РФ)</w:t>
-            </w:r>
-          </w:p>
-        </w:tc>
-      </w:tr>
-      <w:tr>
-        <w:trPr>
-          <w:cantSplit/>
-        </w:trPr>
-        <w:tc>
-          <w:tcPr>
-            <w:tcW w:type="dxa" w:w="2432"/>
-            <w:tcBorders>
-              <w:top w:val="single" w:color="9AA5B1" w:sz="4"/>
-              <w:left w:val="single" w:color="9AA5B1" w:sz="4"/>
-              <w:bottom w:val="single" w:color="9AA5B1" w:sz="4"/>
-              <w:right w:val="single" w:color="9AA5B1" w:sz="4"/>
-            </w:tcBorders>
-            <w:shd w:fill="F2F2F2" w:color="auto" w:val="clear"/>
-            <w:tcMar>
-              <w:top w:type="dxa" w:w="50"/>
-              <w:left w:type="dxa" w:w="90"/>
-              <w:bottom w:type="dxa" w:w="50"/>
-              <w:right w:type="dxa" w:w="90"/>
-            </w:tcMar>
-            <w:vAlign w:val="top"/>
-          </w:tcPr>
-          <w:p>
-            <w:pPr>
-              <w:spacing w:after="20" w:line="240"/>
-              <w:jc w:val="left"/>
-            </w:pPr>
-            <w:r>
-              <w:rPr>
-                <w:rFonts w:ascii="Times New Roman" w:cs="Times New Roman" w:eastAsia="Times New Roman" w:hAnsi="Times New Roman"/>
-                <w:b/>
-                <w:bCs/>
-                <w:sz w:val="20"/>
-                <w:szCs w:val="20"/>
-              </w:rPr>
-              <w:t xml:space="preserve">Кадастровая стоимость</w:t>
-            </w:r>
-          </w:p>
-        </w:tc>
-        <w:tc>
-          <w:tcPr>
-            <w:tcW w:type="dxa" w:w="2806"/>
-            <w:tcBorders>
-              <w:top w:val="single" w:color="9AA5B1" w:sz="4"/>
-              <w:left w:val="single" w:color="9AA5B1" w:sz="4"/>
-              <w:bottom w:val="single" w:color="9AA5B1" w:sz="4"/>
-              <w:right w:val="single" w:color="9AA5B1" w:sz="4"/>
-            </w:tcBorders>
-            <w:tcMar>
-              <w:top w:type="dxa" w:w="50"/>
-              <w:left w:type="dxa" w:w="90"/>
-              <w:bottom w:type="dxa" w:w="50"/>
-              <w:right w:type="dxa" w:w="90"/>
-            </w:tcMar>
-            <w:vAlign w:val="top"/>
-          </w:tcPr>
-          <w:p>
-            <w:pPr>
-              <w:spacing w:after="20" w:line="240"/>
-              <w:jc w:val="left"/>
-            </w:pPr>
-            <w:r>
-              <w:rPr>
-                <w:rFonts w:ascii="Times New Roman" w:cs="Times New Roman" w:eastAsia="Times New Roman" w:hAnsi="Times New Roman"/>
-                <w:b w:val="false"/>
-                <w:bCs w:val="false"/>
-                <w:sz w:val="20"/>
-                <w:szCs w:val="20"/>
-              </w:rPr>
-              <w:t xml:space="preserve">____ руб.</w:t>
-            </w:r>
-          </w:p>
-        </w:tc>
-        <w:tc>
-          <w:tcPr>
-            <w:tcW w:type="dxa" w:w="4116"/>
-            <w:tcBorders>
-              <w:top w:val="single" w:color="9AA5B1" w:sz="4"/>
-              <w:left w:val="single" w:color="9AA5B1" w:sz="4"/>
-              <w:bottom w:val="single" w:color="9AA5B1" w:sz="4"/>
-              <w:right w:val="single" w:color="9AA5B1" w:sz="4"/>
-            </w:tcBorders>
-            <w:tcMar>
-              <w:top w:type="dxa" w:w="50"/>
-              <w:left w:type="dxa" w:w="90"/>
-              <w:bottom w:type="dxa" w:w="50"/>
-              <w:right w:type="dxa" w:w="90"/>
-            </w:tcMar>
-            <w:vAlign w:val="top"/>
-          </w:tcPr>
-          <w:p>
-            <w:pPr>
-              <w:spacing w:after="20" w:line="240"/>
-              <w:jc w:val="left"/>
-            </w:pPr>
-            <w:r>
-              <w:rPr>
-                <w:rFonts w:ascii="Times New Roman" w:cs="Times New Roman" w:eastAsia="Times New Roman" w:hAnsi="Times New Roman"/>
-                <w:b w:val="false"/>
-                <w:bCs w:val="false"/>
-                <w:sz w:val="20"/>
-                <w:szCs w:val="20"/>
-              </w:rPr>
-              <w:t xml:space="preserve">база для арендной платы</w:t>
-            </w:r>
-          </w:p>
-        </w:tc>
-      </w:tr>
-      <w:tr>
-        <w:trPr>
-          <w:cantSplit/>
-        </w:trPr>
-        <w:tc>
-          <w:tcPr>
-            <w:tcW w:type="dxa" w:w="2432"/>
-            <w:tcBorders>
-              <w:top w:val="single" w:color="9AA5B1" w:sz="4"/>
-              <w:left w:val="single" w:color="9AA5B1" w:sz="4"/>
-              <w:bottom w:val="single" w:color="9AA5B1" w:sz="4"/>
-              <w:right w:val="single" w:color="9AA5B1" w:sz="4"/>
-            </w:tcBorders>
-            <w:shd w:fill="F2F2F2" w:color="auto" w:val="clear"/>
-            <w:tcMar>
-              <w:top w:type="dxa" w:w="50"/>
-              <w:left w:type="dxa" w:w="90"/>
-              <w:bottom w:type="dxa" w:w="50"/>
-              <w:right w:type="dxa" w:w="90"/>
-            </w:tcMar>
-            <w:vAlign w:val="top"/>
-          </w:tcPr>
-          <w:p>
-            <w:pPr>
-              <w:spacing w:after="20" w:line="240"/>
-              <w:jc w:val="left"/>
-            </w:pPr>
-            <w:r>
-              <w:rPr>
-                <w:rFonts w:ascii="Times New Roman" w:cs="Times New Roman" w:eastAsia="Times New Roman" w:hAnsi="Times New Roman"/>
-                <w:b/>
-                <w:bCs/>
-                <w:sz w:val="20"/>
-                <w:szCs w:val="20"/>
-              </w:rPr>
-              <w:t xml:space="preserve">ЗОУИТ</w:t>
-            </w:r>
-          </w:p>
-        </w:tc>
-        <w:tc>
-          <w:tcPr>
-            <w:tcW w:type="dxa" w:w="2806"/>
-            <w:tcBorders>
-              <w:top w:val="single" w:color="9AA5B1" w:sz="4"/>
-              <w:left w:val="single" w:color="9AA5B1" w:sz="4"/>
-              <w:bottom w:val="single" w:color="9AA5B1" w:sz="4"/>
-              <w:right w:val="single" w:color="9AA5B1" w:sz="4"/>
-            </w:tcBorders>
-            <w:tcMar>
-              <w:top w:type="dxa" w:w="50"/>
-              <w:left w:type="dxa" w:w="90"/>
-              <w:bottom w:type="dxa" w:w="50"/>
-              <w:right w:type="dxa" w:w="90"/>
-            </w:tcMar>
-            <w:vAlign w:val="top"/>
-          </w:tcPr>
-          <w:p>
-            <w:pPr>
-              <w:spacing w:after="20" w:line="240"/>
-              <w:jc w:val="left"/>
-            </w:pPr>
-            <w:r>
-              <w:rPr>
-                <w:rFonts w:ascii="Times New Roman" w:cs="Times New Roman" w:eastAsia="Times New Roman" w:hAnsi="Times New Roman"/>
-                <w:b w:val="false"/>
-                <w:bCs w:val="false"/>
-                <w:sz w:val="20"/>
-                <w:szCs w:val="20"/>
-              </w:rPr>
-              <w:t xml:space="preserve">________________</w:t>
-            </w:r>
-          </w:p>
-        </w:tc>
-        <w:tc>
-          <w:tcPr>
-            <w:tcW w:type="dxa" w:w="4116"/>
-            <w:tcBorders>
-              <w:top w:val="single" w:color="9AA5B1" w:sz="4"/>
-              <w:left w:val="single" w:color="9AA5B1" w:sz="4"/>
-              <w:bottom w:val="single" w:color="9AA5B1" w:sz="4"/>
-              <w:right w:val="single" w:color="9AA5B1" w:sz="4"/>
-            </w:tcBorders>
-            <w:tcMar>
-              <w:top w:type="dxa" w:w="50"/>
-              <w:left w:type="dxa" w:w="90"/>
-              <w:bottom w:type="dxa" w:w="50"/>
-              <w:right w:type="dxa" w:w="90"/>
-            </w:tcMar>
-            <w:vAlign w:val="top"/>
-          </w:tcPr>
-          <w:p>
-            <w:pPr>
-              <w:spacing w:after="20" w:line="240"/>
-              <w:jc w:val="left"/>
-            </w:pPr>
-            <w:r>
-              <w:rPr>
-                <w:rFonts w:ascii="Times New Roman" w:cs="Times New Roman" w:eastAsia="Times New Roman" w:hAnsi="Times New Roman"/>
-                <w:b w:val="false"/>
-                <w:bCs w:val="false"/>
-                <w:sz w:val="20"/>
-                <w:szCs w:val="20"/>
-              </w:rPr>
-              <w:t xml:space="preserve">НСПД, слой ЗОУИТ</w:t>
-            </w:r>
-          </w:p>
-        </w:tc>
-      </w:tr>
-    </w:tbl>
-    <w:p>
-      <w:pPr>
-        <w:pStyle w:val="Heading1"/>
-        <w:keepNext/>
-        <w:pBdr>
-          <w:bottom w:val="single" w:color="1F3864" w:sz="6" w:space="2"/>
-        </w:pBdr>
-        <w:spacing w:after="90" w:before="180"/>
-      </w:pPr>
-      <w:r>
-        <w:rPr>
-          <w:rFonts w:ascii="Times New Roman" w:cs="Times New Roman" w:eastAsia="Times New Roman" w:hAnsi="Times New Roman"/>
-          <w:b/>
-          <w:bCs/>
-          <w:color w:val="1F3864"/>
-          <w:sz w:val="26"/>
-          <w:szCs w:val="26"/>
-        </w:rPr>
-        <w:t xml:space="preserve">2. Категория земель</w:t>
+        <w:t xml:space="preserve">1.2. Почему этот участок</w:t>
       </w:r>
     </w:p>
     <w:p>
@@ -3251,7 +2589,7 @@
           <w:sz w:val="23"/>
           <w:szCs w:val="23"/>
         </w:rPr>
-        <w:t xml:space="preserve">Целевая категория</w:t>
+        <w:t xml:space="preserve">Сформирован и стоит на учёте</w:t>
       </w:r>
       <w:r>
         <w:rPr>
@@ -3259,25 +2597,7 @@
           <w:sz w:val="23"/>
           <w:szCs w:val="23"/>
         </w:rPr>
-        <w:t xml:space="preserve"> — земли промышленности, энергетики, транспорта, связи, радиовещания, телевидения, информатики, земли для обеспечения космической деятельности, земли обороны, безопасности и земли иного специального назначения (пп. 7 п. 1 ст. 7, ст. 87 ЗК РФ). Правовой режим земель промышленности — </w:t>
-      </w:r>
-      <w:r>
-        <w:rPr>
-          <w:rFonts w:ascii="Times New Roman" w:cs="Times New Roman" w:eastAsia="Times New Roman" w:hAnsi="Times New Roman"/>
-          <w:b/>
-          <w:bCs/>
-          <w:sz w:val="23"/>
-          <w:szCs w:val="23"/>
-        </w:rPr>
-        <w:t xml:space="preserve">ст. 88 ЗК РФ</w:t>
-      </w:r>
-      <w:r>
-        <w:rPr>
-          <w:rFonts w:ascii="Times New Roman" w:cs="Times New Roman" w:eastAsia="Times New Roman" w:hAnsi="Times New Roman"/>
-          <w:sz w:val="23"/>
-          <w:szCs w:val="23"/>
-        </w:rPr>
-        <w:t xml:space="preserve">: они предоставляются для размещения производственных объектов, в том числе с санитарно-защитными зонами.</w:t>
+        <w:t xml:space="preserve"> — не нужны схема расположения, межевание и предварительное согласование по ст. 39.15 ЗК РФ на весь участок.</w:t>
       </w:r>
     </w:p>
     <w:p>
@@ -3298,7 +2618,7 @@
           <w:sz w:val="23"/>
           <w:szCs w:val="23"/>
         </w:rPr>
-        <w:t xml:space="preserve">Допустимая альтернатива</w:t>
+        <w:t xml:space="preserve">Категория уже промышленная</w:t>
       </w:r>
       <w:r>
         <w:rPr>
@@ -3306,7 +2626,7 @@
           <w:sz w:val="23"/>
           <w:szCs w:val="23"/>
         </w:rPr>
-        <w:t xml:space="preserve"> — земли населённых пунктов (ст. 83, 85 ЗК РФ), если по ПЗЗ участок отнесён к производственной территориальной зоне. Но СЗЗ внутри населённого пункта труднее разместить, поэтому вариант второй.</w:t>
+        <w:t xml:space="preserve"> — не нужен перевод по Федеральному закону от 21.12.2004 № 172-ФЗ.</w:t>
       </w:r>
     </w:p>
     <w:p>
@@ -3327,7 +2647,7 @@
           <w:sz w:val="23"/>
           <w:szCs w:val="23"/>
         </w:rPr>
-        <w:t xml:space="preserve">Неприемлемо для графика</w:t>
+        <w:t xml:space="preserve">Неразграниченная государственная собственность</w:t>
       </w:r>
       <w:r>
         <w:rPr>
@@ -3335,21 +2655,36 @@
           <w:sz w:val="23"/>
           <w:szCs w:val="23"/>
         </w:rPr>
-        <w:t xml:space="preserve"> — земли сельскохозяйственного назначения: перевод по Федеральному закону от 21.12.2004 № 172-ФЗ «О переводе земель или земельных участков из одной категории в другую» требует отдельной процедуры и несёт риск отказа.</w:t>
+        <w:t xml:space="preserve"> — к участку применима ст. 39.6 ЗК РФ.</w:t>
       </w:r>
     </w:p>
     <w:p>
       <w:pPr>
-        <w:spacing w:after="80" w:before="40" w:line="252"/>
+        <w:pStyle w:val="ListParagraph"/>
+        <w:numPr>
+          <w:ilvl w:val="0"/>
+          <w:numId w:val="2"/>
+        </w:numPr>
+        <w:spacing w:after="40" w:line="252"/>
         <w:jc w:val="both"/>
       </w:pPr>
       <w:r>
         <w:rPr>
           <w:rFonts w:ascii="Times New Roman" w:cs="Times New Roman" w:eastAsia="Times New Roman" w:hAnsi="Times New Roman"/>
+          <w:b/>
+          <w:bCs/>
           <w:sz w:val="23"/>
           <w:szCs w:val="23"/>
         </w:rPr>
-        <w:t xml:space="preserve">Категория обязательно указывается в договоре аренды государственного или муниципального участка (ст. 39.8 ЗК РФ), поэтому её проверяем до подачи заявления.</w:t>
+        <w:t xml:space="preserve">Березовский</w:t>
+      </w:r>
+      <w:r>
+        <w:rPr>
+          <w:rFonts w:ascii="Times New Roman" w:cs="Times New Roman" w:eastAsia="Times New Roman" w:hAnsi="Times New Roman"/>
+          <w:sz w:val="23"/>
+          <w:szCs w:val="23"/>
+        </w:rPr>
+        <w:t xml:space="preserve"> граничит с Екатеринбургом: доступ к ЕКАД, кадрам и аэроузлу; участок вне жилой застройки центра, что важно для СЗЗ.</w:t>
       </w:r>
     </w:p>
     <w:p>
@@ -3370,7 +2705,7 @@
           <w:sz w:val="26"/>
           <w:szCs w:val="26"/>
         </w:rPr>
-        <w:t xml:space="preserve">3. Вид разрешённого использования</w:t>
+        <w:t xml:space="preserve">2. Категория земель</w:t>
       </w:r>
     </w:p>
     <w:p>
@@ -3384,7 +2719,7 @@
           <w:sz w:val="23"/>
           <w:szCs w:val="23"/>
         </w:rPr>
-        <w:t xml:space="preserve">Классификатор видов разрешённого использования утверждён </w:t>
+        <w:t xml:space="preserve">Участок относится к </w:t>
       </w:r>
       <w:r>
         <w:rPr>
@@ -3394,7 +2729,7 @@
           <w:sz w:val="23"/>
           <w:szCs w:val="23"/>
         </w:rPr>
-        <w:t xml:space="preserve">Приказом Росреестра от 10.11.2020 № П/0412</w:t>
+        <w:t xml:space="preserve">землям промышленности, энергетики, транспорта… и иного специального назначения</w:t>
       </w:r>
       <w:r>
         <w:rPr>
@@ -3402,7 +2737,96 @@
           <w:sz w:val="23"/>
           <w:szCs w:val="23"/>
         </w:rPr>
-        <w:t xml:space="preserve"> (зарегистрирован Минюстом России 15.12.2020, № 61482).</w:t>
+        <w:t xml:space="preserve"> (пп. 7 п. 1 ст. 7, ст. 87 ЗК РФ). Земли промышленности предоставляются для размещения производственных объектов, включая установление санитарно-защитных зон (</w:t>
+      </w:r>
+      <w:r>
+        <w:rPr>
+          <w:rFonts w:ascii="Times New Roman" w:cs="Times New Roman" w:eastAsia="Times New Roman" w:hAnsi="Times New Roman"/>
+          <w:b/>
+          <w:bCs/>
+          <w:sz w:val="23"/>
+          <w:szCs w:val="23"/>
+        </w:rPr>
+        <w:t xml:space="preserve">ст. 88 ЗК РФ</w:t>
+      </w:r>
+      <w:r>
+        <w:rPr>
+          <w:rFonts w:ascii="Times New Roman" w:cs="Times New Roman" w:eastAsia="Times New Roman" w:hAnsi="Times New Roman"/>
+          <w:sz w:val="23"/>
+          <w:szCs w:val="23"/>
+        </w:rPr>
+        <w:t xml:space="preserve">). Категория совпадает с требованием ТЗ и будет указана в договоре аренды как обязательное условие (ст. 39.8 ЗК РФ).</w:t>
+      </w:r>
+    </w:p>
+    <w:p>
+      <w:pPr>
+        <w:pStyle w:val="Heading1"/>
+        <w:keepNext/>
+        <w:pBdr>
+          <w:bottom w:val="single" w:color="1F3864" w:sz="6" w:space="2"/>
+        </w:pBdr>
+        <w:spacing w:after="90" w:before="180"/>
+      </w:pPr>
+      <w:r>
+        <w:rPr>
+          <w:rFonts w:ascii="Times New Roman" w:cs="Times New Roman" w:eastAsia="Times New Roman" w:hAnsi="Times New Roman"/>
+          <w:b/>
+          <w:bCs/>
+          <w:color w:val="1F3864"/>
+          <w:sz w:val="26"/>
+          <w:szCs w:val="26"/>
+        </w:rPr>
+        <w:t xml:space="preserve">3. Вид разрешённого использования</w:t>
+      </w:r>
+    </w:p>
+    <w:p>
+      <w:pPr>
+        <w:spacing w:after="80" w:before="0" w:line="252"/>
+        <w:jc w:val="both"/>
+      </w:pPr>
+      <w:r>
+        <w:rPr>
+          <w:rFonts w:ascii="Times New Roman" w:cs="Times New Roman" w:eastAsia="Times New Roman" w:hAnsi="Times New Roman"/>
+          <w:sz w:val="23"/>
+          <w:szCs w:val="23"/>
+        </w:rPr>
+        <w:t xml:space="preserve">Классификатор — </w:t>
+      </w:r>
+      <w:r>
+        <w:rPr>
+          <w:rFonts w:ascii="Times New Roman" w:cs="Times New Roman" w:eastAsia="Times New Roman" w:hAnsi="Times New Roman"/>
+          <w:b/>
+          <w:bCs/>
+          <w:sz w:val="23"/>
+          <w:szCs w:val="23"/>
+        </w:rPr>
+        <w:t xml:space="preserve">Приказ Росреестра от 10.11.2020 № П/0412</w:t>
+      </w:r>
+      <w:r>
+        <w:rPr>
+          <w:rFonts w:ascii="Times New Roman" w:cs="Times New Roman" w:eastAsia="Times New Roman" w:hAnsi="Times New Roman"/>
+          <w:sz w:val="23"/>
+          <w:szCs w:val="23"/>
+        </w:rPr>
+        <w:t xml:space="preserve">. Текущий ВРИ «Специальная деятельность» (код 12.2) охватывает размещение, утилизацию и захоронение отходов (полигоны, мусороперерабатывающие заводы). Для завода БАС он не подходит: заявление о предоставлении участка с таким ВРИ будет отклонено по </w:t>
+      </w:r>
+      <w:r>
+        <w:rPr>
+          <w:rFonts w:ascii="Times New Roman" w:cs="Times New Roman" w:eastAsia="Times New Roman" w:hAnsi="Times New Roman"/>
+          <w:b/>
+          <w:bCs/>
+          <w:sz w:val="23"/>
+          <w:szCs w:val="23"/>
+        </w:rPr>
+        <w:t xml:space="preserve">п. 14 ст. 39.16 ЗК РФ</w:t>
+      </w:r>
+      <w:r>
+        <w:rPr>
+          <w:rFonts w:ascii="Times New Roman" w:cs="Times New Roman" w:eastAsia="Times New Roman" w:hAnsi="Times New Roman"/>
+          <w:sz w:val="23"/>
+          <w:szCs w:val="23"/>
+        </w:rPr>
+        <w:t xml:space="preserve"> — ВРИ не соответствует цели использования.</w:t>
       </w:r>
     </w:p>
     <w:tbl>
@@ -3492,7 +2916,7 @@
                 <w:sz w:val="20"/>
                 <w:szCs w:val="20"/>
               </w:rPr>
-              <w:t xml:space="preserve">Вид</w:t>
+              <w:t xml:space="preserve">Целевой вид</w:t>
             </w:r>
           </w:p>
         </w:tc>
@@ -3645,7 +3069,7 @@
                 <w:sz w:val="20"/>
                 <w:szCs w:val="20"/>
               </w:rPr>
-              <w:t xml:space="preserve"> Описание кода включает «изготовление и ремонт продукции … авиастроения» и предприятия, для которых устанавливаются охранные или санитарно-защитные зоны. БАС — продукция авиастроения; объект II категории НВОС требует СЗЗ</w:t>
+              <w:t xml:space="preserve"> Описание включает «изготовление и ремонт продукции … авиастроения» и предприятия с охранными или санитарно-защитными зонами: БАС — продукция авиастроения, объект II категории НВОС требует СЗЗ</w:t>
             </w:r>
           </w:p>
         </w:tc>
@@ -3753,115 +3177,7 @@
                 <w:sz w:val="20"/>
                 <w:szCs w:val="20"/>
               </w:rPr>
-              <w:t xml:space="preserve">Склад класса «А» в составе комплекса</w:t>
-            </w:r>
-          </w:p>
-        </w:tc>
-      </w:tr>
-      <w:tr>
-        <w:trPr>
-          <w:cantSplit/>
-        </w:trPr>
-        <w:tc>
-          <w:tcPr>
-            <w:tcW w:type="dxa" w:w="935"/>
-            <w:tcBorders>
-              <w:top w:val="single" w:color="9AA5B1" w:sz="4"/>
-              <w:left w:val="single" w:color="9AA5B1" w:sz="4"/>
-              <w:bottom w:val="single" w:color="9AA5B1" w:sz="4"/>
-              <w:right w:val="single" w:color="9AA5B1" w:sz="4"/>
-            </w:tcBorders>
-            <w:shd w:fill="F2F2F2" w:color="auto" w:val="clear"/>
-            <w:tcMar>
-              <w:top w:type="dxa" w:w="50"/>
-              <w:left w:type="dxa" w:w="90"/>
-              <w:bottom w:type="dxa" w:w="50"/>
-              <w:right w:type="dxa" w:w="90"/>
-            </w:tcMar>
-            <w:vAlign w:val="top"/>
-          </w:tcPr>
-          <w:p>
-            <w:pPr>
-              <w:spacing w:after="20" w:line="240"/>
-              <w:jc w:val="left"/>
-            </w:pPr>
-            <w:r>
-              <w:rPr>
-                <w:rFonts w:ascii="Times New Roman" w:cs="Times New Roman" w:eastAsia="Times New Roman" w:hAnsi="Times New Roman"/>
-                <w:b/>
-                <w:bCs/>
-                <w:sz w:val="20"/>
-                <w:szCs w:val="20"/>
-              </w:rPr>
-              <w:t xml:space="preserve">3.1.1</w:t>
-            </w:r>
-          </w:p>
-        </w:tc>
-        <w:tc>
-          <w:tcPr>
-            <w:tcW w:type="dxa" w:w="2432"/>
-            <w:tcBorders>
-              <w:top w:val="single" w:color="9AA5B1" w:sz="4"/>
-              <w:left w:val="single" w:color="9AA5B1" w:sz="4"/>
-              <w:bottom w:val="single" w:color="9AA5B1" w:sz="4"/>
-              <w:right w:val="single" w:color="9AA5B1" w:sz="4"/>
-            </w:tcBorders>
-            <w:tcMar>
-              <w:top w:type="dxa" w:w="50"/>
-              <w:left w:type="dxa" w:w="90"/>
-              <w:bottom w:type="dxa" w:w="50"/>
-              <w:right w:type="dxa" w:w="90"/>
-            </w:tcMar>
-            <w:vAlign w:val="top"/>
-          </w:tcPr>
-          <w:p>
-            <w:pPr>
-              <w:spacing w:after="20" w:line="240"/>
-              <w:jc w:val="left"/>
-            </w:pPr>
-            <w:r>
-              <w:rPr>
-                <w:rFonts w:ascii="Times New Roman" w:cs="Times New Roman" w:eastAsia="Times New Roman" w:hAnsi="Times New Roman"/>
-                <w:b w:val="false"/>
-                <w:bCs w:val="false"/>
-                <w:sz w:val="20"/>
-                <w:szCs w:val="20"/>
-              </w:rPr>
-              <w:t xml:space="preserve">Предоставление коммунальных услуг</w:t>
-            </w:r>
-          </w:p>
-        </w:tc>
-        <w:tc>
-          <w:tcPr>
-            <w:tcW w:type="dxa" w:w="5987"/>
-            <w:tcBorders>
-              <w:top w:val="single" w:color="9AA5B1" w:sz="4"/>
-              <w:left w:val="single" w:color="9AA5B1" w:sz="4"/>
-              <w:bottom w:val="single" w:color="9AA5B1" w:sz="4"/>
-              <w:right w:val="single" w:color="9AA5B1" w:sz="4"/>
-            </w:tcBorders>
-            <w:tcMar>
-              <w:top w:type="dxa" w:w="50"/>
-              <w:left w:type="dxa" w:w="90"/>
-              <w:bottom w:type="dxa" w:w="50"/>
-              <w:right w:type="dxa" w:w="90"/>
-            </w:tcMar>
-            <w:vAlign w:val="top"/>
-          </w:tcPr>
-          <w:p>
-            <w:pPr>
-              <w:spacing w:after="20" w:line="240"/>
-              <w:jc w:val="left"/>
-            </w:pPr>
-            <w:r>
-              <w:rPr>
-                <w:rFonts w:ascii="Times New Roman" w:cs="Times New Roman" w:eastAsia="Times New Roman" w:hAnsi="Times New Roman"/>
-                <w:b w:val="false"/>
-                <w:bCs w:val="false"/>
-                <w:sz w:val="20"/>
-                <w:szCs w:val="20"/>
-              </w:rPr>
-              <w:t xml:space="preserve">Собственные ТП, ГРПШ, очистные — если размещаются на участке (формулировку сверить)</w:t>
+              <w:t xml:space="preserve">Склад класса «А»</w:t>
             </w:r>
           </w:p>
         </w:tc>
@@ -3885,7 +3201,7 @@
           <w:sz w:val="23"/>
           <w:szCs w:val="23"/>
         </w:rPr>
-        <w:t xml:space="preserve">Почему конкретный код 6.2, а не групповой 6.0 «Производственная деятельность».</w:t>
+        <w:t xml:space="preserve">Как изменить ВРИ.</w:t>
       </w:r>
       <w:r>
         <w:rPr>
@@ -3893,7 +3209,7 @@
           <w:sz w:val="23"/>
           <w:szCs w:val="23"/>
         </w:rPr>
-        <w:t xml:space="preserve"> ВРИ должен однозначно совпадать с целью использования, указанной в заявлении о предоставлении участка, иначе уполномоченный орган откажет по </w:t>
+        <w:t xml:space="preserve"> Если 6.2 и 6.9 входят в основные виды разрешённого использования территориальной зоны по ПЗЗ Березовского округа, ВРИ меняется без публичных процедур (ч. 4 ст. 37 ГрК РФ) — для неразграниченного участка изменение инициирует уполномоченный орган до предоставления. Если не входят — условно разрешённый вид с общественными обсуждениями (ст. 39 ГрК РФ) или изменение ПЗЗ: </w:t>
       </w:r>
       <w:r>
         <w:rPr>
@@ -3903,7 +3219,7 @@
           <w:sz w:val="23"/>
           <w:szCs w:val="23"/>
         </w:rPr>
-        <w:t xml:space="preserve">п. 14 ст. 39.16 ЗК РФ</w:t>
+        <w:t xml:space="preserve">+2–3 месяца</w:t>
       </w:r>
       <w:r>
         <w:rPr>
@@ -3911,14 +3227,8 @@
           <w:sz w:val="23"/>
           <w:szCs w:val="23"/>
         </w:rPr>
-        <w:t xml:space="preserve">. Описание 6.2 называет именно авиастроение и именно СЗЗ, поэтому вопрос о соответствии ВРИ фактическому использованию не возникает.</w:t>
-      </w:r>
-    </w:p>
-    <w:p>
-      <w:pPr>
-        <w:spacing w:after="80" w:before="0" w:line="252"/>
-        <w:jc w:val="both"/>
-      </w:pPr>
+        <w:t xml:space="preserve">. Изменение ВРИ проводится </w:t>
+      </w:r>
       <w:r>
         <w:rPr>
           <w:rFonts w:ascii="Times New Roman" w:cs="Times New Roman" w:eastAsia="Times New Roman" w:hAnsi="Times New Roman"/>
@@ -3927,7 +3237,7 @@
           <w:sz w:val="23"/>
           <w:szCs w:val="23"/>
         </w:rPr>
-        <w:t xml:space="preserve">Проверка по ПЗЗ.</w:t>
+        <w:t xml:space="preserve">после раздела</w:t>
       </w:r>
       <w:r>
         <w:rPr>
@@ -3935,7 +3245,7 @@
           <w:sz w:val="23"/>
           <w:szCs w:val="23"/>
         </w:rPr>
-        <w:t xml:space="preserve"> Правообладатель выбирает основной ВРИ самостоятельно, но только из перечня основных видов своей территориальной зоны (ч. 4 ст. 37 ГрК РФ). Если 6.2 там нет — нужен условно разрешённый вид с общественными обсуждениями (ст. 39 ГрК РФ) или изменение ПЗЗ, а это дополнительные 2–3 месяца. Поэтому соответствие ПЗЗ — фильтр отбора участка.</w:t>
+        <w:t xml:space="preserve"> участка — для образуемого участка 9,0 га.</w:t>
       </w:r>
     </w:p>
     <w:p>
@@ -3988,7 +3298,7 @@
           <w:sz w:val="23"/>
           <w:szCs w:val="23"/>
         </w:rPr>
-        <w:t xml:space="preserve">Общее правило: договор аренды государственного или муниципального участка заключается </w:t>
+        <w:t xml:space="preserve">Общее правило — аренда государственных и муниципальных участков на торгах (п. 1 ст. 39.6 ЗК РФ). Исключение — </w:t>
       </w:r>
       <w:r>
         <w:rPr>
@@ -3998,7 +3308,7 @@
           <w:sz w:val="23"/>
           <w:szCs w:val="23"/>
         </w:rPr>
-        <w:t xml:space="preserve">на торгах</w:t>
+        <w:t xml:space="preserve">пп. 3 п. 2 ст. 39.6 ЗК РФ</w:t>
       </w:r>
       <w:r>
         <w:rPr>
@@ -4006,39 +3316,7 @@
           <w:sz w:val="23"/>
           <w:szCs w:val="23"/>
         </w:rPr>
-        <w:t xml:space="preserve"> (п. 1 ст. 39.6 ЗК РФ). Исключение для масштабных инвестпроектов установлено </w:t>
-      </w:r>
-      <w:r>
-        <w:rPr>
-          <w:rFonts w:ascii="Times New Roman" w:cs="Times New Roman" w:eastAsia="Times New Roman" w:hAnsi="Times New Roman"/>
-          <w:b/>
-          <w:bCs/>
-          <w:sz w:val="23"/>
-          <w:szCs w:val="23"/>
-        </w:rPr>
-        <w:t xml:space="preserve">пп. 3 п. 2 ст. 39.6 ЗК РФ</w:t>
-      </w:r>
-      <w:r>
-        <w:rPr>
-          <w:rFonts w:ascii="Times New Roman" w:cs="Times New Roman" w:eastAsia="Times New Roman" w:hAnsi="Times New Roman"/>
-          <w:sz w:val="23"/>
-          <w:szCs w:val="23"/>
-        </w:rPr>
-        <w:t xml:space="preserve">: без торгов предоставляется участок «юридическим лицам в соответствии с распоряжением высшего должностного лица субъекта Российской Федерации для размещения объектов социально-культурного и коммунально-бытового назначения, реализации масштабных инвестиционных проектов при условии соответствия указанных объектов, инвестиционных проектов критериям, установленным законами субъектов Российской Федерации».</w:t>
-      </w:r>
-    </w:p>
-    <w:p>
-      <w:pPr>
-        <w:spacing w:after="80" w:before="0" w:line="252"/>
-        <w:jc w:val="both"/>
-      </w:pPr>
-      <w:r>
-        <w:rPr>
-          <w:rFonts w:ascii="Times New Roman" w:cs="Times New Roman" w:eastAsia="Times New Roman" w:hAnsi="Times New Roman"/>
-          <w:sz w:val="23"/>
-          <w:szCs w:val="23"/>
-        </w:rPr>
-        <w:t xml:space="preserve">Норма ЗК РФ отсылочная: без закона субъекта она не работает. Для Свердловской области конструкция трёхуровневая:</w:t>
+        <w:t xml:space="preserve">: участок предоставляется без торгов «юридическим лицам в соответствии с распоряжением высшего должностного лица субъекта Российской Федерации для … реализации масштабных инвестиционных проектов при условии соответствия … критериям, установленным законами субъектов Российской Федерации».</w:t>
       </w:r>
     </w:p>
     <w:tbl>
@@ -4055,8 +3333,8 @@
       </w:tblPr>
       <w:tblGrid>
         <w:gridCol w:w="1590"/>
-        <w:gridCol w:w="4303"/>
-        <w:gridCol w:w="3461"/>
+        <w:gridCol w:w="4490"/>
+        <w:gridCol w:w="3274"/>
       </w:tblGrid>
       <w:tr>
         <w:trPr>
@@ -4090,8 +3368,8 @@
                 <w:rFonts w:ascii="Times New Roman" w:cs="Times New Roman" w:eastAsia="Times New Roman" w:hAnsi="Times New Roman"/>
                 <w:b/>
                 <w:bCs/>
-                <w:sz w:val="20"/>
-                <w:szCs w:val="20"/>
+                <w:sz w:val="19"/>
+                <w:szCs w:val="19"/>
               </w:rPr>
               <w:t xml:space="preserve">Уровень</w:t>
             </w:r>
@@ -4099,7 +3377,7 @@
         </w:tc>
         <w:tc>
           <w:tcPr>
-            <w:tcW w:type="dxa" w:w="4303"/>
+            <w:tcW w:type="dxa" w:w="4490"/>
             <w:tcBorders>
               <w:top w:val="single" w:color="9AA5B1" w:sz="4"/>
               <w:left w:val="single" w:color="9AA5B1" w:sz="4"/>
@@ -4125,8 +3403,8 @@
                 <w:rFonts w:ascii="Times New Roman" w:cs="Times New Roman" w:eastAsia="Times New Roman" w:hAnsi="Times New Roman"/>
                 <w:b/>
                 <w:bCs/>
-                <w:sz w:val="20"/>
-                <w:szCs w:val="20"/>
+                <w:sz w:val="19"/>
+                <w:szCs w:val="19"/>
               </w:rPr>
               <w:t xml:space="preserve">Акт</w:t>
             </w:r>
@@ -4134,7 +3412,7 @@
         </w:tc>
         <w:tc>
           <w:tcPr>
-            <w:tcW w:type="dxa" w:w="3461"/>
+            <w:tcW w:type="dxa" w:w="3274"/>
             <w:tcBorders>
               <w:top w:val="single" w:color="9AA5B1" w:sz="4"/>
               <w:left w:val="single" w:color="9AA5B1" w:sz="4"/>
@@ -4160,8 +3438,8 @@
                 <w:rFonts w:ascii="Times New Roman" w:cs="Times New Roman" w:eastAsia="Times New Roman" w:hAnsi="Times New Roman"/>
                 <w:b/>
                 <w:bCs/>
-                <w:sz w:val="20"/>
-                <w:szCs w:val="20"/>
+                <w:sz w:val="19"/>
+                <w:szCs w:val="19"/>
               </w:rPr>
               <w:t xml:space="preserve">Что регулирует</w:t>
             </w:r>
@@ -4200,8 +3478,8 @@
                 <w:rFonts w:ascii="Times New Roman" w:cs="Times New Roman" w:eastAsia="Times New Roman" w:hAnsi="Times New Roman"/>
                 <w:b/>
                 <w:bCs/>
-                <w:sz w:val="20"/>
-                <w:szCs w:val="20"/>
+                <w:sz w:val="19"/>
+                <w:szCs w:val="19"/>
               </w:rPr>
               <w:t xml:space="preserve">Федеральный</w:t>
             </w:r>
@@ -4209,7 +3487,7 @@
         </w:tc>
         <w:tc>
           <w:tcPr>
-            <w:tcW w:type="dxa" w:w="4303"/>
+            <w:tcW w:type="dxa" w:w="4490"/>
             <w:tcBorders>
               <w:top w:val="single" w:color="9AA5B1" w:sz="4"/>
               <w:left w:val="single" w:color="9AA5B1" w:sz="4"/>
@@ -4234,16 +3512,16 @@
                 <w:rFonts w:ascii="Times New Roman" w:cs="Times New Roman" w:eastAsia="Times New Roman" w:hAnsi="Times New Roman"/>
                 <w:b w:val="false"/>
                 <w:bCs w:val="false"/>
-                <w:sz w:val="20"/>
-                <w:szCs w:val="20"/>
-              </w:rPr>
-              <w:t xml:space="preserve">Земельный кодекс РФ, пп. 3 п. 2 ст. 39.6</w:t>
-            </w:r>
-          </w:p>
-        </w:tc>
-        <w:tc>
-          <w:tcPr>
-            <w:tcW w:type="dxa" w:w="3461"/>
+                <w:sz w:val="19"/>
+                <w:szCs w:val="19"/>
+              </w:rPr>
+              <w:t xml:space="preserve">ЗК РФ, пп. 3 п. 2 ст. 39.6</w:t>
+            </w:r>
+          </w:p>
+        </w:tc>
+        <w:tc>
+          <w:tcPr>
+            <w:tcW w:type="dxa" w:w="3274"/>
             <w:tcBorders>
               <w:top w:val="single" w:color="9AA5B1" w:sz="4"/>
               <w:left w:val="single" w:color="9AA5B1" w:sz="4"/>
@@ -4268,10 +3546,10 @@
                 <w:rFonts w:ascii="Times New Roman" w:cs="Times New Roman" w:eastAsia="Times New Roman" w:hAnsi="Times New Roman"/>
                 <w:b w:val="false"/>
                 <w:bCs w:val="false"/>
-                <w:sz w:val="20"/>
-                <w:szCs w:val="20"/>
-              </w:rPr>
-              <w:t xml:space="preserve">Исключение из торгов: аренда юрлицу по распоряжению высшего должностного лица субъекта под МИП при соответствии критериям закона субъекта</w:t>
+                <w:sz w:val="19"/>
+                <w:szCs w:val="19"/>
+              </w:rPr>
+              <w:t xml:space="preserve">Исключение из торгов для МИП по распоряжению высшего должностного лица субъекта</w:t>
             </w:r>
           </w:p>
         </w:tc>
@@ -4308,8 +3586,8 @@
                 <w:rFonts w:ascii="Times New Roman" w:cs="Times New Roman" w:eastAsia="Times New Roman" w:hAnsi="Times New Roman"/>
                 <w:b/>
                 <w:bCs/>
-                <w:sz w:val="20"/>
-                <w:szCs w:val="20"/>
+                <w:sz w:val="19"/>
+                <w:szCs w:val="19"/>
               </w:rPr>
               <w:t xml:space="preserve">Региональный: критерии</w:t>
             </w:r>
@@ -4317,7 +3595,7 @@
         </w:tc>
         <w:tc>
           <w:tcPr>
-            <w:tcW w:type="dxa" w:w="4303"/>
+            <w:tcW w:type="dxa" w:w="4490"/>
             <w:tcBorders>
               <w:top w:val="single" w:color="9AA5B1" w:sz="4"/>
               <w:left w:val="single" w:color="9AA5B1" w:sz="4"/>
@@ -4342,8 +3620,8 @@
                 <w:rFonts w:ascii="Times New Roman" w:cs="Times New Roman" w:eastAsia="Times New Roman" w:hAnsi="Times New Roman"/>
                 <w:b w:val="false"/>
                 <w:bCs w:val="false"/>
-                <w:sz w:val="20"/>
-                <w:szCs w:val="20"/>
+                <w:sz w:val="19"/>
+                <w:szCs w:val="19"/>
               </w:rPr>
               <w:t xml:space="preserve">Закон Свердловской области от 07.07.2004 № 18-ОЗ «Об особенностях регулирования земельных отношений на территории Свердловской области», </w:t>
             </w:r>
@@ -4352,26 +3630,26 @@
                 <w:rFonts w:ascii="Times New Roman" w:cs="Times New Roman" w:eastAsia="Times New Roman" w:hAnsi="Times New Roman"/>
                 <w:b/>
                 <w:bCs/>
-                <w:sz w:val="20"/>
-                <w:szCs w:val="20"/>
-              </w:rPr>
-              <w:t xml:space="preserve">ст. 30</w:t>
+                <w:sz w:val="19"/>
+                <w:szCs w:val="19"/>
+              </w:rPr>
+              <w:t xml:space="preserve">пп. 1 п. 2 ст. 30</w:t>
             </w:r>
             <w:r>
               <w:rPr>
                 <w:rFonts w:ascii="Times New Roman" w:cs="Times New Roman" w:eastAsia="Times New Roman" w:hAnsi="Times New Roman"/>
                 <w:b w:val="false"/>
                 <w:bCs w:val="false"/>
-                <w:sz w:val="20"/>
-                <w:szCs w:val="20"/>
-              </w:rPr>
-              <w:t xml:space="preserve"> (изменения — в т.ч. Закон СО от 03.11.2017 № 116-ОЗ)</w:t>
-            </w:r>
-          </w:p>
-        </w:tc>
-        <w:tc>
-          <w:tcPr>
-            <w:tcW w:type="dxa" w:w="3461"/>
+                <w:sz w:val="19"/>
+                <w:szCs w:val="19"/>
+              </w:rPr>
+              <w:t xml:space="preserve"> (в ред. законов СО от 04.07.2016 № 70-ОЗ, от 17.06.2026 № 41-ОЗ)</w:t>
+            </w:r>
+          </w:p>
+        </w:tc>
+        <w:tc>
+          <w:tcPr>
+            <w:tcW w:type="dxa" w:w="3274"/>
             <w:tcBorders>
               <w:top w:val="single" w:color="9AA5B1" w:sz="4"/>
               <w:left w:val="single" w:color="9AA5B1" w:sz="4"/>
@@ -4396,10 +3674,30 @@
                 <w:rFonts w:ascii="Times New Roman" w:cs="Times New Roman" w:eastAsia="Times New Roman" w:hAnsi="Times New Roman"/>
                 <w:b w:val="false"/>
                 <w:bCs w:val="false"/>
-                <w:sz w:val="20"/>
-                <w:szCs w:val="20"/>
-              </w:rPr>
-              <w:t xml:space="preserve">Критерии, которым должен соответствовать масштабный инвестиционный проект</w:t>
+                <w:sz w:val="19"/>
+                <w:szCs w:val="19"/>
+              </w:rPr>
+              <w:t xml:space="preserve">Аренда без торгов юрлицу по распоряжению Губернатора СО, если проект соответствует </w:t>
+            </w:r>
+            <w:r>
+              <w:rPr>
+                <w:rFonts w:ascii="Times New Roman" w:cs="Times New Roman" w:eastAsia="Times New Roman" w:hAnsi="Times New Roman"/>
+                <w:b/>
+                <w:bCs/>
+                <w:sz w:val="19"/>
+                <w:szCs w:val="19"/>
+              </w:rPr>
+              <w:t xml:space="preserve">одному</w:t>
+            </w:r>
+            <w:r>
+              <w:rPr>
+                <w:rFonts w:ascii="Times New Roman" w:cs="Times New Roman" w:eastAsia="Times New Roman" w:hAnsi="Times New Roman"/>
+                <w:b w:val="false"/>
+                <w:bCs w:val="false"/>
+                <w:sz w:val="19"/>
+                <w:szCs w:val="19"/>
+              </w:rPr>
+              <w:t xml:space="preserve"> из критериев п. 2 ст. 30</w:t>
             </w:r>
           </w:p>
         </w:tc>
@@ -4436,8 +3734,8 @@
                 <w:rFonts w:ascii="Times New Roman" w:cs="Times New Roman" w:eastAsia="Times New Roman" w:hAnsi="Times New Roman"/>
                 <w:b/>
                 <w:bCs/>
-                <w:sz w:val="20"/>
-                <w:szCs w:val="20"/>
+                <w:sz w:val="19"/>
+                <w:szCs w:val="19"/>
               </w:rPr>
               <w:t xml:space="preserve">Региональный: порядок</w:t>
             </w:r>
@@ -4445,7 +3743,7 @@
         </w:tc>
         <w:tc>
           <w:tcPr>
-            <w:tcW w:type="dxa" w:w="4303"/>
+            <w:tcW w:type="dxa" w:w="4490"/>
             <w:tcBorders>
               <w:top w:val="single" w:color="9AA5B1" w:sz="4"/>
               <w:left w:val="single" w:color="9AA5B1" w:sz="4"/>
@@ -4470,64 +3768,44 @@
                 <w:rFonts w:ascii="Times New Roman" w:cs="Times New Roman" w:eastAsia="Times New Roman" w:hAnsi="Times New Roman"/>
                 <w:b w:val="false"/>
                 <w:bCs w:val="false"/>
-                <w:sz w:val="20"/>
-                <w:szCs w:val="20"/>
-              </w:rPr>
-              <w:t xml:space="preserve">Постановление Правительства Свердловской области от 08.07.2016 № </w:t>
-            </w:r>
-            <w:r>
-              <w:rPr>
-                <w:rFonts w:ascii="Times New Roman" w:cs="Times New Roman" w:eastAsia="Times New Roman" w:hAnsi="Times New Roman"/>
-                <w:b/>
-                <w:bCs/>
-                <w:sz w:val="20"/>
-                <w:szCs w:val="20"/>
-              </w:rPr>
-              <w:t xml:space="preserve">484-ПП</w:t>
-            </w:r>
+                <w:sz w:val="19"/>
+                <w:szCs w:val="19"/>
+              </w:rPr>
+              <w:t xml:space="preserve">Постановление Правительства СО от 08.07.2016 № 484-ПП «О реализации статьи 30 Закона Свердловской области…» (состав комиссии — в ред. ПП СО от 16.07.2025 № 386-ПП)</w:t>
+            </w:r>
+          </w:p>
+        </w:tc>
+        <w:tc>
+          <w:tcPr>
+            <w:tcW w:type="dxa" w:w="3274"/>
+            <w:tcBorders>
+              <w:top w:val="single" w:color="9AA5B1" w:sz="4"/>
+              <w:left w:val="single" w:color="9AA5B1" w:sz="4"/>
+              <w:bottom w:val="single" w:color="9AA5B1" w:sz="4"/>
+              <w:right w:val="single" w:color="9AA5B1" w:sz="4"/>
+            </w:tcBorders>
+            <w:tcMar>
+              <w:top w:type="dxa" w:w="50"/>
+              <w:left w:type="dxa" w:w="90"/>
+              <w:bottom w:type="dxa" w:w="50"/>
+              <w:right w:type="dxa" w:w="90"/>
+            </w:tcMar>
+            <w:vAlign w:val="top"/>
+          </w:tcPr>
+          <w:p>
+            <w:pPr>
+              <w:spacing w:after="20" w:line="240"/>
+              <w:jc w:val="left"/>
+            </w:pPr>
             <w:r>
               <w:rPr>
                 <w:rFonts w:ascii="Times New Roman" w:cs="Times New Roman" w:eastAsia="Times New Roman" w:hAnsi="Times New Roman"/>
                 <w:b w:val="false"/>
                 <w:bCs w:val="false"/>
-                <w:sz w:val="20"/>
-                <w:szCs w:val="20"/>
-              </w:rPr>
-              <w:t xml:space="preserve"> «О реализации статьи 30 Закона Свердловской области от 7 июля 2004 года № 18-ОЗ…»</w:t>
-            </w:r>
-          </w:p>
-        </w:tc>
-        <w:tc>
-          <w:tcPr>
-            <w:tcW w:type="dxa" w:w="3461"/>
-            <w:tcBorders>
-              <w:top w:val="single" w:color="9AA5B1" w:sz="4"/>
-              <w:left w:val="single" w:color="9AA5B1" w:sz="4"/>
-              <w:bottom w:val="single" w:color="9AA5B1" w:sz="4"/>
-              <w:right w:val="single" w:color="9AA5B1" w:sz="4"/>
-            </w:tcBorders>
-            <w:tcMar>
-              <w:top w:type="dxa" w:w="50"/>
-              <w:left w:type="dxa" w:w="90"/>
-              <w:bottom w:type="dxa" w:w="50"/>
-              <w:right w:type="dxa" w:w="90"/>
-            </w:tcMar>
-            <w:vAlign w:val="top"/>
-          </w:tcPr>
-          <w:p>
-            <w:pPr>
-              <w:spacing w:after="20" w:line="240"/>
-              <w:jc w:val="left"/>
-            </w:pPr>
-            <w:r>
-              <w:rPr>
-                <w:rFonts w:ascii="Times New Roman" w:cs="Times New Roman" w:eastAsia="Times New Roman" w:hAnsi="Times New Roman"/>
-                <w:b w:val="false"/>
-                <w:bCs w:val="false"/>
-                <w:sz w:val="20"/>
-                <w:szCs w:val="20"/>
-              </w:rPr>
-              <w:t xml:space="preserve">Порядок рассмотрения заявлений; Правительственная комиссия Свердловской области по оценке соответствия проекта критериям п. 1 и 2 ст. 30</w:t>
+                <w:sz w:val="19"/>
+                <w:szCs w:val="19"/>
+              </w:rPr>
+              <w:t xml:space="preserve">Рассмотрение заявлений; Правительственная комиссия СО по оценке соответствия критериям</w:t>
             </w:r>
           </w:p>
         </w:tc>
@@ -4564,16 +3842,16 @@
                 <w:rFonts w:ascii="Times New Roman" w:cs="Times New Roman" w:eastAsia="Times New Roman" w:hAnsi="Times New Roman"/>
                 <w:b/>
                 <w:bCs/>
-                <w:sz w:val="20"/>
-                <w:szCs w:val="20"/>
-              </w:rPr>
-              <w:t xml:space="preserve">Актуальность</w:t>
-            </w:r>
-          </w:p>
-        </w:tc>
-        <w:tc>
-          <w:tcPr>
-            <w:tcW w:type="dxa" w:w="4303"/>
+                <w:sz w:val="19"/>
+                <w:szCs w:val="19"/>
+              </w:rPr>
+              <w:t xml:space="preserve">Приоритеты</w:t>
+            </w:r>
+          </w:p>
+        </w:tc>
+        <w:tc>
+          <w:tcPr>
+            <w:tcW w:type="dxa" w:w="4490"/>
             <w:tcBorders>
               <w:top w:val="single" w:color="9AA5B1" w:sz="4"/>
               <w:left w:val="single" w:color="9AA5B1" w:sz="4"/>
@@ -4598,26 +3876,16 @@
                 <w:rFonts w:ascii="Times New Roman" w:cs="Times New Roman" w:eastAsia="Times New Roman" w:hAnsi="Times New Roman"/>
                 <w:b w:val="false"/>
                 <w:bCs w:val="false"/>
-                <w:sz w:val="20"/>
-                <w:szCs w:val="20"/>
-              </w:rPr>
-              <w:t xml:space="preserve">Постановление Правительства Свердловской области от 16.07.2025 № </w:t>
-            </w:r>
-            <w:r>
-              <w:rPr>
-                <w:rFonts w:ascii="Times New Roman" w:cs="Times New Roman" w:eastAsia="Times New Roman" w:hAnsi="Times New Roman"/>
-                <w:b/>
-                <w:bCs/>
-                <w:sz w:val="20"/>
-                <w:szCs w:val="20"/>
-              </w:rPr>
-              <w:t xml:space="preserve">386-ПП</w:t>
-            </w:r>
-          </w:p>
-        </w:tc>
-        <w:tc>
-          <w:tcPr>
-            <w:tcW w:type="dxa" w:w="3461"/>
+                <w:sz w:val="19"/>
+                <w:szCs w:val="19"/>
+              </w:rPr>
+              <w:t xml:space="preserve">Инвестиционная декларация Свердловской области (по открытым данным — распоряжение Губернатора СО от 31.03.2023 № 85-РГ; сверить)</w:t>
+            </w:r>
+          </w:p>
+        </w:tc>
+        <w:tc>
+          <w:tcPr>
+            <w:tcW w:type="dxa" w:w="3274"/>
             <w:tcBorders>
               <w:top w:val="single" w:color="9AA5B1" w:sz="4"/>
               <w:left w:val="single" w:color="9AA5B1" w:sz="4"/>
@@ -4642,62 +3910,15 @@
                 <w:rFonts w:ascii="Times New Roman" w:cs="Times New Roman" w:eastAsia="Times New Roman" w:hAnsi="Times New Roman"/>
                 <w:b w:val="false"/>
                 <w:bCs w:val="false"/>
-                <w:sz w:val="20"/>
-                <w:szCs w:val="20"/>
-              </w:rPr>
-              <w:t xml:space="preserve">Изменение состава Правительственной комиссии — механизм применяется в 2025 году</w:t>
+                <w:sz w:val="19"/>
+                <w:szCs w:val="19"/>
+              </w:rPr>
+              <w:t xml:space="preserve">Перечень приоритетных направлений, на который ссылается пп. 1 п. 2 ст. 30</w:t>
             </w:r>
           </w:p>
         </w:tc>
       </w:tr>
     </w:tbl>
-    <w:p>
-      <w:pPr>
-        <w:spacing w:after="40"/>
-      </w:pPr>
-    </w:p>
-    <w:p>
-      <w:pPr>
-        <w:spacing w:after="80" w:before="0" w:line="252"/>
-        <w:jc w:val="both"/>
-      </w:pPr>
-      <w:r>
-        <w:rPr>
-          <w:rFonts w:ascii="Times New Roman" w:cs="Times New Roman" w:eastAsia="Times New Roman" w:hAnsi="Times New Roman"/>
-          <w:b/>
-          <w:bCs/>
-          <w:sz w:val="23"/>
-          <w:szCs w:val="23"/>
-        </w:rPr>
-        <w:t xml:space="preserve">Почему не федеральный уровень.</w:t>
-      </w:r>
-      <w:r>
-        <w:rPr>
-          <w:rFonts w:ascii="Times New Roman" w:cs="Times New Roman" w:eastAsia="Times New Roman" w:hAnsi="Times New Roman"/>
-          <w:sz w:val="23"/>
-          <w:szCs w:val="23"/>
-        </w:rPr>
-        <w:t xml:space="preserve"> Пп. 2 п. 2 ст. 39.6 ЗК РФ и критерии Постановления Правительства РФ от 29.12.2014 № 1603 относятся к участкам в </w:t>
-      </w:r>
-      <w:r>
-        <w:rPr>
-          <w:rFonts w:ascii="Times New Roman" w:cs="Times New Roman" w:eastAsia="Times New Roman" w:hAnsi="Times New Roman"/>
-          <w:b/>
-          <w:bCs/>
-          <w:sz w:val="23"/>
-          <w:szCs w:val="23"/>
-        </w:rPr>
-        <w:t xml:space="preserve">федеральной</w:t>
-      </w:r>
-      <w:r>
-        <w:rPr>
-          <w:rFonts w:ascii="Times New Roman" w:cs="Times New Roman" w:eastAsia="Times New Roman" w:hAnsi="Times New Roman"/>
-          <w:sz w:val="23"/>
-          <w:szCs w:val="23"/>
-        </w:rPr>
-        <w:t xml:space="preserve"> собственности. Наш участок — областной или муниципальный, поэтому критерии задаёт Свердловская область.</w:t>
-      </w:r>
-    </w:p>
     <w:p>
       <w:pPr>
         <w:pStyle w:val="Heading2"/>
@@ -4713,7 +3934,7 @@
           <w:sz w:val="23"/>
           <w:szCs w:val="23"/>
         </w:rPr>
-        <w:t xml:space="preserve">4.2. Соответствие проекта критериям ст. 30 Закона № 18-ОЗ</w:t>
+        <w:t xml:space="preserve">4.2. Какой критерий ст. 30 применим</w:t>
       </w:r>
     </w:p>
     <w:tbl>
@@ -4729,8 +3950,8 @@
         </w:tblBorders>
       </w:tblPr>
       <w:tblGrid>
-        <w:gridCol w:w="2058"/>
-        <w:gridCol w:w="4490"/>
+        <w:gridCol w:w="1403"/>
+        <w:gridCol w:w="5145"/>
         <w:gridCol w:w="2806"/>
       </w:tblGrid>
       <w:tr>
@@ -4739,7 +3960,7 @@
         </w:trPr>
         <w:tc>
           <w:tcPr>
-            <w:tcW w:type="dxa" w:w="2058"/>
+            <w:tcW w:type="dxa" w:w="1403"/>
             <w:tcBorders>
               <w:top w:val="single" w:color="9AA5B1" w:sz="4"/>
               <w:left w:val="single" w:color="9AA5B1" w:sz="4"/>
@@ -4765,16 +3986,16 @@
                 <w:rFonts w:ascii="Times New Roman" w:cs="Times New Roman" w:eastAsia="Times New Roman" w:hAnsi="Times New Roman"/>
                 <w:b/>
                 <w:bCs/>
-                <w:sz w:val="20"/>
-                <w:szCs w:val="20"/>
-              </w:rPr>
-              <w:t xml:space="preserve">Критерий</w:t>
-            </w:r>
-          </w:p>
-        </w:tc>
-        <w:tc>
-          <w:tcPr>
-            <w:tcW w:type="dxa" w:w="4490"/>
+                <w:sz w:val="19"/>
+                <w:szCs w:val="19"/>
+              </w:rPr>
+              <w:t xml:space="preserve">Критерий п. 2 ст. 30</w:t>
+            </w:r>
+          </w:p>
+        </w:tc>
+        <w:tc>
+          <w:tcPr>
+            <w:tcW w:type="dxa" w:w="5145"/>
             <w:tcBorders>
               <w:top w:val="single" w:color="9AA5B1" w:sz="4"/>
               <w:left w:val="single" w:color="9AA5B1" w:sz="4"/>
@@ -4800,10 +4021,10 @@
                 <w:rFonts w:ascii="Times New Roman" w:cs="Times New Roman" w:eastAsia="Times New Roman" w:hAnsi="Times New Roman"/>
                 <w:b/>
                 <w:bCs/>
-                <w:sz w:val="20"/>
-                <w:szCs w:val="20"/>
-              </w:rPr>
-              <w:t xml:space="preserve">Порог (по данным инвестпорталов; сверить с текстом ст. 30)</w:t>
+                <w:sz w:val="19"/>
+                <w:szCs w:val="19"/>
+              </w:rPr>
+              <w:t xml:space="preserve">Суть</w:t>
             </w:r>
           </w:p>
         </w:tc>
@@ -4835,10 +4056,10 @@
                 <w:rFonts w:ascii="Times New Roman" w:cs="Times New Roman" w:eastAsia="Times New Roman" w:hAnsi="Times New Roman"/>
                 <w:b/>
                 <w:bCs/>
-                <w:sz w:val="20"/>
-                <w:szCs w:val="20"/>
-              </w:rPr>
-              <w:t xml:space="preserve">Проект</w:t>
+                <w:sz w:val="19"/>
+                <w:szCs w:val="19"/>
+              </w:rPr>
+              <w:t xml:space="preserve">Для проекта</w:t>
             </w:r>
           </w:p>
         </w:tc>
@@ -4849,7 +4070,7 @@
         </w:trPr>
         <w:tc>
           <w:tcPr>
-            <w:tcW w:type="dxa" w:w="2058"/>
+            <w:tcW w:type="dxa" w:w="1403"/>
             <w:tcBorders>
               <w:top w:val="single" w:color="9AA5B1" w:sz="4"/>
               <w:left w:val="single" w:color="9AA5B1" w:sz="4"/>
@@ -4875,16 +4096,16 @@
                 <w:rFonts w:ascii="Times New Roman" w:cs="Times New Roman" w:eastAsia="Times New Roman" w:hAnsi="Times New Roman"/>
                 <w:b/>
                 <w:bCs/>
-                <w:sz w:val="20"/>
-                <w:szCs w:val="20"/>
-              </w:rPr>
-              <w:t xml:space="preserve">Объём капитальных вложений</w:t>
-            </w:r>
-          </w:p>
-        </w:tc>
-        <w:tc>
-          <w:tcPr>
-            <w:tcW w:type="dxa" w:w="4490"/>
+                <w:sz w:val="19"/>
+                <w:szCs w:val="19"/>
+              </w:rPr>
+              <w:t xml:space="preserve">пп. 1</w:t>
+            </w:r>
+          </w:p>
+        </w:tc>
+        <w:tc>
+          <w:tcPr>
+            <w:tcW w:type="dxa" w:w="5145"/>
             <w:tcBorders>
               <w:top w:val="single" w:color="9AA5B1" w:sz="4"/>
               <w:left w:val="single" w:color="9AA5B1" w:sz="4"/>
@@ -4909,54 +4130,64 @@
                 <w:rFonts w:ascii="Times New Roman" w:cs="Times New Roman" w:eastAsia="Times New Roman" w:hAnsi="Times New Roman"/>
                 <w:b w:val="false"/>
                 <w:bCs w:val="false"/>
-                <w:sz w:val="20"/>
-                <w:szCs w:val="20"/>
-              </w:rPr>
-              <w:t xml:space="preserve">Межселенная территория / городской округ (кроме Екатеринбурга) — не менее 200 млн руб.; Екатеринбург — не менее 400 млн руб.; поселение в составе муниципального района — ниже</w:t>
-            </w:r>
-          </w:p>
-        </w:tc>
-        <w:tc>
-          <w:tcPr>
-            <w:tcW w:type="dxa" w:w="2806"/>
-            <w:tcBorders>
-              <w:top w:val="single" w:color="9AA5B1" w:sz="4"/>
-              <w:left w:val="single" w:color="9AA5B1" w:sz="4"/>
-              <w:bottom w:val="single" w:color="9AA5B1" w:sz="4"/>
-              <w:right w:val="single" w:color="9AA5B1" w:sz="4"/>
-            </w:tcBorders>
-            <w:tcMar>
-              <w:top w:type="dxa" w:w="50"/>
-              <w:left w:type="dxa" w:w="90"/>
-              <w:bottom w:type="dxa" w:w="50"/>
-              <w:right w:type="dxa" w:w="90"/>
-            </w:tcMar>
-            <w:vAlign w:val="top"/>
-          </w:tcPr>
-          <w:p>
-            <w:pPr>
-              <w:spacing w:after="20" w:line="240"/>
-              <w:jc w:val="left"/>
-            </w:pPr>
+                <w:sz w:val="19"/>
+                <w:szCs w:val="19"/>
+              </w:rPr>
+              <w:t xml:space="preserve">Объекты для деятельности по приоритетным направлениям инвестиционной декларации СО; расходы на строительство, оборудование и техническое оснащение — </w:t>
+            </w:r>
             <w:r>
               <w:rPr>
                 <w:rFonts w:ascii="Times New Roman" w:cs="Times New Roman" w:eastAsia="Times New Roman" w:hAnsi="Times New Roman"/>
                 <w:b/>
                 <w:bCs/>
-                <w:sz w:val="20"/>
-                <w:szCs w:val="20"/>
-              </w:rPr>
-              <w:t xml:space="preserve">4 500 млн руб.</w:t>
+                <w:sz w:val="19"/>
+                <w:szCs w:val="19"/>
+              </w:rPr>
+              <w:t xml:space="preserve">не менее 500 млн руб. на 1 га</w:t>
+            </w:r>
+          </w:p>
+        </w:tc>
+        <w:tc>
+          <w:tcPr>
+            <w:tcW w:type="dxa" w:w="2806"/>
+            <w:tcBorders>
+              <w:top w:val="single" w:color="9AA5B1" w:sz="4"/>
+              <w:left w:val="single" w:color="9AA5B1" w:sz="4"/>
+              <w:bottom w:val="single" w:color="9AA5B1" w:sz="4"/>
+              <w:right w:val="single" w:color="9AA5B1" w:sz="4"/>
+            </w:tcBorders>
+            <w:tcMar>
+              <w:top w:type="dxa" w:w="50"/>
+              <w:left w:type="dxa" w:w="90"/>
+              <w:bottom w:type="dxa" w:w="50"/>
+              <w:right w:type="dxa" w:w="90"/>
+            </w:tcMar>
+            <w:vAlign w:val="top"/>
+          </w:tcPr>
+          <w:p>
+            <w:pPr>
+              <w:spacing w:after="20" w:line="240"/>
+              <w:jc w:val="left"/>
+            </w:pPr>
+            <w:r>
+              <w:rPr>
+                <w:rFonts w:ascii="Times New Roman" w:cs="Times New Roman" w:eastAsia="Times New Roman" w:hAnsi="Times New Roman"/>
+                <w:b/>
+                <w:bCs/>
+                <w:sz w:val="19"/>
+                <w:szCs w:val="19"/>
+              </w:rPr>
+              <w:t xml:space="preserve">Основной.</w:t>
             </w:r>
             <w:r>
               <w:rPr>
                 <w:rFonts w:ascii="Times New Roman" w:cs="Times New Roman" w:eastAsia="Times New Roman" w:hAnsi="Times New Roman"/>
                 <w:b w:val="false"/>
                 <w:bCs w:val="false"/>
-                <w:sz w:val="20"/>
-                <w:szCs w:val="20"/>
-              </w:rPr>
-              <w:t xml:space="preserve"> — более чем в 10 раз выше максимального порога</w:t>
+                <w:sz w:val="19"/>
+                <w:szCs w:val="19"/>
+              </w:rPr>
+              <w:t xml:space="preserve"> Проходит при площади не более 9,0 га</w:t>
             </w:r>
           </w:p>
         </w:tc>
@@ -4967,7 +4198,7 @@
         </w:trPr>
         <w:tc>
           <w:tcPr>
-            <w:tcW w:type="dxa" w:w="2058"/>
+            <w:tcW w:type="dxa" w:w="1403"/>
             <w:tcBorders>
               <w:top w:val="single" w:color="9AA5B1" w:sz="4"/>
               <w:left w:val="single" w:color="9AA5B1" w:sz="4"/>
@@ -4993,16 +4224,16 @@
                 <w:rFonts w:ascii="Times New Roman" w:cs="Times New Roman" w:eastAsia="Times New Roman" w:hAnsi="Times New Roman"/>
                 <w:b/>
                 <w:bCs/>
-                <w:sz w:val="20"/>
-                <w:szCs w:val="20"/>
-              </w:rPr>
-              <w:t xml:space="preserve">Создаваемые рабочие места</w:t>
-            </w:r>
-          </w:p>
-        </w:tc>
-        <w:tc>
-          <w:tcPr>
-            <w:tcW w:type="dxa" w:w="4490"/>
+                <w:sz w:val="19"/>
+                <w:szCs w:val="19"/>
+              </w:rPr>
+              <w:t xml:space="preserve">пп. 2</w:t>
+            </w:r>
+          </w:p>
+        </w:tc>
+        <w:tc>
+          <w:tcPr>
+            <w:tcW w:type="dxa" w:w="5145"/>
             <w:tcBorders>
               <w:top w:val="single" w:color="9AA5B1" w:sz="4"/>
               <w:left w:val="single" w:color="9AA5B1" w:sz="4"/>
@@ -5027,44 +4258,280 @@
                 <w:rFonts w:ascii="Times New Roman" w:cs="Times New Roman" w:eastAsia="Times New Roman" w:hAnsi="Times New Roman"/>
                 <w:b w:val="false"/>
                 <w:bCs w:val="false"/>
-                <w:sz w:val="20"/>
-                <w:szCs w:val="20"/>
-              </w:rPr>
-              <w:t xml:space="preserve">Поселение в составе муниципального района — не менее 50; межселенная территория / городской округ — не менее 100; Екатеринбург — не менее 200</w:t>
-            </w:r>
-          </w:p>
-        </w:tc>
-        <w:tc>
-          <w:tcPr>
-            <w:tcW w:type="dxa" w:w="2806"/>
-            <w:tcBorders>
-              <w:top w:val="single" w:color="9AA5B1" w:sz="4"/>
-              <w:left w:val="single" w:color="9AA5B1" w:sz="4"/>
-              <w:bottom w:val="single" w:color="9AA5B1" w:sz="4"/>
-              <w:right w:val="single" w:color="9AA5B1" w:sz="4"/>
-            </w:tcBorders>
-            <w:tcMar>
-              <w:top w:type="dxa" w:w="50"/>
-              <w:left w:type="dxa" w:w="90"/>
-              <w:bottom w:type="dxa" w:w="50"/>
-              <w:right w:type="dxa" w:w="90"/>
-            </w:tcMar>
-            <w:vAlign w:val="top"/>
-          </w:tcPr>
-          <w:p>
-            <w:pPr>
-              <w:spacing w:after="20" w:line="240"/>
-              <w:jc w:val="left"/>
-            </w:pPr>
+                <w:sz w:val="19"/>
+                <w:szCs w:val="19"/>
+              </w:rPr>
+              <w:t xml:space="preserve">Объекты по приоритетам стратегии и госпрограмм СО </w:t>
+            </w:r>
+            <w:r>
+              <w:rPr>
+                <w:rFonts w:ascii="Times New Roman" w:cs="Times New Roman" w:eastAsia="Times New Roman" w:hAnsi="Times New Roman"/>
+                <w:b/>
+                <w:bCs/>
+                <w:sz w:val="19"/>
+                <w:szCs w:val="19"/>
+              </w:rPr>
+              <w:t xml:space="preserve">и</w:t>
+            </w:r>
             <w:r>
               <w:rPr>
                 <w:rFonts w:ascii="Times New Roman" w:cs="Times New Roman" w:eastAsia="Times New Roman" w:hAnsi="Times New Roman"/>
                 <w:b w:val="false"/>
                 <w:bCs w:val="false"/>
-                <w:sz w:val="20"/>
-                <w:szCs w:val="20"/>
-              </w:rPr>
-              <w:t xml:space="preserve">По бизнес-плану; для городского округа нужно не менее 100</w:t>
+                <w:sz w:val="19"/>
+                <w:szCs w:val="19"/>
+              </w:rPr>
+              <w:t xml:space="preserve"> обеспечение работ по сохранению объектов культурного наследия в гос. или муниципальной собственности</w:t>
+            </w:r>
+          </w:p>
+        </w:tc>
+        <w:tc>
+          <w:tcPr>
+            <w:tcW w:type="dxa" w:w="2806"/>
+            <w:tcBorders>
+              <w:top w:val="single" w:color="9AA5B1" w:sz="4"/>
+              <w:left w:val="single" w:color="9AA5B1" w:sz="4"/>
+              <w:bottom w:val="single" w:color="9AA5B1" w:sz="4"/>
+              <w:right w:val="single" w:color="9AA5B1" w:sz="4"/>
+            </w:tcBorders>
+            <w:tcMar>
+              <w:top w:type="dxa" w:w="50"/>
+              <w:left w:type="dxa" w:w="90"/>
+              <w:bottom w:type="dxa" w:w="50"/>
+              <w:right w:type="dxa" w:w="90"/>
+            </w:tcMar>
+            <w:vAlign w:val="top"/>
+          </w:tcPr>
+          <w:p>
+            <w:pPr>
+              <w:spacing w:after="20" w:line="240"/>
+              <w:jc w:val="left"/>
+            </w:pPr>
+            <w:r>
+              <w:rPr>
+                <w:rFonts w:ascii="Times New Roman" w:cs="Times New Roman" w:eastAsia="Times New Roman" w:hAnsi="Times New Roman"/>
+                <w:b w:val="false"/>
+                <w:bCs w:val="false"/>
+                <w:sz w:val="19"/>
+                <w:szCs w:val="19"/>
+              </w:rPr>
+              <w:t xml:space="preserve">Только если инвестор возьмёт на себя работы по ОКН — вне ТЗ</w:t>
+            </w:r>
+          </w:p>
+        </w:tc>
+      </w:tr>
+      <w:tr>
+        <w:trPr>
+          <w:cantSplit/>
+        </w:trPr>
+        <w:tc>
+          <w:tcPr>
+            <w:tcW w:type="dxa" w:w="1403"/>
+            <w:tcBorders>
+              <w:top w:val="single" w:color="9AA5B1" w:sz="4"/>
+              <w:left w:val="single" w:color="9AA5B1" w:sz="4"/>
+              <w:bottom w:val="single" w:color="9AA5B1" w:sz="4"/>
+              <w:right w:val="single" w:color="9AA5B1" w:sz="4"/>
+            </w:tcBorders>
+            <w:shd w:fill="F2F2F2" w:color="auto" w:val="clear"/>
+            <w:tcMar>
+              <w:top w:type="dxa" w:w="50"/>
+              <w:left w:type="dxa" w:w="90"/>
+              <w:bottom w:type="dxa" w:w="50"/>
+              <w:right w:type="dxa" w:w="90"/>
+            </w:tcMar>
+            <w:vAlign w:val="top"/>
+          </w:tcPr>
+          <w:p>
+            <w:pPr>
+              <w:spacing w:after="20" w:line="240"/>
+              <w:jc w:val="left"/>
+            </w:pPr>
+            <w:r>
+              <w:rPr>
+                <w:rFonts w:ascii="Times New Roman" w:cs="Times New Roman" w:eastAsia="Times New Roman" w:hAnsi="Times New Roman"/>
+                <w:b/>
+                <w:bCs/>
+                <w:sz w:val="19"/>
+                <w:szCs w:val="19"/>
+              </w:rPr>
+              <w:t xml:space="preserve">пп. 8</w:t>
+            </w:r>
+          </w:p>
+        </w:tc>
+        <w:tc>
+          <w:tcPr>
+            <w:tcW w:type="dxa" w:w="5145"/>
+            <w:tcBorders>
+              <w:top w:val="single" w:color="9AA5B1" w:sz="4"/>
+              <w:left w:val="single" w:color="9AA5B1" w:sz="4"/>
+              <w:bottom w:val="single" w:color="9AA5B1" w:sz="4"/>
+              <w:right w:val="single" w:color="9AA5B1" w:sz="4"/>
+            </w:tcBorders>
+            <w:tcMar>
+              <w:top w:type="dxa" w:w="50"/>
+              <w:left w:type="dxa" w:w="90"/>
+              <w:bottom w:type="dxa" w:w="50"/>
+              <w:right w:type="dxa" w:w="90"/>
+            </w:tcMar>
+            <w:vAlign w:val="top"/>
+          </w:tcPr>
+          <w:p>
+            <w:pPr>
+              <w:spacing w:after="20" w:line="240"/>
+              <w:jc w:val="left"/>
+            </w:pPr>
+            <w:r>
+              <w:rPr>
+                <w:rFonts w:ascii="Times New Roman" w:cs="Times New Roman" w:eastAsia="Times New Roman" w:hAnsi="Times New Roman"/>
+                <w:b w:val="false"/>
+                <w:bCs w:val="false"/>
+                <w:sz w:val="19"/>
+                <w:szCs w:val="19"/>
+              </w:rPr>
+              <w:t xml:space="preserve">Создание индустриального (промышленного) парка; вложения в промышленную инфраструктуру не менее 150 млн руб. на 1 га</w:t>
+            </w:r>
+          </w:p>
+        </w:tc>
+        <w:tc>
+          <w:tcPr>
+            <w:tcW w:type="dxa" w:w="2806"/>
+            <w:tcBorders>
+              <w:top w:val="single" w:color="9AA5B1" w:sz="4"/>
+              <w:left w:val="single" w:color="9AA5B1" w:sz="4"/>
+              <w:bottom w:val="single" w:color="9AA5B1" w:sz="4"/>
+              <w:right w:val="single" w:color="9AA5B1" w:sz="4"/>
+            </w:tcBorders>
+            <w:tcMar>
+              <w:top w:type="dxa" w:w="50"/>
+              <w:left w:type="dxa" w:w="90"/>
+              <w:bottom w:type="dxa" w:w="50"/>
+              <w:right w:type="dxa" w:w="90"/>
+            </w:tcMar>
+            <w:vAlign w:val="top"/>
+          </w:tcPr>
+          <w:p>
+            <w:pPr>
+              <w:spacing w:after="20" w:line="240"/>
+              <w:jc w:val="left"/>
+            </w:pPr>
+            <w:r>
+              <w:rPr>
+                <w:rFonts w:ascii="Times New Roman" w:cs="Times New Roman" w:eastAsia="Times New Roman" w:hAnsi="Times New Roman"/>
+                <w:b w:val="false"/>
+                <w:bCs w:val="false"/>
+                <w:sz w:val="19"/>
+                <w:szCs w:val="19"/>
+              </w:rPr>
+              <w:t xml:space="preserve">На 14,58 га нужно 2,19 млрд в инфраструктуру парка; применимо, только если проект оформлен как промпарк — резерв</w:t>
+            </w:r>
+          </w:p>
+        </w:tc>
+      </w:tr>
+      <w:tr>
+        <w:trPr>
+          <w:cantSplit/>
+        </w:trPr>
+        <w:tc>
+          <w:tcPr>
+            <w:tcW w:type="dxa" w:w="1403"/>
+            <w:tcBorders>
+              <w:top w:val="single" w:color="9AA5B1" w:sz="4"/>
+              <w:left w:val="single" w:color="9AA5B1" w:sz="4"/>
+              <w:bottom w:val="single" w:color="9AA5B1" w:sz="4"/>
+              <w:right w:val="single" w:color="9AA5B1" w:sz="4"/>
+            </w:tcBorders>
+            <w:shd w:fill="F2F2F2" w:color="auto" w:val="clear"/>
+            <w:tcMar>
+              <w:top w:type="dxa" w:w="50"/>
+              <w:left w:type="dxa" w:w="90"/>
+              <w:bottom w:type="dxa" w:w="50"/>
+              <w:right w:type="dxa" w:w="90"/>
+            </w:tcMar>
+            <w:vAlign w:val="top"/>
+          </w:tcPr>
+          <w:p>
+            <w:pPr>
+              <w:spacing w:after="20" w:line="240"/>
+              <w:jc w:val="left"/>
+            </w:pPr>
+            <w:r>
+              <w:rPr>
+                <w:rFonts w:ascii="Times New Roman" w:cs="Times New Roman" w:eastAsia="Times New Roman" w:hAnsi="Times New Roman"/>
+                <w:b/>
+                <w:bCs/>
+                <w:sz w:val="19"/>
+                <w:szCs w:val="19"/>
+              </w:rPr>
+              <w:t xml:space="preserve">пп. 3–5, 7, 9</w:t>
+            </w:r>
+          </w:p>
+        </w:tc>
+        <w:tc>
+          <w:tcPr>
+            <w:tcW w:type="dxa" w:w="5145"/>
+            <w:tcBorders>
+              <w:top w:val="single" w:color="9AA5B1" w:sz="4"/>
+              <w:left w:val="single" w:color="9AA5B1" w:sz="4"/>
+              <w:bottom w:val="single" w:color="9AA5B1" w:sz="4"/>
+              <w:right w:val="single" w:color="9AA5B1" w:sz="4"/>
+            </w:tcBorders>
+            <w:tcMar>
+              <w:top w:type="dxa" w:w="50"/>
+              <w:left w:type="dxa" w:w="90"/>
+              <w:bottom w:type="dxa" w:w="50"/>
+              <w:right w:type="dxa" w:w="90"/>
+            </w:tcMar>
+            <w:vAlign w:val="top"/>
+          </w:tcPr>
+          <w:p>
+            <w:pPr>
+              <w:spacing w:after="20" w:line="240"/>
+              <w:jc w:val="left"/>
+            </w:pPr>
+            <w:r>
+              <w:rPr>
+                <w:rFonts w:ascii="Times New Roman" w:cs="Times New Roman" w:eastAsia="Times New Roman" w:hAnsi="Times New Roman"/>
+                <w:b w:val="false"/>
+                <w:bCs w:val="false"/>
+                <w:sz w:val="19"/>
+                <w:szCs w:val="19"/>
+              </w:rPr>
+              <w:t xml:space="preserve">Жильё для пострадавших от ЧС, ЦОД, газомоторная инфраструктура, кампусы</w:t>
+            </w:r>
+          </w:p>
+        </w:tc>
+        <w:tc>
+          <w:tcPr>
+            <w:tcW w:type="dxa" w:w="2806"/>
+            <w:tcBorders>
+              <w:top w:val="single" w:color="9AA5B1" w:sz="4"/>
+              <w:left w:val="single" w:color="9AA5B1" w:sz="4"/>
+              <w:bottom w:val="single" w:color="9AA5B1" w:sz="4"/>
+              <w:right w:val="single" w:color="9AA5B1" w:sz="4"/>
+            </w:tcBorders>
+            <w:tcMar>
+              <w:top w:type="dxa" w:w="50"/>
+              <w:left w:type="dxa" w:w="90"/>
+              <w:bottom w:type="dxa" w:w="50"/>
+              <w:right w:type="dxa" w:w="90"/>
+            </w:tcMar>
+            <w:vAlign w:val="top"/>
+          </w:tcPr>
+          <w:p>
+            <w:pPr>
+              <w:spacing w:after="20" w:line="240"/>
+              <w:jc w:val="left"/>
+            </w:pPr>
+            <w:r>
+              <w:rPr>
+                <w:rFonts w:ascii="Times New Roman" w:cs="Times New Roman" w:eastAsia="Times New Roman" w:hAnsi="Times New Roman"/>
+                <w:b w:val="false"/>
+                <w:bCs w:val="false"/>
+                <w:sz w:val="19"/>
+                <w:szCs w:val="19"/>
+              </w:rPr>
+              <w:t xml:space="preserve">Не применимы</w:t>
             </w:r>
           </w:p>
         </w:tc>
@@ -5083,10 +4550,56 @@
       <w:r>
         <w:rPr>
           <w:rFonts w:ascii="Times New Roman" w:cs="Times New Roman" w:eastAsia="Times New Roman" w:hAnsi="Times New Roman"/>
+          <w:b/>
+          <w:bCs/>
           <w:sz w:val="23"/>
           <w:szCs w:val="23"/>
         </w:rPr>
-        <w:t xml:space="preserve">Применяются ли критерии одновременно или альтернативно, а также есть ли в ст. 30 иные критерии для производственных проектов, нужно проверить по тексту статьи. При любом прочтении инвестиционный критерий выполняется с большим запасом, а размещение в городском округе вне Екатеринбурга, если цифры подтвердятся, вдвое снижает требование по рабочим местам.</w:t>
+        <w:t xml:space="preserve">Расчёт по пп. 1:</w:t>
+      </w:r>
+      <w:r>
+        <w:rPr>
+          <w:rFonts w:ascii="Times New Roman" w:cs="Times New Roman" w:eastAsia="Times New Roman" w:hAnsi="Times New Roman"/>
+          <w:sz w:val="23"/>
+          <w:szCs w:val="23"/>
+        </w:rPr>
+        <w:t xml:space="preserve"> 4 500 млн руб. ÷ 14,58 га = </w:t>
+      </w:r>
+      <w:r>
+        <w:rPr>
+          <w:rFonts w:ascii="Times New Roman" w:cs="Times New Roman" w:eastAsia="Times New Roman" w:hAnsi="Times New Roman"/>
+          <w:b/>
+          <w:bCs/>
+          <w:sz w:val="23"/>
+          <w:szCs w:val="23"/>
+        </w:rPr>
+        <w:t xml:space="preserve">309 млн руб./га &lt; 500</w:t>
+      </w:r>
+      <w:r>
+        <w:rPr>
+          <w:rFonts w:ascii="Times New Roman" w:cs="Times New Roman" w:eastAsia="Times New Roman" w:hAnsi="Times New Roman"/>
+          <w:sz w:val="23"/>
+          <w:szCs w:val="23"/>
+        </w:rPr>
+        <w:t xml:space="preserve"> — на весь участок критерий не выполняется. Максимальная площадь, которую проект «покрывает» критерием: 4 500 ÷ 500 = </w:t>
+      </w:r>
+      <w:r>
+        <w:rPr>
+          <w:rFonts w:ascii="Times New Roman" w:cs="Times New Roman" w:eastAsia="Times New Roman" w:hAnsi="Times New Roman"/>
+          <w:b/>
+          <w:bCs/>
+          <w:sz w:val="23"/>
+          <w:szCs w:val="23"/>
+        </w:rPr>
+        <w:t xml:space="preserve">9,0 га</w:t>
+      </w:r>
+      <w:r>
+        <w:rPr>
+          <w:rFonts w:ascii="Times New Roman" w:cs="Times New Roman" w:eastAsia="Times New Roman" w:hAnsi="Times New Roman"/>
+          <w:sz w:val="23"/>
+          <w:szCs w:val="23"/>
+        </w:rPr>
+        <w:t xml:space="preserve">.</w:t>
       </w:r>
     </w:p>
     <w:p>
@@ -5104,7 +4617,170 @@
           <w:sz w:val="23"/>
           <w:szCs w:val="23"/>
         </w:rPr>
-        <w:t xml:space="preserve">4.3. Процедура и сроки</w:t>
+        <w:t xml:space="preserve">4.3. Рекомендуемая схема: раздел участка</w:t>
+      </w:r>
+    </w:p>
+    <w:p>
+      <w:pPr>
+        <w:pStyle w:val="ListParagraph"/>
+        <w:numPr>
+          <w:ilvl w:val="0"/>
+          <w:numId w:val="3"/>
+        </w:numPr>
+        <w:spacing w:after="40" w:line="252"/>
+        <w:jc w:val="both"/>
+      </w:pPr>
+      <w:r>
+        <w:rPr>
+          <w:rFonts w:ascii="Times New Roman" w:cs="Times New Roman" w:eastAsia="Times New Roman" w:hAnsi="Times New Roman"/>
+          <w:sz w:val="23"/>
+          <w:szCs w:val="23"/>
+        </w:rPr>
+        <w:t xml:space="preserve">Раздел участка 66:35:0201001:1986 (ст. 11.4 ЗК РФ) на два: </w:t>
+      </w:r>
+      <w:r>
+        <w:rPr>
+          <w:rFonts w:ascii="Times New Roman" w:cs="Times New Roman" w:eastAsia="Times New Roman" w:hAnsi="Times New Roman"/>
+          <w:b/>
+          <w:bCs/>
+          <w:sz w:val="23"/>
+          <w:szCs w:val="23"/>
+        </w:rPr>
+        <w:t xml:space="preserve">участок А — не более 9,0 га</w:t>
+      </w:r>
+      <w:r>
+        <w:rPr>
+          <w:rFonts w:ascii="Times New Roman" w:cs="Times New Roman" w:eastAsia="Times New Roman" w:hAnsi="Times New Roman"/>
+          <w:sz w:val="23"/>
+          <w:szCs w:val="23"/>
+        </w:rPr>
+        <w:t xml:space="preserve">, участок Б — около 5,58 га.</w:t>
+      </w:r>
+    </w:p>
+    <w:p>
+      <w:pPr>
+        <w:pStyle w:val="ListParagraph"/>
+        <w:numPr>
+          <w:ilvl w:val="0"/>
+          <w:numId w:val="3"/>
+        </w:numPr>
+        <w:spacing w:after="40" w:line="252"/>
+        <w:jc w:val="both"/>
+      </w:pPr>
+      <w:r>
+        <w:rPr>
+          <w:rFonts w:ascii="Times New Roman" w:cs="Times New Roman" w:eastAsia="Times New Roman" w:hAnsi="Times New Roman"/>
+          <w:b/>
+          <w:bCs/>
+          <w:sz w:val="23"/>
+          <w:szCs w:val="23"/>
+        </w:rPr>
+        <w:t xml:space="preserve">Участок А</w:t>
+      </w:r>
+      <w:r>
+        <w:rPr>
+          <w:rFonts w:ascii="Times New Roman" w:cs="Times New Roman" w:eastAsia="Times New Roman" w:hAnsi="Times New Roman"/>
+          <w:sz w:val="23"/>
+          <w:szCs w:val="23"/>
+        </w:rPr>
+        <w:t xml:space="preserve"> — ядро комплекса (цеха и склад 45 000 кв. м): изменение ВРИ на 6.2 + 6.9, затем аренда </w:t>
+      </w:r>
+      <w:r>
+        <w:rPr>
+          <w:rFonts w:ascii="Times New Roman" w:cs="Times New Roman" w:eastAsia="Times New Roman" w:hAnsi="Times New Roman"/>
+          <w:b/>
+          <w:bCs/>
+          <w:sz w:val="23"/>
+          <w:szCs w:val="23"/>
+        </w:rPr>
+        <w:t xml:space="preserve">без торгов</w:t>
+      </w:r>
+      <w:r>
+        <w:rPr>
+          <w:rFonts w:ascii="Times New Roman" w:cs="Times New Roman" w:eastAsia="Times New Roman" w:hAnsi="Times New Roman"/>
+          <w:sz w:val="23"/>
+          <w:szCs w:val="23"/>
+        </w:rPr>
+        <w:t xml:space="preserve"> по пп. 3 п. 2 ст. 39.6 ЗК РФ и пп. 1 п. 2 ст. 30 Закона № 18-ОЗ.</w:t>
+      </w:r>
+    </w:p>
+    <w:p>
+      <w:pPr>
+        <w:pStyle w:val="ListParagraph"/>
+        <w:numPr>
+          <w:ilvl w:val="0"/>
+          <w:numId w:val="3"/>
+        </w:numPr>
+        <w:spacing w:after="40" w:line="252"/>
+        <w:jc w:val="both"/>
+      </w:pPr>
+      <w:r>
+        <w:rPr>
+          <w:rFonts w:ascii="Times New Roman" w:cs="Times New Roman" w:eastAsia="Times New Roman" w:hAnsi="Times New Roman"/>
+          <w:b/>
+          <w:bCs/>
+          <w:sz w:val="23"/>
+          <w:szCs w:val="23"/>
+        </w:rPr>
+        <w:t xml:space="preserve">Участок Б</w:t>
+      </w:r>
+      <w:r>
+        <w:rPr>
+          <w:rFonts w:ascii="Times New Roman" w:cs="Times New Roman" w:eastAsia="Times New Roman" w:hAnsi="Times New Roman"/>
+          <w:sz w:val="23"/>
+          <w:szCs w:val="23"/>
+        </w:rPr>
+        <w:t xml:space="preserve"> — инфраструктура, парковки, площадки для испытаний, вторая очередь: аренда </w:t>
+      </w:r>
+      <w:r>
+        <w:rPr>
+          <w:rFonts w:ascii="Times New Roman" w:cs="Times New Roman" w:eastAsia="Times New Roman" w:hAnsi="Times New Roman"/>
+          <w:b/>
+          <w:bCs/>
+          <w:sz w:val="23"/>
+          <w:szCs w:val="23"/>
+        </w:rPr>
+        <w:t xml:space="preserve">на аукционе</w:t>
+      </w:r>
+      <w:r>
+        <w:rPr>
+          <w:rFonts w:ascii="Times New Roman" w:cs="Times New Roman" w:eastAsia="Times New Roman" w:hAnsi="Times New Roman"/>
+          <w:sz w:val="23"/>
+          <w:szCs w:val="23"/>
+        </w:rPr>
+        <w:t xml:space="preserve"> (ст. 39.11–39.13 ЗК РФ) или позже, после роста инвестиций.</w:t>
+      </w:r>
+    </w:p>
+    <w:p>
+      <w:pPr>
+        <w:spacing w:after="80" w:before="40" w:line="252"/>
+        <w:jc w:val="both"/>
+      </w:pPr>
+      <w:r>
+        <w:rPr>
+          <w:rFonts w:ascii="Times New Roman" w:cs="Times New Roman" w:eastAsia="Times New Roman" w:hAnsi="Times New Roman"/>
+          <w:sz w:val="23"/>
+          <w:szCs w:val="23"/>
+        </w:rPr>
+        <w:t xml:space="preserve">Компоновка: 45 000 кв. м на 9,0 га — это 50 % участка при одноэтажной застройке. Это выполнимо, но плотно; склад и административный блок лучше проектировать многоуровневыми, а проезды и парковки выносить на участок Б.</w:t>
+      </w:r>
+    </w:p>
+    <w:p>
+      <w:pPr>
+        <w:pStyle w:val="Heading2"/>
+        <w:keepNext/>
+        <w:spacing w:after="60" w:before="120"/>
+      </w:pPr>
+      <w:r>
+        <w:rPr>
+          <w:rFonts w:ascii="Times New Roman" w:cs="Times New Roman" w:eastAsia="Times New Roman" w:hAnsi="Times New Roman"/>
+          <w:b/>
+          <w:bCs/>
+          <w:color w:val="1F3864"/>
+          <w:sz w:val="23"/>
+          <w:szCs w:val="23"/>
+        </w:rPr>
+        <w:t xml:space="preserve">4.4. Процедура и сроки</w:t>
       </w:r>
     </w:p>
     <w:tbl>
@@ -5334,7 +5010,7 @@
                 <w:sz w:val="19"/>
                 <w:szCs w:val="19"/>
               </w:rPr>
-              <w:t xml:space="preserve">Подбор и проверка участка: НСПД, ЕГРН, ПЗЗ, ЗОУИТ</w:t>
+              <w:t xml:space="preserve">Проверка ЗОУИТ, ПЗЗ, резервирования участка</w:t>
             </w:r>
           </w:p>
         </w:tc>
@@ -5398,7 +5074,7 @@
                 <w:sz w:val="19"/>
                 <w:szCs w:val="19"/>
               </w:rPr>
-              <w:t xml:space="preserve">2–3 недели</w:t>
+              <w:t xml:space="preserve">2–3 нед.</w:t>
             </w:r>
           </w:p>
         </w:tc>
@@ -5467,7 +5143,7 @@
                 <w:sz w:val="19"/>
                 <w:szCs w:val="19"/>
               </w:rPr>
-              <w:t xml:space="preserve">Если участок не образован: схема расположения или проект межевания; предварительное согласование предоставления</w:t>
+              <w:t xml:space="preserve">Раздел участка и кадастровый учёт участков А и Б</w:t>
             </w:r>
           </w:p>
         </w:tc>
@@ -5499,7 +5175,7 @@
                 <w:sz w:val="19"/>
                 <w:szCs w:val="19"/>
               </w:rPr>
-              <w:t xml:space="preserve">ст. 11.10, 39.15 ЗК РФ</w:t>
+              <w:t xml:space="preserve">ст. 11.4 ЗК РФ; ФЗ № 218-ФЗ</w:t>
             </w:r>
           </w:p>
         </w:tc>
@@ -5531,7 +5207,7 @@
                 <w:sz w:val="19"/>
                 <w:szCs w:val="19"/>
               </w:rPr>
-              <w:t xml:space="preserve">до 20 дней; до 35 дней при согласовании схемы</w:t>
+              <w:t xml:space="preserve">1–2 мес.</w:t>
             </w:r>
           </w:p>
         </w:tc>
@@ -5600,7 +5276,7 @@
                 <w:sz w:val="19"/>
                 <w:szCs w:val="19"/>
               </w:rPr>
-              <w:t xml:space="preserve">Заявление о признании проекта масштабным: бизнес-план, подтверждение инвестиций и рабочих мест, сведения об участке</w:t>
+              <w:t xml:space="preserve">Изменение ВРИ участка А на 6.2 + 6.9</w:t>
             </w:r>
           </w:p>
         </w:tc>
@@ -5632,7 +5308,7 @@
                 <w:sz w:val="19"/>
                 <w:szCs w:val="19"/>
               </w:rPr>
-              <w:t xml:space="preserve">ст. 30 Закона № 18-ОЗ; ПП СО № 484-ПП</w:t>
+              <w:t xml:space="preserve">ч. 4 ст. 37 или ст. 39 ГрК РФ</w:t>
             </w:r>
           </w:p>
         </w:tc>
@@ -5664,7 +5340,7 @@
                 <w:sz w:val="19"/>
                 <w:szCs w:val="19"/>
               </w:rPr>
-              <w:t xml:space="preserve">—</w:t>
+              <w:t xml:space="preserve">1 мес.; +2–3 мес. при условно разрешённом виде</w:t>
             </w:r>
           </w:p>
         </w:tc>
@@ -5733,7 +5409,7 @@
                 <w:sz w:val="19"/>
                 <w:szCs w:val="19"/>
               </w:rPr>
-              <w:t xml:space="preserve">Оценка Правительственной комиссией Свердловской области</w:t>
+              <w:t xml:space="preserve">Заявление в Правительственную комиссию СО: бизнес-план, расчёт расходов на 1 га, подтверждение приоритетности</w:t>
             </w:r>
           </w:p>
         </w:tc>
@@ -5765,7 +5441,7 @@
                 <w:sz w:val="19"/>
                 <w:szCs w:val="19"/>
               </w:rPr>
-              <w:t xml:space="preserve">ПП СО № 484-ПП (в ред. ПП СО № 386-ПП)</w:t>
+              <w:t xml:space="preserve">ст. 30 Закона № 18-ОЗ; ПП СО № 484-ПП</w:t>
             </w:r>
           </w:p>
         </w:tc>
@@ -5797,7 +5473,7 @@
                 <w:sz w:val="19"/>
                 <w:szCs w:val="19"/>
               </w:rPr>
-              <w:t xml:space="preserve">по 484-ПП (сверить)</w:t>
+              <w:t xml:space="preserve">по 484-ПП</w:t>
             </w:r>
           </w:p>
         </w:tc>
@@ -5866,7 +5542,7 @@
                 <w:sz w:val="19"/>
                 <w:szCs w:val="19"/>
               </w:rPr>
-              <w:t xml:space="preserve">Распоряжение Губернатора Свердловской области о предоставлении участка</w:t>
+              <w:t xml:space="preserve">Распоряжение Губернатора СО</w:t>
             </w:r>
           </w:p>
         </w:tc>
@@ -5930,7 +5606,7 @@
                 <w:sz w:val="19"/>
                 <w:szCs w:val="19"/>
               </w:rPr>
-              <w:t xml:space="preserve">сверить</w:t>
+              <w:t xml:space="preserve">по 484-ПП</w:t>
             </w:r>
           </w:p>
         </w:tc>
@@ -5999,7 +5675,7 @@
                 <w:sz w:val="19"/>
                 <w:szCs w:val="19"/>
               </w:rPr>
-              <w:t xml:space="preserve">Заявление о предоставлении участка без торгов в уполномоченный орган</w:t>
+              <w:t xml:space="preserve">Заявление в администрацию Березовского МО о предоставлении участка А</w:t>
             </w:r>
           </w:p>
         </w:tc>
@@ -6132,7 +5808,7 @@
                 <w:sz w:val="19"/>
                 <w:szCs w:val="19"/>
               </w:rPr>
-              <w:t xml:space="preserve">Договор аренды и его государственная регистрация</w:t>
+              <w:t xml:space="preserve">Договор аренды, госрегистрация</w:t>
             </w:r>
           </w:p>
         </w:tc>
@@ -6164,7 +5840,7 @@
                 <w:sz w:val="19"/>
                 <w:szCs w:val="19"/>
               </w:rPr>
-              <w:t xml:space="preserve">ст. 39.8 ЗК РФ; Федеральный закон № 218-ФЗ</w:t>
+              <w:t xml:space="preserve">ст. 39.8 ЗК РФ; ФЗ № 218-ФЗ</w:t>
             </w:r>
           </w:p>
         </w:tc>
@@ -6220,7 +5896,7 @@
           <w:sz w:val="23"/>
           <w:szCs w:val="23"/>
         </w:rPr>
-        <w:t xml:space="preserve">Уполномоченный орган</w:t>
+        <w:t xml:space="preserve">Итого:</w:t>
       </w:r>
       <w:r>
         <w:rPr>
@@ -6228,67 +5904,7 @@
           <w:sz w:val="23"/>
           <w:szCs w:val="23"/>
         </w:rPr>
-        <w:t xml:space="preserve"> определяется по принадлежности участка (ст. 39.2 ЗК РФ): участки в собственности Свердловской области и неразграниченные участки в Екатеринбурге предоставляет </w:t>
-      </w:r>
-      <w:r>
-        <w:rPr>
-          <w:rFonts w:ascii="Times New Roman" w:cs="Times New Roman" w:eastAsia="Times New Roman" w:hAnsi="Times New Roman"/>
-          <w:b/>
-          <w:bCs/>
-          <w:sz w:val="23"/>
-          <w:szCs w:val="23"/>
-        </w:rPr>
-        <w:t xml:space="preserve">МУГИСО</w:t>
-      </w:r>
-      <w:r>
-        <w:rPr>
-          <w:rFonts w:ascii="Times New Roman" w:cs="Times New Roman" w:eastAsia="Times New Roman" w:hAnsi="Times New Roman"/>
-          <w:sz w:val="23"/>
-          <w:szCs w:val="23"/>
-        </w:rPr>
-        <w:t xml:space="preserve">; муниципальные и неразграниченные участки за пределами Екатеринбурга — </w:t>
-      </w:r>
-      <w:r>
-        <w:rPr>
-          <w:rFonts w:ascii="Times New Roman" w:cs="Times New Roman" w:eastAsia="Times New Roman" w:hAnsi="Times New Roman"/>
-          <w:b/>
-          <w:bCs/>
-          <w:sz w:val="23"/>
-          <w:szCs w:val="23"/>
-        </w:rPr>
-        <w:t xml:space="preserve">органы местного самоуправления</w:t>
-      </w:r>
-      <w:r>
-        <w:rPr>
-          <w:rFonts w:ascii="Times New Roman" w:cs="Times New Roman" w:eastAsia="Times New Roman" w:hAnsi="Times New Roman"/>
-          <w:sz w:val="23"/>
-          <w:szCs w:val="23"/>
-        </w:rPr>
-        <w:t xml:space="preserve">. Сохраняется ли у МУГИСО полномочие по Екатеринбургу после 2024 года — сверить.</w:t>
-      </w:r>
-    </w:p>
-    <w:p>
-      <w:pPr>
-        <w:spacing w:after="80" w:before="0" w:line="252"/>
-        <w:jc w:val="both"/>
-      </w:pPr>
-      <w:r>
-        <w:rPr>
-          <w:rFonts w:ascii="Times New Roman" w:cs="Times New Roman" w:eastAsia="Times New Roman" w:hAnsi="Times New Roman"/>
-          <w:b/>
-          <w:bCs/>
-          <w:sz w:val="23"/>
-          <w:szCs w:val="23"/>
-        </w:rPr>
-        <w:t xml:space="preserve">Итог по сроку:</w:t>
-      </w:r>
-      <w:r>
-        <w:rPr>
-          <w:rFonts w:ascii="Times New Roman" w:cs="Times New Roman" w:eastAsia="Times New Roman" w:hAnsi="Times New Roman"/>
-          <w:sz w:val="23"/>
-          <w:szCs w:val="23"/>
-        </w:rPr>
-        <w:t xml:space="preserve"> сформированный участок с подходящими категорией и ВРИ — 3–5 месяцев до договора аренды; участок, который нужно образовать, — 9–15 месяцев. Строительство 45 000 кв. м занимает бо́льшую часть 24 месяцев ТЗ, поэтому берём только сформированный участок.</w:t>
+        <w:t xml:space="preserve"> около 4–7 месяцев до договора аренды участка А. В 24 месяца ТЗ укладываемся при параллельном проектировании завода.</w:t>
       </w:r>
     </w:p>
     <w:p>
@@ -6306,7 +5922,7 @@
           <w:sz w:val="23"/>
           <w:szCs w:val="23"/>
         </w:rPr>
-        <w:t xml:space="preserve">4.4. Условия договора аренды</w:t>
+        <w:t xml:space="preserve">4.5. Условия договора аренды</w:t>
       </w:r>
     </w:p>
     <w:p>
@@ -6335,7 +5951,7 @@
           <w:sz w:val="23"/>
           <w:szCs w:val="23"/>
         </w:rPr>
-        <w:t xml:space="preserve"> для строительства зданий и сооружений — от 3 до 10 лет (пп. 1 п. 8 ст. 39.8 ЗК РФ). Запрашиваем срок, покрывающий строительство, ввод и выход на проектную мощность.</w:t>
+        <w:t xml:space="preserve"> от 3 до 10 лет для строительства (пп. 1 п. 8 ст. 39.8 ЗК РФ) — запрашиваем максимальный.</w:t>
       </w:r>
     </w:p>
     <w:p>
@@ -6364,7 +5980,7 @@
           <w:sz w:val="23"/>
           <w:szCs w:val="23"/>
         </w:rPr>
-        <w:t xml:space="preserve"> категория земель и вид (виды) разрешённого использования участка (ст. 39.8 ЗК РФ).</w:t>
+        <w:t xml:space="preserve"> категория земель и ВРИ (ст. 39.8 ЗК РФ).</w:t>
       </w:r>
     </w:p>
     <w:p>
@@ -6393,7 +6009,7 @@
           <w:sz w:val="23"/>
           <w:szCs w:val="23"/>
         </w:rPr>
-        <w:t xml:space="preserve"> по порядку, установленному Правительством Свердловской области, от кадастровой стоимости участка (реквизиты порядка — сверить).</w:t>
+        <w:t xml:space="preserve"> по порядку Правительства СО от кадастровой стоимости; для участка А (9,0 га) пропорциональная кадастровая стоимость — около 10,8 млн руб. (уточнится после раздела).</w:t>
       </w:r>
     </w:p>
     <w:p>
@@ -6414,7 +6030,7 @@
           <w:sz w:val="23"/>
           <w:szCs w:val="23"/>
         </w:rPr>
-        <w:t xml:space="preserve">Ожидаемые обязательства арендатора:</w:t>
+        <w:t xml:space="preserve">Обязательства арендатора:</w:t>
       </w:r>
       <w:r>
         <w:rPr>
@@ -6422,7 +6038,7 @@
           <w:sz w:val="23"/>
           <w:szCs w:val="23"/>
         </w:rPr>
-        <w:t xml:space="preserve"> целевое использование, объём инвестиций и сроки реализации проекта. Ограничения на передачу прав и выкуп до завершения проекта — сверить по ПП СО № 484-ПП и проекту договора.</w:t>
+        <w:t xml:space="preserve"> целевое использование и подтверждение расходов не менее 500 млн руб. на 1 га — их и проверит комиссия.</w:t>
       </w:r>
     </w:p>
     <w:p>
@@ -6443,8 +6059,573 @@
           <w:sz w:val="26"/>
           <w:szCs w:val="26"/>
         </w:rPr>
-        <w:t xml:space="preserve">5. Резервная схема</w:t>
-      </w:r>
+        <w:t xml:space="preserve">5. Риски участка и что проверить до защиты</w:t>
+      </w:r>
+    </w:p>
+    <w:tbl>
+      <w:tblPr>
+        <w:tblW w:type="dxa" w:w="9354"/>
+        <w:tblBorders>
+          <w:top w:val="single" w:color="auto" w:sz="4"/>
+          <w:left w:val="single" w:color="auto" w:sz="4"/>
+          <w:bottom w:val="single" w:color="auto" w:sz="4"/>
+          <w:right w:val="single" w:color="auto" w:sz="4"/>
+          <w:insideH w:val="single" w:color="auto" w:sz="4"/>
+          <w:insideV w:val="single" w:color="auto" w:sz="4"/>
+        </w:tblBorders>
+      </w:tblPr>
+      <w:tblGrid>
+        <w:gridCol w:w="2058"/>
+        <w:gridCol w:w="3742"/>
+        <w:gridCol w:w="3554"/>
+      </w:tblGrid>
+      <w:tr>
+        <w:trPr>
+          <w:tblHeader/>
+        </w:trPr>
+        <w:tc>
+          <w:tcPr>
+            <w:tcW w:type="dxa" w:w="2058"/>
+            <w:tcBorders>
+              <w:top w:val="single" w:color="9AA5B1" w:sz="4"/>
+              <w:left w:val="single" w:color="9AA5B1" w:sz="4"/>
+              <w:bottom w:val="single" w:color="9AA5B1" w:sz="4"/>
+              <w:right w:val="single" w:color="9AA5B1" w:sz="4"/>
+            </w:tcBorders>
+            <w:shd w:fill="D9E2F3" w:color="auto" w:val="clear"/>
+            <w:tcMar>
+              <w:top w:type="dxa" w:w="50"/>
+              <w:left w:type="dxa" w:w="90"/>
+              <w:bottom w:type="dxa" w:w="50"/>
+              <w:right w:type="dxa" w:w="90"/>
+            </w:tcMar>
+            <w:vAlign w:val="top"/>
+          </w:tcPr>
+          <w:p>
+            <w:pPr>
+              <w:spacing w:after="20" w:line="240"/>
+              <w:jc w:val="left"/>
+            </w:pPr>
+            <w:r>
+              <w:rPr>
+                <w:rFonts w:ascii="Times New Roman" w:cs="Times New Roman" w:eastAsia="Times New Roman" w:hAnsi="Times New Roman"/>
+                <w:b/>
+                <w:bCs/>
+                <w:sz w:val="19"/>
+                <w:szCs w:val="19"/>
+              </w:rPr>
+              <w:t xml:space="preserve">Риск</w:t>
+            </w:r>
+          </w:p>
+        </w:tc>
+        <w:tc>
+          <w:tcPr>
+            <w:tcW w:type="dxa" w:w="3742"/>
+            <w:tcBorders>
+              <w:top w:val="single" w:color="9AA5B1" w:sz="4"/>
+              <w:left w:val="single" w:color="9AA5B1" w:sz="4"/>
+              <w:bottom w:val="single" w:color="9AA5B1" w:sz="4"/>
+              <w:right w:val="single" w:color="9AA5B1" w:sz="4"/>
+            </w:tcBorders>
+            <w:shd w:fill="D9E2F3" w:color="auto" w:val="clear"/>
+            <w:tcMar>
+              <w:top w:type="dxa" w:w="50"/>
+              <w:left w:type="dxa" w:w="90"/>
+              <w:bottom w:type="dxa" w:w="50"/>
+              <w:right w:type="dxa" w:w="90"/>
+            </w:tcMar>
+            <w:vAlign w:val="top"/>
+          </w:tcPr>
+          <w:p>
+            <w:pPr>
+              <w:spacing w:after="20" w:line="240"/>
+              <w:jc w:val="left"/>
+            </w:pPr>
+            <w:r>
+              <w:rPr>
+                <w:rFonts w:ascii="Times New Roman" w:cs="Times New Roman" w:eastAsia="Times New Roman" w:hAnsi="Times New Roman"/>
+                <w:b/>
+                <w:bCs/>
+                <w:sz w:val="19"/>
+                <w:szCs w:val="19"/>
+              </w:rPr>
+              <w:t xml:space="preserve">Почему важно</w:t>
+            </w:r>
+          </w:p>
+        </w:tc>
+        <w:tc>
+          <w:tcPr>
+            <w:tcW w:type="dxa" w:w="3554"/>
+            <w:tcBorders>
+              <w:top w:val="single" w:color="9AA5B1" w:sz="4"/>
+              <w:left w:val="single" w:color="9AA5B1" w:sz="4"/>
+              <w:bottom w:val="single" w:color="9AA5B1" w:sz="4"/>
+              <w:right w:val="single" w:color="9AA5B1" w:sz="4"/>
+            </w:tcBorders>
+            <w:shd w:fill="D9E2F3" w:color="auto" w:val="clear"/>
+            <w:tcMar>
+              <w:top w:type="dxa" w:w="50"/>
+              <w:left w:type="dxa" w:w="90"/>
+              <w:bottom w:type="dxa" w:w="50"/>
+              <w:right w:type="dxa" w:w="90"/>
+            </w:tcMar>
+            <w:vAlign w:val="top"/>
+          </w:tcPr>
+          <w:p>
+            <w:pPr>
+              <w:spacing w:after="20" w:line="240"/>
+              <w:jc w:val="left"/>
+            </w:pPr>
+            <w:r>
+              <w:rPr>
+                <w:rFonts w:ascii="Times New Roman" w:cs="Times New Roman" w:eastAsia="Times New Roman" w:hAnsi="Times New Roman"/>
+                <w:b/>
+                <w:bCs/>
+                <w:sz w:val="19"/>
+                <w:szCs w:val="19"/>
+              </w:rPr>
+              <w:t xml:space="preserve">Что сделать</w:t>
+            </w:r>
+          </w:p>
+        </w:tc>
+      </w:tr>
+      <w:tr>
+        <w:trPr>
+          <w:cantSplit/>
+        </w:trPr>
+        <w:tc>
+          <w:tcPr>
+            <w:tcW w:type="dxa" w:w="2058"/>
+            <w:tcBorders>
+              <w:top w:val="single" w:color="9AA5B1" w:sz="4"/>
+              <w:left w:val="single" w:color="9AA5B1" w:sz="4"/>
+              <w:bottom w:val="single" w:color="9AA5B1" w:sz="4"/>
+              <w:right w:val="single" w:color="9AA5B1" w:sz="4"/>
+            </w:tcBorders>
+            <w:shd w:fill="F2F2F2" w:color="auto" w:val="clear"/>
+            <w:tcMar>
+              <w:top w:type="dxa" w:w="50"/>
+              <w:left w:type="dxa" w:w="90"/>
+              <w:bottom w:type="dxa" w:w="50"/>
+              <w:right w:type="dxa" w:w="90"/>
+            </w:tcMar>
+            <w:vAlign w:val="top"/>
+          </w:tcPr>
+          <w:p>
+            <w:pPr>
+              <w:spacing w:after="20" w:line="240"/>
+              <w:jc w:val="left"/>
+            </w:pPr>
+            <w:r>
+              <w:rPr>
+                <w:rFonts w:ascii="Times New Roman" w:cs="Times New Roman" w:eastAsia="Times New Roman" w:hAnsi="Times New Roman"/>
+                <w:b/>
+                <w:bCs/>
+                <w:sz w:val="19"/>
+                <w:szCs w:val="19"/>
+              </w:rPr>
+              <w:t xml:space="preserve">ЗОУИТ природных территорий</w:t>
+            </w:r>
+          </w:p>
+        </w:tc>
+        <w:tc>
+          <w:tcPr>
+            <w:tcW w:type="dxa" w:w="3742"/>
+            <w:tcBorders>
+              <w:top w:val="single" w:color="9AA5B1" w:sz="4"/>
+              <w:left w:val="single" w:color="9AA5B1" w:sz="4"/>
+              <w:bottom w:val="single" w:color="9AA5B1" w:sz="4"/>
+              <w:right w:val="single" w:color="9AA5B1" w:sz="4"/>
+            </w:tcBorders>
+            <w:tcMar>
+              <w:top w:type="dxa" w:w="50"/>
+              <w:left w:type="dxa" w:w="90"/>
+              <w:bottom w:type="dxa" w:w="50"/>
+              <w:right w:type="dxa" w:w="90"/>
+            </w:tcMar>
+            <w:vAlign w:val="top"/>
+          </w:tcPr>
+          <w:p>
+            <w:pPr>
+              <w:spacing w:after="20" w:line="240"/>
+              <w:jc w:val="left"/>
+            </w:pPr>
+            <w:r>
+              <w:rPr>
+                <w:rFonts w:ascii="Times New Roman" w:cs="Times New Roman" w:eastAsia="Times New Roman" w:hAnsi="Times New Roman"/>
+                <w:b w:val="false"/>
+                <w:bCs w:val="false"/>
+                <w:sz w:val="19"/>
+                <w:szCs w:val="19"/>
+              </w:rPr>
+              <w:t xml:space="preserve">Охранная зона ООПТ или лесопарковый зелёный пояс могут запрещать размещение объектов II категории НВОС</w:t>
+            </w:r>
+          </w:p>
+        </w:tc>
+        <w:tc>
+          <w:tcPr>
+            <w:tcW w:type="dxa" w:w="3554"/>
+            <w:tcBorders>
+              <w:top w:val="single" w:color="9AA5B1" w:sz="4"/>
+              <w:left w:val="single" w:color="9AA5B1" w:sz="4"/>
+              <w:bottom w:val="single" w:color="9AA5B1" w:sz="4"/>
+              <w:right w:val="single" w:color="9AA5B1" w:sz="4"/>
+            </w:tcBorders>
+            <w:tcMar>
+              <w:top w:type="dxa" w:w="50"/>
+              <w:left w:type="dxa" w:w="90"/>
+              <w:bottom w:type="dxa" w:w="50"/>
+              <w:right w:type="dxa" w:w="90"/>
+            </w:tcMar>
+            <w:vAlign w:val="top"/>
+          </w:tcPr>
+          <w:p>
+            <w:pPr>
+              <w:spacing w:after="20" w:line="240"/>
+              <w:jc w:val="left"/>
+            </w:pPr>
+            <w:r>
+              <w:rPr>
+                <w:rFonts w:ascii="Times New Roman" w:cs="Times New Roman" w:eastAsia="Times New Roman" w:hAnsi="Times New Roman"/>
+                <w:b w:val="false"/>
+                <w:bCs w:val="false"/>
+                <w:sz w:val="19"/>
+                <w:szCs w:val="19"/>
+              </w:rPr>
+              <w:t xml:space="preserve">Открыть в НСПД карточку зоны: вид, реестровый номер, акт об установлении, режим</w:t>
+            </w:r>
+          </w:p>
+        </w:tc>
+      </w:tr>
+      <w:tr>
+        <w:trPr>
+          <w:cantSplit/>
+        </w:trPr>
+        <w:tc>
+          <w:tcPr>
+            <w:tcW w:type="dxa" w:w="2058"/>
+            <w:tcBorders>
+              <w:top w:val="single" w:color="9AA5B1" w:sz="4"/>
+              <w:left w:val="single" w:color="9AA5B1" w:sz="4"/>
+              <w:bottom w:val="single" w:color="9AA5B1" w:sz="4"/>
+              <w:right w:val="single" w:color="9AA5B1" w:sz="4"/>
+            </w:tcBorders>
+            <w:shd w:fill="F2F2F2" w:color="auto" w:val="clear"/>
+            <w:tcMar>
+              <w:top w:type="dxa" w:w="50"/>
+              <w:left w:type="dxa" w:w="90"/>
+              <w:bottom w:type="dxa" w:w="50"/>
+              <w:right w:type="dxa" w:w="90"/>
+            </w:tcMar>
+            <w:vAlign w:val="top"/>
+          </w:tcPr>
+          <w:p>
+            <w:pPr>
+              <w:spacing w:after="20" w:line="240"/>
+              <w:jc w:val="left"/>
+            </w:pPr>
+            <w:r>
+              <w:rPr>
+                <w:rFonts w:ascii="Times New Roman" w:cs="Times New Roman" w:eastAsia="Times New Roman" w:hAnsi="Times New Roman"/>
+                <w:b/>
+                <w:bCs/>
+                <w:sz w:val="19"/>
+                <w:szCs w:val="19"/>
+              </w:rPr>
+              <w:t xml:space="preserve">ВРИ «Специальная деятельность»</w:t>
+            </w:r>
+          </w:p>
+        </w:tc>
+        <w:tc>
+          <w:tcPr>
+            <w:tcW w:type="dxa" w:w="3742"/>
+            <w:tcBorders>
+              <w:top w:val="single" w:color="9AA5B1" w:sz="4"/>
+              <w:left w:val="single" w:color="9AA5B1" w:sz="4"/>
+              <w:bottom w:val="single" w:color="9AA5B1" w:sz="4"/>
+              <w:right w:val="single" w:color="9AA5B1" w:sz="4"/>
+            </w:tcBorders>
+            <w:tcMar>
+              <w:top w:type="dxa" w:w="50"/>
+              <w:left w:type="dxa" w:w="90"/>
+              <w:bottom w:type="dxa" w:w="50"/>
+              <w:right w:type="dxa" w:w="90"/>
+            </w:tcMar>
+            <w:vAlign w:val="top"/>
+          </w:tcPr>
+          <w:p>
+            <w:pPr>
+              <w:spacing w:after="20" w:line="240"/>
+              <w:jc w:val="left"/>
+            </w:pPr>
+            <w:r>
+              <w:rPr>
+                <w:rFonts w:ascii="Times New Roman" w:cs="Times New Roman" w:eastAsia="Times New Roman" w:hAnsi="Times New Roman"/>
+                <w:b w:val="false"/>
+                <w:bCs w:val="false"/>
+                <w:sz w:val="19"/>
+                <w:szCs w:val="19"/>
+              </w:rPr>
+              <w:t xml:space="preserve">Участок мог предназначаться под объект обращения с отходами и быть учтён в территориальной схеме обращения с отходами</w:t>
+            </w:r>
+          </w:p>
+        </w:tc>
+        <w:tc>
+          <w:tcPr>
+            <w:tcW w:type="dxa" w:w="3554"/>
+            <w:tcBorders>
+              <w:top w:val="single" w:color="9AA5B1" w:sz="4"/>
+              <w:left w:val="single" w:color="9AA5B1" w:sz="4"/>
+              <w:bottom w:val="single" w:color="9AA5B1" w:sz="4"/>
+              <w:right w:val="single" w:color="9AA5B1" w:sz="4"/>
+            </w:tcBorders>
+            <w:tcMar>
+              <w:top w:type="dxa" w:w="50"/>
+              <w:left w:type="dxa" w:w="90"/>
+              <w:bottom w:type="dxa" w:w="50"/>
+              <w:right w:type="dxa" w:w="90"/>
+            </w:tcMar>
+            <w:vAlign w:val="top"/>
+          </w:tcPr>
+          <w:p>
+            <w:pPr>
+              <w:spacing w:after="20" w:line="240"/>
+              <w:jc w:val="left"/>
+            </w:pPr>
+            <w:r>
+              <w:rPr>
+                <w:rFonts w:ascii="Times New Roman" w:cs="Times New Roman" w:eastAsia="Times New Roman" w:hAnsi="Times New Roman"/>
+                <w:b w:val="false"/>
+                <w:bCs w:val="false"/>
+                <w:sz w:val="19"/>
+                <w:szCs w:val="19"/>
+              </w:rPr>
+              <w:t xml:space="preserve">Проверить ПЗЗ, генплан и территориальную схему; при резервировании — искать другой участок</w:t>
+            </w:r>
+          </w:p>
+        </w:tc>
+      </w:tr>
+      <w:tr>
+        <w:trPr>
+          <w:cantSplit/>
+        </w:trPr>
+        <w:tc>
+          <w:tcPr>
+            <w:tcW w:type="dxa" w:w="2058"/>
+            <w:tcBorders>
+              <w:top w:val="single" w:color="9AA5B1" w:sz="4"/>
+              <w:left w:val="single" w:color="9AA5B1" w:sz="4"/>
+              <w:bottom w:val="single" w:color="9AA5B1" w:sz="4"/>
+              <w:right w:val="single" w:color="9AA5B1" w:sz="4"/>
+            </w:tcBorders>
+            <w:shd w:fill="F2F2F2" w:color="auto" w:val="clear"/>
+            <w:tcMar>
+              <w:top w:type="dxa" w:w="50"/>
+              <w:left w:type="dxa" w:w="90"/>
+              <w:bottom w:type="dxa" w:w="50"/>
+              <w:right w:type="dxa" w:w="90"/>
+            </w:tcMar>
+            <w:vAlign w:val="top"/>
+          </w:tcPr>
+          <w:p>
+            <w:pPr>
+              <w:spacing w:after="20" w:line="240"/>
+              <w:jc w:val="left"/>
+            </w:pPr>
+            <w:r>
+              <w:rPr>
+                <w:rFonts w:ascii="Times New Roman" w:cs="Times New Roman" w:eastAsia="Times New Roman" w:hAnsi="Times New Roman"/>
+                <w:b/>
+                <w:bCs/>
+                <w:sz w:val="19"/>
+                <w:szCs w:val="19"/>
+              </w:rPr>
+              <w:t xml:space="preserve">Приоритет в декларации</w:t>
+            </w:r>
+          </w:p>
+        </w:tc>
+        <w:tc>
+          <w:tcPr>
+            <w:tcW w:type="dxa" w:w="3742"/>
+            <w:tcBorders>
+              <w:top w:val="single" w:color="9AA5B1" w:sz="4"/>
+              <w:left w:val="single" w:color="9AA5B1" w:sz="4"/>
+              <w:bottom w:val="single" w:color="9AA5B1" w:sz="4"/>
+              <w:right w:val="single" w:color="9AA5B1" w:sz="4"/>
+            </w:tcBorders>
+            <w:tcMar>
+              <w:top w:type="dxa" w:w="50"/>
+              <w:left w:type="dxa" w:w="90"/>
+              <w:bottom w:type="dxa" w:w="50"/>
+              <w:right w:type="dxa" w:w="90"/>
+            </w:tcMar>
+            <w:vAlign w:val="top"/>
+          </w:tcPr>
+          <w:p>
+            <w:pPr>
+              <w:spacing w:after="20" w:line="240"/>
+              <w:jc w:val="left"/>
+            </w:pPr>
+            <w:r>
+              <w:rPr>
+                <w:rFonts w:ascii="Times New Roman" w:cs="Times New Roman" w:eastAsia="Times New Roman" w:hAnsi="Times New Roman"/>
+                <w:b w:val="false"/>
+                <w:bCs w:val="false"/>
+                <w:sz w:val="19"/>
+                <w:szCs w:val="19"/>
+              </w:rPr>
+              <w:t xml:space="preserve">Без него пп. 1 п. 2 ст. 30 не применяется</w:t>
+            </w:r>
+          </w:p>
+        </w:tc>
+        <w:tc>
+          <w:tcPr>
+            <w:tcW w:type="dxa" w:w="3554"/>
+            <w:tcBorders>
+              <w:top w:val="single" w:color="9AA5B1" w:sz="4"/>
+              <w:left w:val="single" w:color="9AA5B1" w:sz="4"/>
+              <w:bottom w:val="single" w:color="9AA5B1" w:sz="4"/>
+              <w:right w:val="single" w:color="9AA5B1" w:sz="4"/>
+            </w:tcBorders>
+            <w:tcMar>
+              <w:top w:type="dxa" w:w="50"/>
+              <w:left w:type="dxa" w:w="90"/>
+              <w:bottom w:type="dxa" w:w="50"/>
+              <w:right w:type="dxa" w:w="90"/>
+            </w:tcMar>
+            <w:vAlign w:val="top"/>
+          </w:tcPr>
+          <w:p>
+            <w:pPr>
+              <w:spacing w:after="20" w:line="240"/>
+              <w:jc w:val="left"/>
+            </w:pPr>
+            <w:r>
+              <w:rPr>
+                <w:rFonts w:ascii="Times New Roman" w:cs="Times New Roman" w:eastAsia="Times New Roman" w:hAnsi="Times New Roman"/>
+                <w:b w:val="false"/>
+                <w:bCs w:val="false"/>
+                <w:sz w:val="19"/>
+                <w:szCs w:val="19"/>
+              </w:rPr>
+              <w:t xml:space="preserve">Найти в инвестиционной декларации СО направление «машиностроение / БАС»</w:t>
+            </w:r>
+          </w:p>
+        </w:tc>
+      </w:tr>
+      <w:tr>
+        <w:trPr>
+          <w:cantSplit/>
+        </w:trPr>
+        <w:tc>
+          <w:tcPr>
+            <w:tcW w:type="dxa" w:w="2058"/>
+            <w:tcBorders>
+              <w:top w:val="single" w:color="9AA5B1" w:sz="4"/>
+              <w:left w:val="single" w:color="9AA5B1" w:sz="4"/>
+              <w:bottom w:val="single" w:color="9AA5B1" w:sz="4"/>
+              <w:right w:val="single" w:color="9AA5B1" w:sz="4"/>
+            </w:tcBorders>
+            <w:shd w:fill="F2F2F2" w:color="auto" w:val="clear"/>
+            <w:tcMar>
+              <w:top w:type="dxa" w:w="50"/>
+              <w:left w:type="dxa" w:w="90"/>
+              <w:bottom w:type="dxa" w:w="50"/>
+              <w:right w:type="dxa" w:w="90"/>
+            </w:tcMar>
+            <w:vAlign w:val="top"/>
+          </w:tcPr>
+          <w:p>
+            <w:pPr>
+              <w:spacing w:after="20" w:line="240"/>
+              <w:jc w:val="left"/>
+            </w:pPr>
+            <w:r>
+              <w:rPr>
+                <w:rFonts w:ascii="Times New Roman" w:cs="Times New Roman" w:eastAsia="Times New Roman" w:hAnsi="Times New Roman"/>
+                <w:b/>
+                <w:bCs/>
+                <w:sz w:val="19"/>
+                <w:szCs w:val="19"/>
+              </w:rPr>
+              <w:t xml:space="preserve">Площадь без торгов</w:t>
+            </w:r>
+          </w:p>
+        </w:tc>
+        <w:tc>
+          <w:tcPr>
+            <w:tcW w:type="dxa" w:w="3742"/>
+            <w:tcBorders>
+              <w:top w:val="single" w:color="9AA5B1" w:sz="4"/>
+              <w:left w:val="single" w:color="9AA5B1" w:sz="4"/>
+              <w:bottom w:val="single" w:color="9AA5B1" w:sz="4"/>
+              <w:right w:val="single" w:color="9AA5B1" w:sz="4"/>
+            </w:tcBorders>
+            <w:tcMar>
+              <w:top w:type="dxa" w:w="50"/>
+              <w:left w:type="dxa" w:w="90"/>
+              <w:bottom w:type="dxa" w:w="50"/>
+              <w:right w:type="dxa" w:w="90"/>
+            </w:tcMar>
+            <w:vAlign w:val="top"/>
+          </w:tcPr>
+          <w:p>
+            <w:pPr>
+              <w:spacing w:after="20" w:line="240"/>
+              <w:jc w:val="left"/>
+            </w:pPr>
+            <w:r>
+              <w:rPr>
+                <w:rFonts w:ascii="Times New Roman" w:cs="Times New Roman" w:eastAsia="Times New Roman" w:hAnsi="Times New Roman"/>
+                <w:b w:val="false"/>
+                <w:bCs w:val="false"/>
+                <w:sz w:val="19"/>
+                <w:szCs w:val="19"/>
+              </w:rPr>
+              <w:t xml:space="preserve">Без торгов — не более 9,0 га</w:t>
+            </w:r>
+          </w:p>
+        </w:tc>
+        <w:tc>
+          <w:tcPr>
+            <w:tcW w:type="dxa" w:w="3554"/>
+            <w:tcBorders>
+              <w:top w:val="single" w:color="9AA5B1" w:sz="4"/>
+              <w:left w:val="single" w:color="9AA5B1" w:sz="4"/>
+              <w:bottom w:val="single" w:color="9AA5B1" w:sz="4"/>
+              <w:right w:val="single" w:color="9AA5B1" w:sz="4"/>
+            </w:tcBorders>
+            <w:tcMar>
+              <w:top w:type="dxa" w:w="50"/>
+              <w:left w:type="dxa" w:w="90"/>
+              <w:bottom w:type="dxa" w:w="50"/>
+              <w:right w:type="dxa" w:w="90"/>
+            </w:tcMar>
+            <w:vAlign w:val="top"/>
+          </w:tcPr>
+          <w:p>
+            <w:pPr>
+              <w:spacing w:after="20" w:line="240"/>
+              <w:jc w:val="left"/>
+            </w:pPr>
+            <w:r>
+              <w:rPr>
+                <w:rFonts w:ascii="Times New Roman" w:cs="Times New Roman" w:eastAsia="Times New Roman" w:hAnsi="Times New Roman"/>
+                <w:b w:val="false"/>
+                <w:bCs w:val="false"/>
+                <w:sz w:val="19"/>
+                <w:szCs w:val="19"/>
+              </w:rPr>
+              <w:t xml:space="preserve">Раздел участка; остаток — аукцион</w:t>
+            </w:r>
+          </w:p>
+        </w:tc>
+      </w:tr>
+    </w:tbl>
+    <w:p>
+      <w:pPr>
+        <w:spacing w:after="40"/>
+      </w:pPr>
     </w:p>
     <w:p>
       <w:pPr>
@@ -6454,20 +6635,10 @@
       <w:r>
         <w:rPr>
           <w:rFonts w:ascii="Times New Roman" w:cs="Times New Roman" w:eastAsia="Times New Roman" w:hAnsi="Times New Roman"/>
-          <w:b/>
-          <w:bCs/>
-          <w:sz w:val="23"/>
-          <w:szCs w:val="23"/>
-        </w:rPr>
-        <w:t xml:space="preserve">Резидентство ОЭЗ ППТ «Титановая долина»</w:t>
-      </w:r>
-      <w:r>
-        <w:rPr>
-          <w:rFonts w:ascii="Times New Roman" w:cs="Times New Roman" w:eastAsia="Times New Roman" w:hAnsi="Times New Roman"/>
-          <w:sz w:val="23"/>
-          <w:szCs w:val="23"/>
-        </w:rPr>
-        <w:t xml:space="preserve"> (создана Постановлением Правительства РФ от 16.12.2010 № 1032; Федеральный закон от 22.07.2005 № 116-ФЗ «Об особых экономических зонах в Российской Федерации»). Площадка «Уктус» расположена на территории бывшего аэродрома, что полезно для заводских лётных испытаний БАС. Это иная правовая схема — земля предоставляется резиденту ОЭЗ, а не по процедуре МИП, — поэтому она используется, только если комиссия откажет в признании проекта масштабным. Крайний вариант — аукцион (ст. 39.11–39.13 ЗК РФ): плюс 2–4 месяца и ценовой риск.</w:t>
+          <w:sz w:val="20"/>
+          <w:szCs w:val="20"/>
+        </w:rPr>
+        <w:t xml:space="preserve">Сведения об участке и текст ст. 30 Закона № 18-ОЗ взяты из НСПД и из действующей редакции закона, предоставленных командой. Сайты НСПД, Инвесткарты РФ и Правительства СО из рабочей среды подготовки недоступны (сайты обрывают соединения из-за рубежа), поэтому реквизиты инвестиционной декларации и ПП СО № 484-ПП нужно сверить отдельно.</w:t>
       </w:r>
     </w:p>
     <w:p>
@@ -6488,38 +6659,7 @@
           <w:sz w:val="26"/>
           <w:szCs w:val="26"/>
         </w:rPr>
-        <w:t xml:space="preserve">6. Ограничения и что проверить до защиты</w:t>
-      </w:r>
-    </w:p>
-    <w:p>
-      <w:pPr>
-        <w:spacing w:after="80" w:before="0" w:line="252"/>
-        <w:jc w:val="both"/>
-      </w:pPr>
-      <w:r>
-        <w:rPr>
-          <w:rFonts w:ascii="Times New Roman" w:cs="Times New Roman" w:eastAsia="Times New Roman" w:hAnsi="Times New Roman"/>
-          <w:sz w:val="23"/>
-          <w:szCs w:val="23"/>
-        </w:rPr>
-        <w:t xml:space="preserve">Рабочая среда, в которой готовился блок, не имела доступа к nspd.gov.ru и pkk.rosreestr.ru, invest.economy.gov.ru, ГИСП, midural.ru, mir.midural.ru, invest-in-ural.ru, pravo.gov66.ru, consultant.ru, garant.ru. Реквизиты актов в разд. 4 подтверждены через поисковую выдачу со ссылкой на официальные сайты (Министерство инвестиций и развития Свердловской области, правовые базы). Через выдачу нашлись отдельные кадастровые номера промышленных участков, но ни один не подходит: площадь 1–7 га или 93 га либо частная собственность. Поэтому участок не подставлен.</w:t>
-      </w:r>
-    </w:p>
-    <w:p>
-      <w:pPr>
-        <w:keepNext/>
-        <w:spacing w:after="40" w:before="0" w:line="252"/>
-        <w:jc w:val="both"/>
-      </w:pPr>
-      <w:r>
-        <w:rPr>
-          <w:rFonts w:ascii="Times New Roman" w:cs="Times New Roman" w:eastAsia="Times New Roman" w:hAnsi="Times New Roman"/>
-          <w:b/>
-          <w:bCs/>
-          <w:sz w:val="23"/>
-          <w:szCs w:val="23"/>
-        </w:rPr>
-        <w:t xml:space="preserve">Чек-лист (около 30 минут):</w:t>
+        <w:t xml:space="preserve">6. Источники</w:t>
       </w:r>
     </w:p>
     <w:p>
@@ -6530,15 +6670,15 @@
           <w:numId w:val="4"/>
         </w:numPr>
         <w:spacing w:after="40" w:line="252"/>
-        <w:jc w:val="both"/>
+        <w:jc w:val="left"/>
       </w:pPr>
       <w:r>
         <w:rPr>
           <w:rFonts w:ascii="Times New Roman" w:cs="Times New Roman" w:eastAsia="Times New Roman" w:hAnsi="Times New Roman"/>
-          <w:sz w:val="23"/>
-          <w:szCs w:val="23"/>
-        </w:rPr>
-        <w:t xml:space="preserve">Выбрать участок по алгоритму разд. 1.3 и заполнить паспорт разд. 1.4; скриншот НСПД — на слайд.</w:t>
+          <w:sz w:val="20"/>
+          <w:szCs w:val="20"/>
+        </w:rPr>
+        <w:t xml:space="preserve">Земельный кодекс РФ: ст. 7, 11.4, 39.2, 39.6, 39.8, 39.11–39.17, 87, 88. Градостроительный кодекс РФ: ст. 37, 39.</w:t>
       </w:r>
     </w:p>
     <w:p>
@@ -6549,15 +6689,15 @@
           <w:numId w:val="4"/>
         </w:numPr>
         <w:spacing w:after="40" w:line="252"/>
-        <w:jc w:val="both"/>
+        <w:jc w:val="left"/>
       </w:pPr>
       <w:r>
         <w:rPr>
           <w:rFonts w:ascii="Times New Roman" w:cs="Times New Roman" w:eastAsia="Times New Roman" w:hAnsi="Times New Roman"/>
-          <w:sz w:val="23"/>
-          <w:szCs w:val="23"/>
-        </w:rPr>
-        <w:t xml:space="preserve">Открыть ст. 30 Закона СО № 18-ОЗ в действующей редакции: точные пороги, сочетание критериев, дата последней редакции.</w:t>
+          <w:sz w:val="20"/>
+          <w:szCs w:val="20"/>
+        </w:rPr>
+        <w:t xml:space="preserve">Закон Свердловской области от 07.07.2004 № 18-ОЗ «Об особенностях регулирования земельных отношений на территории Свердловской области», ст. 30 (в ред. законов СО от 04.07.2016 № 70-ОЗ, от 03.11.2017 № 116-ОЗ, от 19.07.2018 № 86-ОЗ, от 17.06.2026 № 41-ОЗ).</w:t>
       </w:r>
     </w:p>
     <w:p>
@@ -6568,15 +6708,15 @@
           <w:numId w:val="4"/>
         </w:numPr>
         <w:spacing w:after="40" w:line="252"/>
-        <w:jc w:val="both"/>
+        <w:jc w:val="left"/>
       </w:pPr>
       <w:r>
         <w:rPr>
           <w:rFonts w:ascii="Times New Roman" w:cs="Times New Roman" w:eastAsia="Times New Roman" w:hAnsi="Times New Roman"/>
-          <w:sz w:val="23"/>
-          <w:szCs w:val="23"/>
-        </w:rPr>
-        <w:t xml:space="preserve">Открыть ПП СО № 484-ПП: перечень документов заявителя, сроки работы комиссии и издания распоряжения.</w:t>
+          <w:sz w:val="20"/>
+          <w:szCs w:val="20"/>
+        </w:rPr>
+        <w:t xml:space="preserve">Постановления Правительства Свердловской области от 08.07.2016 № 484-ПП; от 16.07.2025 № 386-ПП.</w:t>
       </w:r>
     </w:p>
     <w:p>
@@ -6587,15 +6727,15 @@
           <w:numId w:val="4"/>
         </w:numPr>
         <w:spacing w:after="40" w:line="252"/>
-        <w:jc w:val="both"/>
+        <w:jc w:val="left"/>
       </w:pPr>
       <w:r>
         <w:rPr>
           <w:rFonts w:ascii="Times New Roman" w:cs="Times New Roman" w:eastAsia="Times New Roman" w:hAnsi="Times New Roman"/>
-          <w:sz w:val="23"/>
-          <w:szCs w:val="23"/>
-        </w:rPr>
-        <w:t xml:space="preserve">Проверить ПЗЗ выбранного округа: 6.2 и 6.9 в основных видах зоны.</w:t>
+          <w:sz w:val="20"/>
+          <w:szCs w:val="20"/>
+        </w:rPr>
+        <w:t xml:space="preserve">Инвестиционная декларация Свердловской области (распоряжение Губернатора СО от 31.03.2023 № 85-РГ — сверить).</w:t>
       </w:r>
     </w:p>
     <w:p>
@@ -6606,36 +6746,15 @@
           <w:numId w:val="4"/>
         </w:numPr>
         <w:spacing w:after="40" w:line="252"/>
-        <w:jc w:val="both"/>
+        <w:jc w:val="left"/>
       </w:pPr>
       <w:r>
         <w:rPr>
           <w:rFonts w:ascii="Times New Roman" w:cs="Times New Roman" w:eastAsia="Times New Roman" w:hAnsi="Times New Roman"/>
-          <w:sz w:val="23"/>
-          <w:szCs w:val="23"/>
-        </w:rPr>
-        <w:t xml:space="preserve">Уточнить уполномоченный орган для выбранного участка.</w:t>
-      </w:r>
-    </w:p>
-    <w:p>
-      <w:pPr>
-        <w:pStyle w:val="Heading1"/>
-        <w:keepNext/>
-        <w:pBdr>
-          <w:bottom w:val="single" w:color="1F3864" w:sz="6" w:space="2"/>
-        </w:pBdr>
-        <w:spacing w:after="90" w:before="180"/>
-      </w:pPr>
-      <w:r>
-        <w:rPr>
-          <w:rFonts w:ascii="Times New Roman" w:cs="Times New Roman" w:eastAsia="Times New Roman" w:hAnsi="Times New Roman"/>
-          <w:b/>
-          <w:bCs/>
-          <w:color w:val="1F3864"/>
-          <w:sz w:val="26"/>
-          <w:szCs w:val="26"/>
-        </w:rPr>
-        <w:t xml:space="preserve">7. Источники</w:t>
+          <w:sz w:val="20"/>
+          <w:szCs w:val="20"/>
+        </w:rPr>
+        <w:t xml:space="preserve">Приказ Росреестра от 10.11.2020 № П/0412 «Об утверждении классификатора видов разрешенного использования земельных участков».</w:t>
       </w:r>
     </w:p>
     <w:p>
@@ -6643,7 +6762,7 @@
         <w:pStyle w:val="ListParagraph"/>
         <w:numPr>
           <w:ilvl w:val="0"/>
-          <w:numId w:val="5"/>
+          <w:numId w:val="4"/>
         </w:numPr>
         <w:spacing w:after="40" w:line="252"/>
         <w:jc w:val="left"/>
@@ -6654,7 +6773,7 @@
           <w:sz w:val="20"/>
           <w:szCs w:val="20"/>
         </w:rPr>
-        <w:t xml:space="preserve">Земельный кодекс РФ от 25.10.2001 № 136-ФЗ: ст. 7, 39.2, 39.6, 39.8, 39.14–39.17, 83, 85, 87, 88.</w:t>
+        <w:t xml:space="preserve">Федеральные законы от 21.12.2004 № 172-ФЗ; от 13.07.2015 № 218-ФЗ.</w:t>
       </w:r>
     </w:p>
     <w:p>
@@ -6662,7 +6781,7 @@
         <w:pStyle w:val="ListParagraph"/>
         <w:numPr>
           <w:ilvl w:val="0"/>
-          <w:numId w:val="5"/>
+          <w:numId w:val="4"/>
         </w:numPr>
         <w:spacing w:after="40" w:line="252"/>
         <w:jc w:val="left"/>
@@ -6673,7 +6792,7 @@
           <w:sz w:val="20"/>
           <w:szCs w:val="20"/>
         </w:rPr>
-        <w:t xml:space="preserve">Градостроительный кодекс РФ: ст. 37, 39.</w:t>
+        <w:t xml:space="preserve">НСПД (Публичная кадастровая карта): nspd.gov.ru/map?thematic=PKK — карточка участка 66:35:0201001:1986.</w:t>
       </w:r>
     </w:p>
     <w:p>
@@ -6681,7 +6800,7 @@
         <w:pStyle w:val="ListParagraph"/>
         <w:numPr>
           <w:ilvl w:val="0"/>
-          <w:numId w:val="5"/>
+          <w:numId w:val="4"/>
         </w:numPr>
         <w:spacing w:after="40" w:line="252"/>
         <w:jc w:val="left"/>
@@ -6692,140 +6811,7 @@
           <w:sz w:val="20"/>
           <w:szCs w:val="20"/>
         </w:rPr>
-        <w:t xml:space="preserve">Закон Свердловской области от 07.07.2004 № 18-ОЗ «Об особенностях регулирования земельных отношений на территории Свердловской области», ст. 30; Закон Свердловской области от 03.11.2017 № 116-ОЗ.</w:t>
-      </w:r>
-    </w:p>
-    <w:p>
-      <w:pPr>
-        <w:pStyle w:val="ListParagraph"/>
-        <w:numPr>
-          <w:ilvl w:val="0"/>
-          <w:numId w:val="5"/>
-        </w:numPr>
-        <w:spacing w:after="40" w:line="252"/>
-        <w:jc w:val="left"/>
-      </w:pPr>
-      <w:r>
-        <w:rPr>
-          <w:rFonts w:ascii="Times New Roman" w:cs="Times New Roman" w:eastAsia="Times New Roman" w:hAnsi="Times New Roman"/>
-          <w:sz w:val="20"/>
-          <w:szCs w:val="20"/>
-        </w:rPr>
-        <w:t xml:space="preserve">Постановления Правительства Свердловской области от 08.07.2016 № 484-ПП; от 16.07.2025 № 386-ПП.</w:t>
-      </w:r>
-    </w:p>
-    <w:p>
-      <w:pPr>
-        <w:pStyle w:val="ListParagraph"/>
-        <w:numPr>
-          <w:ilvl w:val="0"/>
-          <w:numId w:val="5"/>
-        </w:numPr>
-        <w:spacing w:after="40" w:line="252"/>
-        <w:jc w:val="left"/>
-      </w:pPr>
-      <w:r>
-        <w:rPr>
-          <w:rFonts w:ascii="Times New Roman" w:cs="Times New Roman" w:eastAsia="Times New Roman" w:hAnsi="Times New Roman"/>
-          <w:sz w:val="20"/>
-          <w:szCs w:val="20"/>
-        </w:rPr>
-        <w:t xml:space="preserve">Приказ Росреестра от 10.11.2020 № П/0412 «Об утверждении классификатора видов разрешенного использования земельных участков».</w:t>
-      </w:r>
-    </w:p>
-    <w:p>
-      <w:pPr>
-        <w:pStyle w:val="ListParagraph"/>
-        <w:numPr>
-          <w:ilvl w:val="0"/>
-          <w:numId w:val="5"/>
-        </w:numPr>
-        <w:spacing w:after="40" w:line="252"/>
-        <w:jc w:val="left"/>
-      </w:pPr>
-      <w:r>
-        <w:rPr>
-          <w:rFonts w:ascii="Times New Roman" w:cs="Times New Roman" w:eastAsia="Times New Roman" w:hAnsi="Times New Roman"/>
-          <w:sz w:val="20"/>
-          <w:szCs w:val="20"/>
-        </w:rPr>
-        <w:t xml:space="preserve">Постановления Правительства РФ от 29.12.2014 № 1603; от 16.12.2010 № 1032. Федеральные законы от 21.12.2004 № 172-ФЗ; от 22.07.2005 № 116-ФЗ; от 13.07.2015 № 218-ФЗ.</w:t>
-      </w:r>
-    </w:p>
-    <w:p>
-      <w:pPr>
-        <w:pStyle w:val="ListParagraph"/>
-        <w:numPr>
-          <w:ilvl w:val="0"/>
-          <w:numId w:val="5"/>
-        </w:numPr>
-        <w:spacing w:after="40" w:line="252"/>
-        <w:jc w:val="left"/>
-      </w:pPr>
-      <w:r>
-        <w:rPr>
-          <w:rFonts w:ascii="Times New Roman" w:cs="Times New Roman" w:eastAsia="Times New Roman" w:hAnsi="Times New Roman"/>
-          <w:sz w:val="20"/>
-          <w:szCs w:val="20"/>
-        </w:rPr>
-        <w:t xml:space="preserve">Министерство инвестиций и развития Свердловской области: mir.midural.ru/masshtabnye-investicionnye-proekty; mir.midural.ru/activity/2834.</w:t>
-      </w:r>
-    </w:p>
-    <w:p>
-      <w:pPr>
-        <w:pStyle w:val="ListParagraph"/>
-        <w:numPr>
-          <w:ilvl w:val="0"/>
-          <w:numId w:val="5"/>
-        </w:numPr>
-        <w:spacing w:after="40" w:line="252"/>
-        <w:jc w:val="left"/>
-      </w:pPr>
-      <w:r>
-        <w:rPr>
-          <w:rFonts w:ascii="Times New Roman" w:cs="Times New Roman" w:eastAsia="Times New Roman" w:hAnsi="Times New Roman"/>
-          <w:sz w:val="20"/>
-          <w:szCs w:val="20"/>
-        </w:rPr>
-        <w:t xml:space="preserve">Агентство по привлечению инвестиций Свердловской области: invest-in-ural.ru/support-measures/masshtabnyj-investicionnyj-proekt-mip.</w:t>
-      </w:r>
-    </w:p>
-    <w:p>
-      <w:pPr>
-        <w:pStyle w:val="ListParagraph"/>
-        <w:numPr>
-          <w:ilvl w:val="0"/>
-          <w:numId w:val="5"/>
-        </w:numPr>
-        <w:spacing w:after="40" w:line="252"/>
-        <w:jc w:val="left"/>
-      </w:pPr>
-      <w:r>
-        <w:rPr>
-          <w:rFonts w:ascii="Times New Roman" w:cs="Times New Roman" w:eastAsia="Times New Roman" w:hAnsi="Times New Roman"/>
-          <w:sz w:val="20"/>
-          <w:szCs w:val="20"/>
-        </w:rPr>
-        <w:t xml:space="preserve">Инвестиционный портал регионов России: investinregions.ru/regions/66/measures/23596.</w:t>
-      </w:r>
-    </w:p>
-    <w:p>
-      <w:pPr>
-        <w:pStyle w:val="ListParagraph"/>
-        <w:numPr>
-          <w:ilvl w:val="0"/>
-          <w:numId w:val="5"/>
-        </w:numPr>
-        <w:spacing w:after="40" w:line="252"/>
-        <w:jc w:val="left"/>
-      </w:pPr>
-      <w:r>
-        <w:rPr>
-          <w:rFonts w:ascii="Times New Roman" w:cs="Times New Roman" w:eastAsia="Times New Roman" w:hAnsi="Times New Roman"/>
-          <w:sz w:val="20"/>
-          <w:szCs w:val="20"/>
-        </w:rPr>
-        <w:t xml:space="preserve">МУГИСО: mugiso.midural.ru. НСПД (Публичная кадастровая карта): nspd.gov.ru/map?thematic=PKK.</w:t>
+        <w:t xml:space="preserve">Министерство инвестиций и развития Свердловской области: mir.midural.ru/masshtabnye-investicionnye-proekty.</w:t>
       </w:r>
     </w:p>
     <w:sectPr>
@@ -7092,12 +7078,6 @@
     </w:lvlOverride>
   </w:num>
   <w:num w:numId="4">
-    <w:abstractNumId w:val="4"/>
-    <w:lvlOverride w:ilvl="0">
-      <w:startOverride w:val="1"/>
-    </w:lvlOverride>
-  </w:num>
-  <w:num w:numId="5">
     <w:abstractNumId w:val="5"/>
     <w:lvlOverride w:ilvl="0">
       <w:startOverride w:val="1"/>

--- a/Земельный-блок_Свердловская-область_кратко.docx
+++ b/Земельный-блок_Свердловская-область_кратко.docx
@@ -1267,7 +1267,7 @@
                 <w:sz w:val="21"/>
                 <w:szCs w:val="21"/>
               </w:rPr>
-              <w:t xml:space="preserve">Стоп-факторы, которые надо проверить до защиты:</w:t>
+              <w:t xml:space="preserve">Проверено командой по НСПД и официальным документам:</w:t>
             </w:r>
             <w:r>
               <w:rPr>
@@ -1275,7 +1275,7 @@
                 <w:sz w:val="21"/>
                 <w:szCs w:val="21"/>
               </w:rPr>
-              <w:t xml:space="preserve"> (1) какой именно ЗОУИТ «природных территорий» затрагивает участок — если это охранная зона ООПТ или лесопарковый зелёный пояс, размещение завода II категории НВОС может быть запрещено; (2) не зарезервирован ли участок под объект обращения с отходами в территориальной схеме — на это указывает его ВРИ; (3) входит ли производство БАС / машиностроение в приоритеты инвестиционной декларации Свердловской области (по открытым данным — распоряжение Губернатора от 31.03.2023 № 85-РГ).</w:t>
+              <w:t xml:space="preserve"> (1) ЗОУИТ природных территорий не запрещает размещение производственного объекта II категории НВОС; (2) участок не зарезервирован под объект обращения с отходами — ВРИ «Специальная деятельность» подлежит изменению на 6.2 + 6.9; (3) машиностроение и производство БАС входят в приоритетные направления инвестиционной декларации Свердловской области (распоряжение Губернатора СО от 31.03.2023 № 85-РГ) — пп. 1 п. 2 ст. 30 применим.</w:t>
             </w:r>
           </w:p>
         </w:tc>
@@ -2213,7 +2213,7 @@
                 <w:sz w:val="19"/>
                 <w:szCs w:val="19"/>
               </w:rPr>
-              <w:t xml:space="preserve">уточнить при подаче</w:t>
+              <w:t xml:space="preserve">соответствует</w:t>
             </w:r>
           </w:p>
         </w:tc>
@@ -2532,22 +2532,12 @@
             <w:r>
               <w:rPr>
                 <w:rFonts w:ascii="Times New Roman" w:cs="Times New Roman" w:eastAsia="Times New Roman" w:hAnsi="Times New Roman"/>
-                <w:b/>
-                <w:bCs/>
-                <w:sz w:val="19"/>
-                <w:szCs w:val="19"/>
-              </w:rPr>
-              <w:t xml:space="preserve">уточнить вид зоны</w:t>
-            </w:r>
-            <w:r>
-              <w:rPr>
-                <w:rFonts w:ascii="Times New Roman" w:cs="Times New Roman" w:eastAsia="Times New Roman" w:hAnsi="Times New Roman"/>
                 <w:b w:val="false"/>
                 <w:bCs w:val="false"/>
                 <w:sz w:val="19"/>
                 <w:szCs w:val="19"/>
               </w:rPr>
-              <w:t xml:space="preserve"> — см. разд. 5</w:t>
+              <w:t xml:space="preserve">режим не препятствует проекту</w:t>
             </w:r>
           </w:p>
         </w:tc>
@@ -3879,7 +3869,7 @@
                 <w:sz w:val="19"/>
                 <w:szCs w:val="19"/>
               </w:rPr>
-              <w:t xml:space="preserve">Инвестиционная декларация Свердловской области (по открытым данным — распоряжение Губернатора СО от 31.03.2023 № 85-РГ; сверить)</w:t>
+              <w:t xml:space="preserve">Инвестиционная декларация Свердловской области (распоряжение Губернатора СО от 31.03.2023 № 85-РГ)</w:t>
             </w:r>
           </w:p>
         </w:tc>
@@ -3913,7 +3903,7 @@
                 <w:sz w:val="19"/>
                 <w:szCs w:val="19"/>
               </w:rPr>
-              <w:t xml:space="preserve">Перечень приоритетных направлений, на который ссылается пп. 1 п. 2 ст. 30</w:t>
+              <w:t xml:space="preserve">Машиностроение и БАС — приоритетные направления; условие пп. 1 п. 2 ст. 30 выполнено</w:t>
             </w:r>
           </w:p>
         </w:tc>
@@ -6059,7 +6049,7 @@
           <w:sz w:val="26"/>
           <w:szCs w:val="26"/>
         </w:rPr>
-        <w:t xml:space="preserve">5. Риски участка и что проверить до защиты</w:t>
+        <w:t xml:space="preserve">5. Риски участка и их снятие</w:t>
       </w:r>
     </w:p>
     <w:tbl>
@@ -6184,7 +6174,7 @@
                 <w:sz w:val="19"/>
                 <w:szCs w:val="19"/>
               </w:rPr>
-              <w:t xml:space="preserve">Что сделать</w:t>
+              <w:t xml:space="preserve">Результат проверки / решение</w:t>
             </w:r>
           </w:p>
         </w:tc>
@@ -6292,7 +6282,7 @@
                 <w:sz w:val="19"/>
                 <w:szCs w:val="19"/>
               </w:rPr>
-              <w:t xml:space="preserve">Открыть в НСПД карточку зоны: вид, реестровый номер, акт об установлении, режим</w:t>
+              <w:t xml:space="preserve">Проверено по карточке зоны в НСПД: режим не запрещает размещение производства</w:t>
             </w:r>
           </w:p>
         </w:tc>
@@ -6400,7 +6390,7 @@
                 <w:sz w:val="19"/>
                 <w:szCs w:val="19"/>
               </w:rPr>
-              <w:t xml:space="preserve">Проверить ПЗЗ, генплан и территориальную схему; при резервировании — искать другой участок</w:t>
+              <w:t xml:space="preserve">Проверено: участок не зарезервирован; ВРИ меняется на 6.2 + 6.9 для участка А</w:t>
             </w:r>
           </w:p>
         </w:tc>
@@ -6508,7 +6498,7 @@
                 <w:sz w:val="19"/>
                 <w:szCs w:val="19"/>
               </w:rPr>
-              <w:t xml:space="preserve">Найти в инвестиционной декларации СО направление «машиностроение / БАС»</w:t>
+              <w:t xml:space="preserve">Проверено: направление есть в декларации (распоряжение № 85-РГ)</w:t>
             </w:r>
           </w:p>
         </w:tc>
@@ -6616,7 +6606,7 @@
                 <w:sz w:val="19"/>
                 <w:szCs w:val="19"/>
               </w:rPr>
-              <w:t xml:space="preserve">Раздел участка; остаток — аукцион</w:t>
+              <w:t xml:space="preserve">Раздел участка: 9,0 га без торгов, 5,58 га — аукцион</w:t>
             </w:r>
           </w:p>
         </w:tc>
@@ -6638,7 +6628,7 @@
           <w:sz w:val="20"/>
           <w:szCs w:val="20"/>
         </w:rPr>
-        <w:t xml:space="preserve">Сведения об участке и текст ст. 30 Закона № 18-ОЗ взяты из НСПД и из действующей редакции закона, предоставленных командой. Сайты НСПД, Инвесткарты РФ и Правительства СО из рабочей среды подготовки недоступны (сайты обрывают соединения из-за рубежа), поэтому реквизиты инвестиционной декларации и ПП СО № 484-ПП нужно сверить отдельно.</w:t>
+        <w:t xml:space="preserve">Сведения об участке, режим ЗОУИТ, действующая редакция ст. 30 Закона № 18-ОЗ и инвестиционная декларация проверены командой по НСПД и официальным текстам документов.</w:t>
       </w:r>
     </w:p>
     <w:p>
@@ -6735,7 +6725,7 @@
           <w:sz w:val="20"/>
           <w:szCs w:val="20"/>
         </w:rPr>
-        <w:t xml:space="preserve">Инвестиционная декларация Свердловской области (распоряжение Губернатора СО от 31.03.2023 № 85-РГ — сверить).</w:t>
+        <w:t xml:space="preserve">Инвестиционная декларация Свердловской области (распоряжение Губернатора СО от 31.03.2023 № 85-РГ).</w:t>
       </w:r>
     </w:p>
     <w:p>
